--- a/Курсова робота/звіт.docx
+++ b/Курсова робота/звіт.docx
@@ -1641,7 +1641,7 @@
     <w:p>
       <w:pPr>
         <w:spacing w:line="360" w:lineRule="auto"/>
-        <w:ind w:left="0" w:firstLine="0"/>
+        <w:ind w:left="0" w:firstLine="708"/>
         <w:rPr>
           <w:color w:val="auto"/>
           <w:szCs w:val="28"/>
@@ -1655,14 +1655,557 @@
         <w:ind w:left="0" w:firstLine="0"/>
         <w:rPr>
           <w:rFonts w:ascii="Times New Roman" w:hAnsi="Times New Roman" w:cs="Times New Roman"/>
-          <w:b/>
-          <w:bCs/>
           <w:color w:val="auto"/>
           <w:sz w:val="28"/>
           <w:szCs w:val="28"/>
         </w:rPr>
       </w:pPr>
       <w:r>
+        <w:rPr>
+          <w:rStyle w:val="a7"/>
+          <w:rFonts w:ascii="Times New Roman" w:hAnsi="Times New Roman" w:cs="Times New Roman"/>
+          <w:color w:val="auto"/>
+          <w:sz w:val="28"/>
+          <w:szCs w:val="28"/>
+        </w:rPr>
+        <w:t>5.1 Використання принципів об’єктно-орієнтованого програмування</w:t>
+      </w:r>
+    </w:p>
+    <w:p>
+      <w:pPr>
+        <w:spacing w:before="100" w:beforeAutospacing="1" w:after="100" w:afterAutospacing="1" w:line="360" w:lineRule="auto"/>
+        <w:ind w:left="0" w:firstLine="708"/>
+        <w:rPr>
+          <w:color w:val="auto"/>
+          <w:szCs w:val="28"/>
+        </w:rPr>
+      </w:pPr>
+      <w:r>
+        <w:rPr>
+          <w:color w:val="auto"/>
+          <w:szCs w:val="28"/>
+        </w:rPr>
+        <w:t xml:space="preserve">При </w:t>
+      </w:r>
+      <w:proofErr w:type="spellStart"/>
+      <w:r>
+        <w:rPr>
+          <w:color w:val="auto"/>
+          <w:szCs w:val="28"/>
+        </w:rPr>
+        <w:t>проєктуванні</w:t>
+      </w:r>
+      <w:proofErr w:type="spellEnd"/>
+      <w:r>
+        <w:rPr>
+          <w:color w:val="auto"/>
+          <w:szCs w:val="28"/>
+        </w:rPr>
+        <w:t xml:space="preserve"> системи створення офісних документів були застосовані ключові принципи об'єктно-орієнтованого програмування: </w:t>
+      </w:r>
+      <w:r>
+        <w:rPr>
+          <w:rStyle w:val="a7"/>
+          <w:color w:val="auto"/>
+          <w:szCs w:val="28"/>
+        </w:rPr>
+        <w:t>інкапсуляція</w:t>
+      </w:r>
+      <w:r>
+        <w:rPr>
+          <w:color w:val="auto"/>
+          <w:szCs w:val="28"/>
+        </w:rPr>
+        <w:t xml:space="preserve">, </w:t>
+      </w:r>
+      <w:r>
+        <w:rPr>
+          <w:rStyle w:val="a7"/>
+          <w:color w:val="auto"/>
+          <w:szCs w:val="28"/>
+        </w:rPr>
+        <w:t>наслідування</w:t>
+      </w:r>
+      <w:r>
+        <w:rPr>
+          <w:color w:val="auto"/>
+          <w:szCs w:val="28"/>
+        </w:rPr>
+        <w:t xml:space="preserve">, </w:t>
+      </w:r>
+      <w:r>
+        <w:rPr>
+          <w:rStyle w:val="a7"/>
+          <w:color w:val="auto"/>
+          <w:szCs w:val="28"/>
+        </w:rPr>
+        <w:t>поліморфізм</w:t>
+      </w:r>
+      <w:r>
+        <w:rPr>
+          <w:color w:val="auto"/>
+          <w:szCs w:val="28"/>
+        </w:rPr>
+        <w:t xml:space="preserve"> та </w:t>
+      </w:r>
+      <w:r>
+        <w:rPr>
+          <w:rStyle w:val="a7"/>
+          <w:color w:val="auto"/>
+          <w:szCs w:val="28"/>
+        </w:rPr>
+        <w:t>абстракція</w:t>
+      </w:r>
+      <w:r>
+        <w:rPr>
+          <w:color w:val="auto"/>
+          <w:szCs w:val="28"/>
+        </w:rPr>
+        <w:t>. Вони забезпечили логічну організацію коду, повторне використання компонентів, гнучкість при зміні вимог і простоту масштабування системи.</w:t>
+      </w:r>
+    </w:p>
+    <w:p>
+      <w:pPr>
+        <w:pStyle w:val="4"/>
+        <w:spacing w:line="360" w:lineRule="auto"/>
+        <w:jc w:val="both"/>
+        <w:rPr>
+          <w:rFonts w:ascii="Times New Roman" w:hAnsi="Times New Roman" w:cs="Times New Roman"/>
+          <w:color w:val="auto"/>
+          <w:sz w:val="28"/>
+          <w:szCs w:val="28"/>
+        </w:rPr>
+      </w:pPr>
+      <w:r>
+        <w:rPr>
+          <w:rStyle w:val="a7"/>
+          <w:rFonts w:ascii="Times New Roman" w:hAnsi="Times New Roman" w:cs="Times New Roman"/>
+          <w:color w:val="auto"/>
+          <w:sz w:val="28"/>
+          <w:szCs w:val="28"/>
+        </w:rPr>
+        <w:t>Інкапсуляція</w:t>
+      </w:r>
+    </w:p>
+    <w:p>
+      <w:pPr>
+        <w:spacing w:before="100" w:beforeAutospacing="1" w:after="100" w:afterAutospacing="1" w:line="360" w:lineRule="auto"/>
+        <w:ind w:left="0" w:firstLine="708"/>
+        <w:rPr>
+          <w:color w:val="auto"/>
+          <w:szCs w:val="28"/>
+        </w:rPr>
+      </w:pPr>
+      <w:r>
+        <w:rPr>
+          <w:color w:val="auto"/>
+          <w:szCs w:val="28"/>
+        </w:rPr>
+        <w:t xml:space="preserve">Вся логіка, що стосується конкретного типу документа, зосереджена в межах відповідного класу. Спільні дані, як-от заголовок, автор і дата створення, </w:t>
+      </w:r>
+      <w:proofErr w:type="spellStart"/>
+      <w:r>
+        <w:rPr>
+          <w:color w:val="auto"/>
+          <w:szCs w:val="28"/>
+        </w:rPr>
+        <w:t>інкапсульовано</w:t>
+      </w:r>
+      <w:proofErr w:type="spellEnd"/>
+      <w:r>
+        <w:rPr>
+          <w:color w:val="auto"/>
+          <w:szCs w:val="28"/>
+        </w:rPr>
+        <w:t xml:space="preserve"> в базовому класі документа. Специфічні властивості (наприклад, тема презентації або терміновість листа) винесено у відповідні похідні класи.</w:t>
+      </w:r>
+    </w:p>
+    <w:p>
+      <w:pPr>
+        <w:spacing w:before="100" w:beforeAutospacing="1" w:after="100" w:afterAutospacing="1" w:line="360" w:lineRule="auto"/>
+        <w:ind w:left="0" w:firstLine="708"/>
+        <w:rPr>
+          <w:color w:val="auto"/>
+          <w:szCs w:val="28"/>
+        </w:rPr>
+      </w:pPr>
+      <w:r>
+        <w:rPr>
+          <w:color w:val="auto"/>
+          <w:szCs w:val="28"/>
+        </w:rPr>
+        <w:t xml:space="preserve">Використання властивостей і приватних полів забезпечує контроль доступу до даних та підтримку узгодженого стану об’єктів. Також у </w:t>
+      </w:r>
+      <w:proofErr w:type="spellStart"/>
+      <w:r>
+        <w:rPr>
+          <w:color w:val="auto"/>
+          <w:szCs w:val="28"/>
+        </w:rPr>
+        <w:t>ViewModel</w:t>
+      </w:r>
+      <w:proofErr w:type="spellEnd"/>
+      <w:r>
+        <w:rPr>
+          <w:color w:val="auto"/>
+          <w:szCs w:val="28"/>
+        </w:rPr>
+        <w:t xml:space="preserve"> доступ до полів реалізується через публічні API, що дозволяє дотримуватися принципу єдиної відповідальності.</w:t>
+      </w:r>
+    </w:p>
+    <w:p>
+      <w:pPr>
+        <w:pStyle w:val="4"/>
+        <w:spacing w:line="360" w:lineRule="auto"/>
+        <w:jc w:val="both"/>
+        <w:rPr>
+          <w:rFonts w:ascii="Times New Roman" w:hAnsi="Times New Roman" w:cs="Times New Roman"/>
+          <w:color w:val="auto"/>
+          <w:sz w:val="28"/>
+          <w:szCs w:val="28"/>
+        </w:rPr>
+      </w:pPr>
+      <w:r>
+        <w:rPr>
+          <w:rStyle w:val="a7"/>
+          <w:rFonts w:ascii="Times New Roman" w:hAnsi="Times New Roman" w:cs="Times New Roman"/>
+          <w:color w:val="auto"/>
+          <w:sz w:val="28"/>
+          <w:szCs w:val="28"/>
+        </w:rPr>
+        <w:t>Наслідування</w:t>
+      </w:r>
+    </w:p>
+    <w:p>
+      <w:pPr>
+        <w:spacing w:before="100" w:beforeAutospacing="1" w:after="100" w:afterAutospacing="1" w:line="360" w:lineRule="auto"/>
+        <w:ind w:left="0" w:firstLine="708"/>
+        <w:rPr>
+          <w:color w:val="auto"/>
+          <w:szCs w:val="28"/>
+        </w:rPr>
+      </w:pPr>
+      <w:r>
+        <w:rPr>
+          <w:color w:val="auto"/>
+          <w:szCs w:val="28"/>
+        </w:rPr>
+        <w:t xml:space="preserve">Ключовим елементом структури є абстрактний клас документа, який визначає основні спільні характеристики всіх документів. Класи </w:t>
+      </w:r>
+      <w:proofErr w:type="spellStart"/>
+      <w:r>
+        <w:rPr>
+          <w:rStyle w:val="HTML"/>
+          <w:rFonts w:ascii="Times New Roman" w:hAnsi="Times New Roman" w:cs="Times New Roman"/>
+          <w:color w:val="auto"/>
+          <w:sz w:val="28"/>
+          <w:szCs w:val="28"/>
+        </w:rPr>
+        <w:t>Report</w:t>
+      </w:r>
+      <w:proofErr w:type="spellEnd"/>
+      <w:r>
+        <w:rPr>
+          <w:color w:val="auto"/>
+          <w:szCs w:val="28"/>
+        </w:rPr>
+        <w:t xml:space="preserve">, </w:t>
+      </w:r>
+      <w:proofErr w:type="spellStart"/>
+      <w:r>
+        <w:rPr>
+          <w:rStyle w:val="HTML"/>
+          <w:rFonts w:ascii="Times New Roman" w:hAnsi="Times New Roman" w:cs="Times New Roman"/>
+          <w:color w:val="auto"/>
+          <w:sz w:val="28"/>
+          <w:szCs w:val="28"/>
+        </w:rPr>
+        <w:t>Letter</w:t>
+      </w:r>
+      <w:proofErr w:type="spellEnd"/>
+      <w:r>
+        <w:rPr>
+          <w:color w:val="auto"/>
+          <w:szCs w:val="28"/>
+        </w:rPr>
+        <w:t xml:space="preserve"> та </w:t>
+      </w:r>
+      <w:proofErr w:type="spellStart"/>
+      <w:r>
+        <w:rPr>
+          <w:rStyle w:val="HTML"/>
+          <w:rFonts w:ascii="Times New Roman" w:hAnsi="Times New Roman" w:cs="Times New Roman"/>
+          <w:color w:val="auto"/>
+          <w:sz w:val="28"/>
+          <w:szCs w:val="28"/>
+        </w:rPr>
+        <w:lastRenderedPageBreak/>
+        <w:t>Presentation</w:t>
+      </w:r>
+      <w:proofErr w:type="spellEnd"/>
+      <w:r>
+        <w:rPr>
+          <w:color w:val="auto"/>
+          <w:szCs w:val="28"/>
+        </w:rPr>
+        <w:t xml:space="preserve"> наслідують його, розширюючи функціональність відповідно до специфіки кожного типу.</w:t>
+      </w:r>
+    </w:p>
+    <w:p>
+      <w:pPr>
+        <w:spacing w:before="100" w:beforeAutospacing="1" w:after="100" w:afterAutospacing="1" w:line="360" w:lineRule="auto"/>
+        <w:ind w:left="0" w:firstLine="708"/>
+        <w:rPr>
+          <w:color w:val="auto"/>
+          <w:szCs w:val="28"/>
+        </w:rPr>
+      </w:pPr>
+      <w:r>
+        <w:rPr>
+          <w:color w:val="auto"/>
+          <w:szCs w:val="28"/>
+        </w:rPr>
+        <w:t>Такий підхід дозволяє уникнути дублювання коду та централізовано керувати загальними аспектами документів. У майбутньому це значно полегшує додавання нових типів документів.</w:t>
+      </w:r>
+    </w:p>
+    <w:p>
+      <w:pPr>
+        <w:pStyle w:val="4"/>
+        <w:spacing w:line="360" w:lineRule="auto"/>
+        <w:jc w:val="both"/>
+        <w:rPr>
+          <w:rFonts w:ascii="Times New Roman" w:hAnsi="Times New Roman" w:cs="Times New Roman"/>
+          <w:color w:val="auto"/>
+          <w:sz w:val="28"/>
+          <w:szCs w:val="28"/>
+        </w:rPr>
+      </w:pPr>
+      <w:r>
+        <w:rPr>
+          <w:rStyle w:val="a7"/>
+          <w:rFonts w:ascii="Times New Roman" w:hAnsi="Times New Roman" w:cs="Times New Roman"/>
+          <w:color w:val="auto"/>
+          <w:sz w:val="28"/>
+          <w:szCs w:val="28"/>
+        </w:rPr>
+        <w:t>Поліморфізм</w:t>
+      </w:r>
+    </w:p>
+    <w:p>
+      <w:pPr>
+        <w:spacing w:before="100" w:beforeAutospacing="1" w:after="100" w:afterAutospacing="1" w:line="360" w:lineRule="auto"/>
+        <w:ind w:left="0"/>
+        <w:rPr>
+          <w:color w:val="auto"/>
+          <w:szCs w:val="28"/>
+        </w:rPr>
+      </w:pPr>
+      <w:r>
+        <w:rPr>
+          <w:color w:val="auto"/>
+          <w:szCs w:val="28"/>
+        </w:rPr>
+        <w:t xml:space="preserve">Система </w:t>
+      </w:r>
+      <w:proofErr w:type="spellStart"/>
+      <w:r>
+        <w:rPr>
+          <w:color w:val="auto"/>
+          <w:szCs w:val="28"/>
+        </w:rPr>
+        <w:t>спроєктована</w:t>
+      </w:r>
+      <w:proofErr w:type="spellEnd"/>
+      <w:r>
+        <w:rPr>
+          <w:color w:val="auto"/>
+          <w:szCs w:val="28"/>
+        </w:rPr>
+        <w:t xml:space="preserve"> так, що робота з документами здійснюється через посилання на базовий тип. Наприклад, під час серіалізації або відображення деталей у вікні користувач бачить результат методу, спільного для всіх документів, але реалізованого по-різному для кожного типу.</w:t>
+      </w:r>
+    </w:p>
+    <w:p>
+      <w:pPr>
+        <w:spacing w:before="100" w:beforeAutospacing="1" w:after="100" w:afterAutospacing="1" w:line="360" w:lineRule="auto"/>
+        <w:ind w:left="0"/>
+        <w:rPr>
+          <w:color w:val="auto"/>
+          <w:szCs w:val="28"/>
+        </w:rPr>
+      </w:pPr>
+      <w:r>
+        <w:rPr>
+          <w:color w:val="auto"/>
+          <w:szCs w:val="28"/>
+        </w:rPr>
+        <w:t xml:space="preserve">Це забезпечує гнучкість: програма не потребує знати точний тип документа, щоб </w:t>
+      </w:r>
+      <w:proofErr w:type="spellStart"/>
+      <w:r>
+        <w:rPr>
+          <w:color w:val="auto"/>
+          <w:szCs w:val="28"/>
+        </w:rPr>
+        <w:t>коректно</w:t>
+      </w:r>
+      <w:proofErr w:type="spellEnd"/>
+      <w:r>
+        <w:rPr>
+          <w:color w:val="auto"/>
+          <w:szCs w:val="28"/>
+        </w:rPr>
+        <w:t xml:space="preserve"> з ним працювати. Достатньо викликати спільний метод, який реалізує очікувану поведінку згідно з типом.</w:t>
+      </w:r>
+    </w:p>
+    <w:p>
+      <w:pPr>
+        <w:pStyle w:val="4"/>
+        <w:spacing w:line="360" w:lineRule="auto"/>
+        <w:jc w:val="both"/>
+        <w:rPr>
+          <w:rFonts w:ascii="Times New Roman" w:hAnsi="Times New Roman" w:cs="Times New Roman"/>
+          <w:color w:val="auto"/>
+          <w:sz w:val="28"/>
+          <w:szCs w:val="28"/>
+        </w:rPr>
+      </w:pPr>
+      <w:r>
+        <w:rPr>
+          <w:rStyle w:val="a7"/>
+          <w:rFonts w:ascii="Times New Roman" w:hAnsi="Times New Roman" w:cs="Times New Roman"/>
+          <w:color w:val="auto"/>
+          <w:sz w:val="28"/>
+          <w:szCs w:val="28"/>
+        </w:rPr>
+        <w:t>Абстракція</w:t>
+      </w:r>
+    </w:p>
+    <w:p>
+      <w:pPr>
+        <w:spacing w:before="100" w:beforeAutospacing="1" w:after="100" w:afterAutospacing="1" w:line="360" w:lineRule="auto"/>
+        <w:ind w:left="0"/>
+        <w:rPr>
+          <w:color w:val="auto"/>
+          <w:szCs w:val="28"/>
+        </w:rPr>
+      </w:pPr>
+      <w:r>
+        <w:rPr>
+          <w:color w:val="auto"/>
+          <w:szCs w:val="28"/>
+        </w:rPr>
+        <w:t xml:space="preserve">Абстрактний клас документа та використання фабричних методів є прикладами ефективного застосування абстракції. Клас </w:t>
+      </w:r>
+      <w:proofErr w:type="spellStart"/>
+      <w:r>
+        <w:rPr>
+          <w:rStyle w:val="HTML"/>
+          <w:rFonts w:ascii="Times New Roman" w:hAnsi="Times New Roman" w:cs="Times New Roman"/>
+          <w:color w:val="auto"/>
+          <w:sz w:val="28"/>
+          <w:szCs w:val="28"/>
+        </w:rPr>
+        <w:t>DocumentFactory</w:t>
+      </w:r>
+      <w:proofErr w:type="spellEnd"/>
+      <w:r>
+        <w:rPr>
+          <w:color w:val="auto"/>
+          <w:szCs w:val="28"/>
+        </w:rPr>
+        <w:t xml:space="preserve"> приховує логіку створення конкретного типу документа від зовнішнього коду. Це дозволяє користувачу або іншій частині системи працювати з документами через спільний інтерфейс, не вдаючись до деталей реалізації.</w:t>
+      </w:r>
+    </w:p>
+    <w:p>
+      <w:pPr>
+        <w:spacing w:before="100" w:beforeAutospacing="1" w:after="100" w:afterAutospacing="1" w:line="360" w:lineRule="auto"/>
+        <w:ind w:left="0"/>
+        <w:rPr>
+          <w:color w:val="auto"/>
+          <w:szCs w:val="28"/>
+        </w:rPr>
+      </w:pPr>
+      <w:r>
+        <w:rPr>
+          <w:color w:val="auto"/>
+          <w:szCs w:val="28"/>
+        </w:rPr>
+        <w:t xml:space="preserve">Також важливою частиною абстракції є архітектурний шаблон MVVM, у якому кожен компонент виконує свою чітко визначену роль: </w:t>
+      </w:r>
+      <w:proofErr w:type="spellStart"/>
+      <w:r>
+        <w:rPr>
+          <w:color w:val="auto"/>
+          <w:szCs w:val="28"/>
+        </w:rPr>
+        <w:t>View</w:t>
+      </w:r>
+      <w:proofErr w:type="spellEnd"/>
+      <w:r>
+        <w:rPr>
+          <w:color w:val="auto"/>
+          <w:szCs w:val="28"/>
+        </w:rPr>
+        <w:t xml:space="preserve"> — інтерфейс, </w:t>
+      </w:r>
+      <w:proofErr w:type="spellStart"/>
+      <w:r>
+        <w:rPr>
+          <w:color w:val="auto"/>
+          <w:szCs w:val="28"/>
+        </w:rPr>
+        <w:t>ViewModel</w:t>
+      </w:r>
+      <w:proofErr w:type="spellEnd"/>
+      <w:r>
+        <w:rPr>
+          <w:color w:val="auto"/>
+          <w:szCs w:val="28"/>
+        </w:rPr>
+        <w:t xml:space="preserve"> — логіка, </w:t>
+      </w:r>
+      <w:proofErr w:type="spellStart"/>
+      <w:r>
+        <w:rPr>
+          <w:color w:val="auto"/>
+          <w:szCs w:val="28"/>
+        </w:rPr>
+        <w:t>Model</w:t>
+      </w:r>
+      <w:proofErr w:type="spellEnd"/>
+      <w:r>
+        <w:rPr>
+          <w:color w:val="auto"/>
+          <w:szCs w:val="28"/>
+        </w:rPr>
+        <w:t xml:space="preserve"> — дані. Це створює відокремлення обов’язків та забезпечує незалежність модулів.</w:t>
+      </w:r>
+    </w:p>
+    <w:p>
+      <w:pPr>
+        <w:spacing w:line="360" w:lineRule="auto"/>
+        <w:ind w:left="0" w:firstLine="708"/>
+        <w:rPr>
+          <w:color w:val="auto"/>
+          <w:szCs w:val="28"/>
+        </w:rPr>
+      </w:pPr>
+    </w:p>
+    <w:p>
+      <w:pPr>
+        <w:spacing w:line="360" w:lineRule="auto"/>
+        <w:ind w:left="0" w:firstLine="0"/>
+        <w:rPr>
+          <w:color w:val="auto"/>
+          <w:szCs w:val="28"/>
+        </w:rPr>
+      </w:pPr>
+    </w:p>
+    <w:p>
+      <w:pPr>
+        <w:pStyle w:val="3"/>
+        <w:spacing w:line="360" w:lineRule="auto"/>
+        <w:ind w:left="0" w:firstLine="0"/>
         <w:rPr>
           <w:rFonts w:ascii="Times New Roman" w:hAnsi="Times New Roman" w:cs="Times New Roman"/>
           <w:b/>
@@ -1671,6 +2214,17 @@
           <w:sz w:val="28"/>
           <w:szCs w:val="28"/>
         </w:rPr>
+      </w:pPr>
+      <w:r>
+        <w:rPr>
+          <w:rFonts w:ascii="Times New Roman" w:hAnsi="Times New Roman" w:cs="Times New Roman"/>
+          <w:b/>
+          <w:bCs/>
+          <w:color w:val="auto"/>
+          <w:sz w:val="28"/>
+          <w:szCs w:val="28"/>
+        </w:rPr>
+        <w:lastRenderedPageBreak/>
         <w:t>5.1 Опис архітектури (MVVM)</w:t>
       </w:r>
     </w:p>
@@ -2045,7 +2599,6 @@
                 <w:color w:val="auto"/>
                 <w:szCs w:val="28"/>
               </w:rPr>
-              <w:lastRenderedPageBreak/>
               <w:t>Тип документа</w:t>
             </w:r>
           </w:p>
@@ -2442,6 +2995,7 @@
           <w:color w:val="auto"/>
           <w:szCs w:val="28"/>
         </w:rPr>
+        <w:lastRenderedPageBreak/>
         <w:t>Abstract</w:t>
       </w:r>
       <w:proofErr w:type="spellEnd"/>
@@ -2938,15 +3492,7 @@
           <w:color w:val="auto"/>
           <w:szCs w:val="28"/>
         </w:rPr>
-        <w:t> </w:t>
-      </w:r>
-      <w:r>
-        <w:rPr>
-          <w:rStyle w:val="a7"/>
-          <w:color w:val="auto"/>
-          <w:szCs w:val="28"/>
-        </w:rPr>
-        <w:t>(</w:t>
+        <w:t> (</w:t>
       </w:r>
       <w:proofErr w:type="spellStart"/>
       <w:r>
@@ -3540,6 +4086,7 @@
           <w:sz w:val="28"/>
           <w:szCs w:val="28"/>
         </w:rPr>
+        <w:lastRenderedPageBreak/>
         <w:t>5.5 Таблиця з описом полів</w:t>
       </w:r>
     </w:p>
@@ -5042,7 +5589,6 @@
           <w:sz w:val="28"/>
           <w:szCs w:val="28"/>
         </w:rPr>
-        <w:lastRenderedPageBreak/>
         <w:t xml:space="preserve">5.7 </w:t>
       </w:r>
       <w:proofErr w:type="spellStart"/>
@@ -5336,6 +5882,7 @@
           <w:color w:val="auto"/>
           <w:szCs w:val="28"/>
         </w:rPr>
+        <w:lastRenderedPageBreak/>
         <w:t>Для презентації (</w:t>
       </w:r>
       <w:proofErr w:type="spellStart"/>
@@ -5736,7 +6283,6 @@
           <w:color w:val="auto"/>
           <w:szCs w:val="28"/>
         </w:rPr>
-        <w:lastRenderedPageBreak/>
         <w:t>Ці сценарії дозволяють користувачам легко створювати документи та зберігати їх у різних форматах без необхідності в глибоких знаннях програмування.</w:t>
       </w:r>
     </w:p>
@@ -5780,6 +6326,7 @@
           <w:sz w:val="28"/>
           <w:szCs w:val="28"/>
         </w:rPr>
+        <w:lastRenderedPageBreak/>
         <w:t>Висновок</w:t>
       </w:r>
     </w:p>
@@ -8296,18 +8843,7 @@
           <w:szCs w:val="28"/>
         </w:rPr>
         <w:lastRenderedPageBreak/>
-        <w:t xml:space="preserve">6.2 </w:t>
-      </w:r>
-      <w:r>
-        <w:rPr>
-          <w:rFonts w:ascii="Times New Roman" w:hAnsi="Times New Roman" w:cs="Times New Roman"/>
-          <w:b/>
-          <w:bCs/>
-          <w:color w:val="auto"/>
-          <w:sz w:val="28"/>
-          <w:szCs w:val="28"/>
-        </w:rPr>
-        <w:t>Приклад створення документа</w:t>
+        <w:t>6.2 Приклад створення документа</w:t>
       </w:r>
     </w:p>
     <w:p>
@@ -8404,39 +8940,7 @@
           <w:color w:val="auto"/>
           <w:szCs w:val="28"/>
         </w:rPr>
-        <w:t>Вибір</w:t>
-      </w:r>
-      <w:r>
-        <w:rPr>
-          <w:rStyle w:val="a7"/>
-          <w:color w:val="auto"/>
-          <w:szCs w:val="28"/>
-        </w:rPr>
-        <w:t> </w:t>
-      </w:r>
-      <w:r>
-        <w:rPr>
-          <w:rStyle w:val="a7"/>
-          <w:color w:val="auto"/>
-          <w:szCs w:val="28"/>
-        </w:rPr>
-        <w:t>типу</w:t>
-      </w:r>
-      <w:r>
-        <w:rPr>
-          <w:rStyle w:val="a7"/>
-          <w:color w:val="auto"/>
-          <w:szCs w:val="28"/>
-        </w:rPr>
-        <w:t> </w:t>
-      </w:r>
-      <w:r>
-        <w:rPr>
-          <w:rStyle w:val="a7"/>
-          <w:color w:val="auto"/>
-          <w:szCs w:val="28"/>
-        </w:rPr>
-        <w:t>документа</w:t>
+        <w:t>Вибір типу документа</w:t>
       </w:r>
       <w:r>
         <w:rPr>
@@ -13504,18 +14008,7 @@
           <w:sz w:val="28"/>
           <w:szCs w:val="28"/>
         </w:rPr>
-        <w:t xml:space="preserve">6.4 </w:t>
-      </w:r>
-      <w:r>
-        <w:rPr>
-          <w:rFonts w:ascii="Times New Roman" w:hAnsi="Times New Roman" w:cs="Times New Roman"/>
-          <w:b/>
-          <w:bCs/>
-          <w:color w:val="auto"/>
-          <w:sz w:val="28"/>
-          <w:szCs w:val="28"/>
-        </w:rPr>
-        <w:t>Завантаження шаблонів</w:t>
+        <w:t>6.4 Завантаження шаблонів</w:t>
       </w:r>
     </w:p>
     <w:p>
@@ -27387,6 +27880,7 @@
   <w:style w:type="character" w:default="1" w:styleId="a0">
     <w:name w:val="Default Paragraph Font"/>
     <w:uiPriority w:val="1"/>
+    <w:semiHidden/>
     <w:unhideWhenUsed/>
   </w:style>
   <w:style w:type="table" w:default="1" w:styleId="a1">

--- a/Курсова робота/звіт.docx
+++ b/Курсова робота/звіт.docx
@@ -730,7 +730,7 @@
           <w:r>
             <w:fldChar w:fldCharType="separate"/>
           </w:r>
-          <w:hyperlink w:anchor="_Toc198224958" w:history="1">
+          <w:hyperlink w:anchor="_Toc198225868" w:history="1">
             <w:r>
               <w:rPr>
                 <w:rStyle w:val="ad"/>
@@ -761,7 +761,7 @@
                 <w:bCs w:val="0"/>
                 <w:webHidden/>
               </w:rPr>
-              <w:instrText xml:space="preserve"> PAGEREF _Toc198224958 \h </w:instrText>
+              <w:instrText xml:space="preserve"> PAGEREF _Toc198225868 \h </w:instrText>
             </w:r>
             <w:r>
               <w:rPr>
@@ -784,7 +784,7 @@
                 <w:bCs w:val="0"/>
                 <w:webHidden/>
               </w:rPr>
-              <w:t>4</w:t>
+              <w:t>3</w:t>
             </w:r>
             <w:r>
               <w:rPr>
@@ -807,7 +807,7 @@
               <w:sz w:val="22"/>
             </w:rPr>
           </w:pPr>
-          <w:hyperlink w:anchor="_Toc198224959" w:history="1">
+          <w:hyperlink w:anchor="_Toc198225869" w:history="1">
             <w:r>
               <w:rPr>
                 <w:rStyle w:val="ad"/>
@@ -838,7 +838,7 @@
                 <w:bCs w:val="0"/>
                 <w:webHidden/>
               </w:rPr>
-              <w:instrText xml:space="preserve"> PAGEREF _Toc198224959 \h </w:instrText>
+              <w:instrText xml:space="preserve"> PAGEREF _Toc198225869 \h </w:instrText>
             </w:r>
             <w:r>
               <w:rPr>
@@ -861,7 +861,7 @@
                 <w:bCs w:val="0"/>
                 <w:webHidden/>
               </w:rPr>
-              <w:t>6</w:t>
+              <w:t>5</w:t>
             </w:r>
             <w:r>
               <w:rPr>
@@ -886,13 +886,13 @@
               <w:sz w:val="22"/>
             </w:rPr>
           </w:pPr>
-          <w:hyperlink w:anchor="_Toc198224960" w:history="1">
+          <w:hyperlink w:anchor="_Toc198225870" w:history="1">
             <w:r>
               <w:rPr>
                 <w:rStyle w:val="ad"/>
                 <w:noProof/>
               </w:rPr>
-              <w:t>1.1 Аналіз предметної області</w:t>
+              <w:t>1.1. Аналіз предметної області</w:t>
             </w:r>
             <w:r>
               <w:rPr>
@@ -913,7 +913,7 @@
                 <w:noProof/>
                 <w:webHidden/>
               </w:rPr>
-              <w:instrText xml:space="preserve"> PAGEREF _Toc198224960 \h </w:instrText>
+              <w:instrText xml:space="preserve"> PAGEREF _Toc198225870 \h </w:instrText>
             </w:r>
             <w:r>
               <w:rPr>
@@ -933,7 +933,7 @@
                 <w:noProof/>
                 <w:webHidden/>
               </w:rPr>
-              <w:t>6</w:t>
+              <w:t>5</w:t>
             </w:r>
             <w:r>
               <w:rPr>
@@ -957,13 +957,13 @@
               <w:sz w:val="22"/>
             </w:rPr>
           </w:pPr>
-          <w:hyperlink w:anchor="_Toc198224961" w:history="1">
+          <w:hyperlink w:anchor="_Toc198225871" w:history="1">
             <w:r>
               <w:rPr>
                 <w:rStyle w:val="ad"/>
                 <w:noProof/>
               </w:rPr>
-              <w:t>1.2 Проєктування системи</w:t>
+              <w:t>1.2. Проєктування системи</w:t>
             </w:r>
             <w:r>
               <w:rPr>
@@ -984,7 +984,7 @@
                 <w:noProof/>
                 <w:webHidden/>
               </w:rPr>
-              <w:instrText xml:space="preserve"> PAGEREF _Toc198224961 \h </w:instrText>
+              <w:instrText xml:space="preserve"> PAGEREF _Toc198225871 \h </w:instrText>
             </w:r>
             <w:r>
               <w:rPr>
@@ -1004,7 +1004,7 @@
                 <w:noProof/>
                 <w:webHidden/>
               </w:rPr>
-              <w:t>7</w:t>
+              <w:t>6</w:t>
             </w:r>
             <w:r>
               <w:rPr>
@@ -1028,13 +1028,13 @@
               <w:sz w:val="22"/>
             </w:rPr>
           </w:pPr>
-          <w:hyperlink w:anchor="_Toc198224962" w:history="1">
+          <w:hyperlink w:anchor="_Toc198225872" w:history="1">
             <w:r>
               <w:rPr>
                 <w:rStyle w:val="ad"/>
                 <w:noProof/>
               </w:rPr>
-              <w:t>1.2.1 Використання принципів об’єктно-орієнтованого програмування</w:t>
+              <w:t>1.2.1. Використання принципів об’єктно-орієнтованого програмування</w:t>
             </w:r>
             <w:r>
               <w:rPr>
@@ -1055,7 +1055,7 @@
                 <w:noProof/>
                 <w:webHidden/>
               </w:rPr>
-              <w:instrText xml:space="preserve"> PAGEREF _Toc198224962 \h </w:instrText>
+              <w:instrText xml:space="preserve"> PAGEREF _Toc198225872 \h </w:instrText>
             </w:r>
             <w:r>
               <w:rPr>
@@ -1075,7 +1075,7 @@
                 <w:noProof/>
                 <w:webHidden/>
               </w:rPr>
-              <w:t>7</w:t>
+              <w:t>6</w:t>
             </w:r>
             <w:r>
               <w:rPr>
@@ -1099,13 +1099,13 @@
               <w:sz w:val="22"/>
             </w:rPr>
           </w:pPr>
-          <w:hyperlink w:anchor="_Toc198224963" w:history="1">
+          <w:hyperlink w:anchor="_Toc198225873" w:history="1">
             <w:r>
               <w:rPr>
                 <w:rStyle w:val="ad"/>
                 <w:noProof/>
               </w:rPr>
-              <w:t>1.2.2 Опис архітектури (MVVM)</w:t>
+              <w:t>1.2.2. Опис архітектури (MVVM)</w:t>
             </w:r>
             <w:r>
               <w:rPr>
@@ -1126,7 +1126,7 @@
                 <w:noProof/>
                 <w:webHidden/>
               </w:rPr>
-              <w:instrText xml:space="preserve"> PAGEREF _Toc198224963 \h </w:instrText>
+              <w:instrText xml:space="preserve"> PAGEREF _Toc198225873 \h </w:instrText>
             </w:r>
             <w:r>
               <w:rPr>
@@ -1146,7 +1146,7 @@
                 <w:noProof/>
                 <w:webHidden/>
               </w:rPr>
-              <w:t>9</w:t>
+              <w:t>8</w:t>
             </w:r>
             <w:r>
               <w:rPr>
@@ -1170,13 +1170,13 @@
               <w:sz w:val="22"/>
             </w:rPr>
           </w:pPr>
-          <w:hyperlink w:anchor="_Toc198224964" w:history="1">
+          <w:hyperlink w:anchor="_Toc198225874" w:history="1">
             <w:r>
               <w:rPr>
                 <w:rStyle w:val="ad"/>
                 <w:noProof/>
               </w:rPr>
-              <w:t>1.2.3 Використання шаблонів проєктування</w:t>
+              <w:t>1.2.3. Використання шаблонів проєктування</w:t>
             </w:r>
             <w:r>
               <w:rPr>
@@ -1197,7 +1197,7 @@
                 <w:noProof/>
                 <w:webHidden/>
               </w:rPr>
-              <w:instrText xml:space="preserve"> PAGEREF _Toc198224964 \h </w:instrText>
+              <w:instrText xml:space="preserve"> PAGEREF _Toc198225874 \h </w:instrText>
             </w:r>
             <w:r>
               <w:rPr>
@@ -1217,7 +1217,7 @@
                 <w:noProof/>
                 <w:webHidden/>
               </w:rPr>
-              <w:t>9</w:t>
+              <w:t>8</w:t>
             </w:r>
             <w:r>
               <w:rPr>
@@ -1241,13 +1241,13 @@
               <w:sz w:val="22"/>
             </w:rPr>
           </w:pPr>
-          <w:hyperlink w:anchor="_Toc198224965" w:history="1">
+          <w:hyperlink w:anchor="_Toc198225875" w:history="1">
             <w:r>
               <w:rPr>
                 <w:rStyle w:val="ad"/>
                 <w:noProof/>
               </w:rPr>
-              <w:t>1.2.4 Опис класів</w:t>
+              <w:t>1.2.7. Валідація введених даних</w:t>
             </w:r>
             <w:r>
               <w:rPr>
@@ -1268,7 +1268,7 @@
                 <w:noProof/>
                 <w:webHidden/>
               </w:rPr>
-              <w:instrText xml:space="preserve"> PAGEREF _Toc198224965 \h </w:instrText>
+              <w:instrText xml:space="preserve"> PAGEREF _Toc198225875 \h </w:instrText>
             </w:r>
             <w:r>
               <w:rPr>
@@ -1288,7 +1288,7 @@
                 <w:noProof/>
                 <w:webHidden/>
               </w:rPr>
-              <w:t>10</w:t>
+              <w:t>11</w:t>
             </w:r>
             <w:r>
               <w:rPr>
@@ -1312,13 +1312,13 @@
               <w:sz w:val="22"/>
             </w:rPr>
           </w:pPr>
-          <w:hyperlink w:anchor="_Toc198224966" w:history="1">
+          <w:hyperlink w:anchor="_Toc198225876" w:history="1">
             <w:r>
               <w:rPr>
                 <w:rStyle w:val="ad"/>
                 <w:noProof/>
               </w:rPr>
-              <w:t>1.2.5 UML-діаграма класів</w:t>
+              <w:t>1.2.8 Сценарії використання</w:t>
             </w:r>
             <w:r>
               <w:rPr>
@@ -1339,7 +1339,7 @@
                 <w:noProof/>
                 <w:webHidden/>
               </w:rPr>
-              <w:instrText xml:space="preserve"> PAGEREF _Toc198224966 \h </w:instrText>
+              <w:instrText xml:space="preserve"> PAGEREF _Toc198225876 \h </w:instrText>
             </w:r>
             <w:r>
               <w:rPr>
@@ -1360,6 +1360,154 @@
                 <w:webHidden/>
               </w:rPr>
               <w:t>11</w:t>
+            </w:r>
+            <w:r>
+              <w:rPr>
+                <w:noProof/>
+                <w:webHidden/>
+              </w:rPr>
+              <w:fldChar w:fldCharType="end"/>
+            </w:r>
+          </w:hyperlink>
+        </w:p>
+        <w:p>
+          <w:pPr>
+            <w:pStyle w:val="12"/>
+            <w:rPr>
+              <w:rFonts w:asciiTheme="minorHAnsi" w:eastAsiaTheme="minorEastAsia" w:hAnsiTheme="minorHAnsi" w:cstheme="minorBidi"/>
+              <w:b w:val="0"/>
+              <w:bCs w:val="0"/>
+              <w:color w:val="auto"/>
+              <w:sz w:val="22"/>
+            </w:rPr>
+          </w:pPr>
+          <w:hyperlink w:anchor="_Toc198225877" w:history="1">
+            <w:r>
+              <w:rPr>
+                <w:rStyle w:val="ad"/>
+                <w:b w:val="0"/>
+                <w:bCs w:val="0"/>
+              </w:rPr>
+              <w:t>РОЗДІЛ 2. ПРАКТИЧНА ЧАСТИНА</w:t>
+            </w:r>
+            <w:r>
+              <w:rPr>
+                <w:b w:val="0"/>
+                <w:bCs w:val="0"/>
+                <w:webHidden/>
+              </w:rPr>
+              <w:tab/>
+            </w:r>
+            <w:r>
+              <w:rPr>
+                <w:b w:val="0"/>
+                <w:bCs w:val="0"/>
+                <w:webHidden/>
+              </w:rPr>
+              <w:fldChar w:fldCharType="begin"/>
+            </w:r>
+            <w:r>
+              <w:rPr>
+                <w:b w:val="0"/>
+                <w:bCs w:val="0"/>
+                <w:webHidden/>
+              </w:rPr>
+              <w:instrText xml:space="preserve"> PAGEREF _Toc198225877 \h </w:instrText>
+            </w:r>
+            <w:r>
+              <w:rPr>
+                <w:b w:val="0"/>
+                <w:bCs w:val="0"/>
+                <w:webHidden/>
+              </w:rPr>
+            </w:r>
+            <w:r>
+              <w:rPr>
+                <w:b w:val="0"/>
+                <w:bCs w:val="0"/>
+                <w:webHidden/>
+              </w:rPr>
+              <w:fldChar w:fldCharType="separate"/>
+            </w:r>
+            <w:r>
+              <w:rPr>
+                <w:b w:val="0"/>
+                <w:bCs w:val="0"/>
+                <w:webHidden/>
+              </w:rPr>
+              <w:t>13</w:t>
+            </w:r>
+            <w:r>
+              <w:rPr>
+                <w:b w:val="0"/>
+                <w:bCs w:val="0"/>
+                <w:webHidden/>
+              </w:rPr>
+              <w:fldChar w:fldCharType="end"/>
+            </w:r>
+          </w:hyperlink>
+        </w:p>
+        <w:p>
+          <w:pPr>
+            <w:pStyle w:val="21"/>
+            <w:tabs>
+              <w:tab w:val="right" w:leader="dot" w:pos="9628"/>
+            </w:tabs>
+            <w:rPr>
+              <w:rFonts w:asciiTheme="minorHAnsi" w:eastAsiaTheme="minorEastAsia" w:hAnsiTheme="minorHAnsi" w:cstheme="minorBidi"/>
+              <w:noProof/>
+              <w:color w:val="auto"/>
+              <w:sz w:val="22"/>
+            </w:rPr>
+          </w:pPr>
+          <w:hyperlink w:anchor="_Toc198225878" w:history="1">
+            <w:r>
+              <w:rPr>
+                <w:rStyle w:val="ad"/>
+                <w:noProof/>
+              </w:rPr>
+              <w:t>2.1 Опис реалізації</w:t>
+            </w:r>
+            <w:r>
+              <w:rPr>
+                <w:noProof/>
+                <w:webHidden/>
+              </w:rPr>
+              <w:tab/>
+            </w:r>
+            <w:r>
+              <w:rPr>
+                <w:noProof/>
+                <w:webHidden/>
+              </w:rPr>
+              <w:fldChar w:fldCharType="begin"/>
+            </w:r>
+            <w:r>
+              <w:rPr>
+                <w:noProof/>
+                <w:webHidden/>
+              </w:rPr>
+              <w:instrText xml:space="preserve"> PAGEREF _Toc198225878 \h </w:instrText>
+            </w:r>
+            <w:r>
+              <w:rPr>
+                <w:noProof/>
+                <w:webHidden/>
+              </w:rPr>
+            </w:r>
+            <w:r>
+              <w:rPr>
+                <w:noProof/>
+                <w:webHidden/>
+              </w:rPr>
+              <w:fldChar w:fldCharType="separate"/>
+            </w:r>
+            <w:r>
+              <w:rPr>
+                <w:noProof/>
+                <w:webHidden/>
+              </w:rPr>
+              <w:t>13</w:t>
             </w:r>
             <w:r>
               <w:rPr>
@@ -1383,13 +1531,13 @@
               <w:sz w:val="22"/>
             </w:rPr>
           </w:pPr>
-          <w:hyperlink w:anchor="_Toc198224967" w:history="1">
+          <w:hyperlink w:anchor="_Toc198225879" w:history="1">
             <w:r>
               <w:rPr>
                 <w:rStyle w:val="ad"/>
                 <w:noProof/>
               </w:rPr>
-              <w:t>1.2.6 Таблиця з описом полів</w:t>
+              <w:t>2.1.1 Структура проєкту</w:t>
             </w:r>
             <w:r>
               <w:rPr>
@@ -1410,7 +1558,7 @@
                 <w:noProof/>
                 <w:webHidden/>
               </w:rPr>
-              <w:instrText xml:space="preserve"> PAGEREF _Toc198224967 \h </w:instrText>
+              <w:instrText xml:space="preserve"> PAGEREF _Toc198225879 \h </w:instrText>
             </w:r>
             <w:r>
               <w:rPr>
@@ -1430,7 +1578,7 @@
                 <w:noProof/>
                 <w:webHidden/>
               </w:rPr>
-              <w:t>11</w:t>
+              <w:t>13</w:t>
             </w:r>
             <w:r>
               <w:rPr>
@@ -1454,13 +1602,13 @@
               <w:sz w:val="22"/>
             </w:rPr>
           </w:pPr>
-          <w:hyperlink w:anchor="_Toc198224968" w:history="1">
+          <w:hyperlink w:anchor="_Toc198225880" w:history="1">
             <w:r>
               <w:rPr>
                 <w:rStyle w:val="ad"/>
                 <w:noProof/>
               </w:rPr>
-              <w:t>1.2.7 Валідація введених даних</w:t>
+              <w:t>2.1.2 Приклад створення документа</w:t>
             </w:r>
             <w:r>
               <w:rPr>
@@ -1481,7 +1629,7 @@
                 <w:noProof/>
                 <w:webHidden/>
               </w:rPr>
-              <w:instrText xml:space="preserve"> PAGEREF _Toc198224968 \h </w:instrText>
+              <w:instrText xml:space="preserve"> PAGEREF _Toc198225880 \h </w:instrText>
             </w:r>
             <w:r>
               <w:rPr>
@@ -1501,7 +1649,7 @@
                 <w:noProof/>
                 <w:webHidden/>
               </w:rPr>
-              <w:t>12</w:t>
+              <w:t>15</w:t>
             </w:r>
             <w:r>
               <w:rPr>
@@ -1525,13 +1673,13 @@
               <w:sz w:val="22"/>
             </w:rPr>
           </w:pPr>
-          <w:hyperlink w:anchor="_Toc198224969" w:history="1">
+          <w:hyperlink w:anchor="_Toc198225881" w:history="1">
             <w:r>
               <w:rPr>
                 <w:rStyle w:val="ad"/>
                 <w:noProof/>
               </w:rPr>
-              <w:t>1.2.8 Сценарії використання</w:t>
+              <w:t>2.1.3 Збереження в JSON/XML</w:t>
             </w:r>
             <w:r>
               <w:rPr>
@@ -1552,7 +1700,7 @@
                 <w:noProof/>
                 <w:webHidden/>
               </w:rPr>
-              <w:instrText xml:space="preserve"> PAGEREF _Toc198224969 \h </w:instrText>
+              <w:instrText xml:space="preserve"> PAGEREF _Toc198225881 \h </w:instrText>
             </w:r>
             <w:r>
               <w:rPr>
@@ -1572,7 +1720,7 @@
                 <w:noProof/>
                 <w:webHidden/>
               </w:rPr>
-              <w:t>12</w:t>
+              <w:t>17</w:t>
             </w:r>
             <w:r>
               <w:rPr>
@@ -1585,75 +1733,211 @@
         </w:p>
         <w:p>
           <w:pPr>
-            <w:pStyle w:val="12"/>
+            <w:pStyle w:val="31"/>
+            <w:tabs>
+              <w:tab w:val="right" w:leader="dot" w:pos="9628"/>
+            </w:tabs>
             <w:rPr>
               <w:rFonts w:asciiTheme="minorHAnsi" w:eastAsiaTheme="minorEastAsia" w:hAnsiTheme="minorHAnsi" w:cstheme="minorBidi"/>
-              <w:b w:val="0"/>
-              <w:bCs w:val="0"/>
+              <w:noProof/>
               <w:color w:val="auto"/>
               <w:sz w:val="22"/>
             </w:rPr>
           </w:pPr>
-          <w:hyperlink w:anchor="_Toc198224970" w:history="1">
+          <w:hyperlink w:anchor="_Toc198225882" w:history="1">
             <w:r>
               <w:rPr>
                 <w:rStyle w:val="ad"/>
-                <w:b w:val="0"/>
-                <w:bCs w:val="0"/>
-              </w:rPr>
-              <w:t>РОЗДІЛ 2. ПРАКТИЧНА ЧАСТИНА</w:t>
+                <w:noProof/>
+              </w:rPr>
+              <w:t>2.1.4 Завантаження шаблонів</w:t>
             </w:r>
             <w:r>
               <w:rPr>
-                <w:b w:val="0"/>
-                <w:bCs w:val="0"/>
+                <w:noProof/>
                 <w:webHidden/>
               </w:rPr>
               <w:tab/>
             </w:r>
             <w:r>
               <w:rPr>
-                <w:b w:val="0"/>
-                <w:bCs w:val="0"/>
+                <w:noProof/>
                 <w:webHidden/>
               </w:rPr>
               <w:fldChar w:fldCharType="begin"/>
             </w:r>
             <w:r>
               <w:rPr>
-                <w:b w:val="0"/>
-                <w:bCs w:val="0"/>
+                <w:noProof/>
                 <w:webHidden/>
               </w:rPr>
-              <w:instrText xml:space="preserve"> PAGEREF _Toc198224970 \h </w:instrText>
+              <w:instrText xml:space="preserve"> PAGEREF _Toc198225882 \h </w:instrText>
             </w:r>
             <w:r>
               <w:rPr>
-                <w:b w:val="0"/>
-                <w:bCs w:val="0"/>
+                <w:noProof/>
                 <w:webHidden/>
               </w:rPr>
             </w:r>
             <w:r>
               <w:rPr>
-                <w:b w:val="0"/>
-                <w:bCs w:val="0"/>
+                <w:noProof/>
                 <w:webHidden/>
               </w:rPr>
               <w:fldChar w:fldCharType="separate"/>
             </w:r>
             <w:r>
               <w:rPr>
-                <w:b w:val="0"/>
-                <w:bCs w:val="0"/>
+                <w:noProof/>
                 <w:webHidden/>
               </w:rPr>
-              <w:t>14</w:t>
+              <w:t>19</w:t>
             </w:r>
             <w:r>
               <w:rPr>
-                <w:b w:val="0"/>
-                <w:bCs w:val="0"/>
+                <w:noProof/>
+                <w:webHidden/>
+              </w:rPr>
+              <w:fldChar w:fldCharType="end"/>
+            </w:r>
+          </w:hyperlink>
+        </w:p>
+        <w:p>
+          <w:pPr>
+            <w:pStyle w:val="31"/>
+            <w:tabs>
+              <w:tab w:val="right" w:leader="dot" w:pos="9628"/>
+            </w:tabs>
+            <w:rPr>
+              <w:rFonts w:asciiTheme="minorHAnsi" w:eastAsiaTheme="minorEastAsia" w:hAnsiTheme="minorHAnsi" w:cstheme="minorBidi"/>
+              <w:noProof/>
+              <w:color w:val="auto"/>
+              <w:sz w:val="22"/>
+            </w:rPr>
+          </w:pPr>
+          <w:hyperlink w:anchor="_Toc198225883" w:history="1">
+            <w:r>
+              <w:rPr>
+                <w:rStyle w:val="ad"/>
+                <w:noProof/>
+              </w:rPr>
+              <w:t>2.1.5 Очищення полів, вивід інформації</w:t>
+            </w:r>
+            <w:r>
+              <w:rPr>
+                <w:noProof/>
+                <w:webHidden/>
+              </w:rPr>
+              <w:tab/>
+            </w:r>
+            <w:r>
+              <w:rPr>
+                <w:noProof/>
+                <w:webHidden/>
+              </w:rPr>
+              <w:fldChar w:fldCharType="begin"/>
+            </w:r>
+            <w:r>
+              <w:rPr>
+                <w:noProof/>
+                <w:webHidden/>
+              </w:rPr>
+              <w:instrText xml:space="preserve"> PAGEREF _Toc198225883 \h </w:instrText>
+            </w:r>
+            <w:r>
+              <w:rPr>
+                <w:noProof/>
+                <w:webHidden/>
+              </w:rPr>
+            </w:r>
+            <w:r>
+              <w:rPr>
+                <w:noProof/>
+                <w:webHidden/>
+              </w:rPr>
+              <w:fldChar w:fldCharType="separate"/>
+            </w:r>
+            <w:r>
+              <w:rPr>
+                <w:noProof/>
+                <w:webHidden/>
+              </w:rPr>
+              <w:t>19</w:t>
+            </w:r>
+            <w:r>
+              <w:rPr>
+                <w:noProof/>
+                <w:webHidden/>
+              </w:rPr>
+              <w:fldChar w:fldCharType="end"/>
+            </w:r>
+          </w:hyperlink>
+        </w:p>
+        <w:p>
+          <w:pPr>
+            <w:pStyle w:val="31"/>
+            <w:tabs>
+              <w:tab w:val="right" w:leader="dot" w:pos="9628"/>
+            </w:tabs>
+            <w:rPr>
+              <w:rFonts w:asciiTheme="minorHAnsi" w:eastAsiaTheme="minorEastAsia" w:hAnsiTheme="minorHAnsi" w:cstheme="minorBidi"/>
+              <w:noProof/>
+              <w:color w:val="auto"/>
+              <w:sz w:val="22"/>
+            </w:rPr>
+          </w:pPr>
+          <w:hyperlink w:anchor="_Toc198225884" w:history="1">
+            <w:r>
+              <w:rPr>
+                <w:rStyle w:val="ad"/>
+                <w:noProof/>
+              </w:rPr>
+              <w:t>2.1.6 Приклад одного збереженого файлу (JSON/XML)</w:t>
+            </w:r>
+            <w:r>
+              <w:rPr>
+                <w:noProof/>
+                <w:webHidden/>
+              </w:rPr>
+              <w:tab/>
+            </w:r>
+            <w:r>
+              <w:rPr>
+                <w:noProof/>
+                <w:webHidden/>
+              </w:rPr>
+              <w:fldChar w:fldCharType="begin"/>
+            </w:r>
+            <w:r>
+              <w:rPr>
+                <w:noProof/>
+                <w:webHidden/>
+              </w:rPr>
+              <w:instrText xml:space="preserve"> PAGEREF _Toc198225884 \h </w:instrText>
+            </w:r>
+            <w:r>
+              <w:rPr>
+                <w:noProof/>
+                <w:webHidden/>
+              </w:rPr>
+            </w:r>
+            <w:r>
+              <w:rPr>
+                <w:noProof/>
+                <w:webHidden/>
+              </w:rPr>
+              <w:fldChar w:fldCharType="separate"/>
+            </w:r>
+            <w:r>
+              <w:rPr>
+                <w:noProof/>
+                <w:webHidden/>
+              </w:rPr>
+              <w:t>20</w:t>
+            </w:r>
+            <w:r>
+              <w:rPr>
+                <w:noProof/>
                 <w:webHidden/>
               </w:rPr>
               <w:fldChar w:fldCharType="end"/>
@@ -1673,13 +1957,13 @@
               <w:sz w:val="22"/>
             </w:rPr>
           </w:pPr>
-          <w:hyperlink w:anchor="_Toc198224971" w:history="1">
+          <w:hyperlink w:anchor="_Toc198225885" w:history="1">
             <w:r>
               <w:rPr>
                 <w:rStyle w:val="ad"/>
                 <w:noProof/>
               </w:rPr>
-              <w:t>2.1 Опис реалізації</w:t>
+              <w:t>2.2 Інтерфейс користувача</w:t>
             </w:r>
             <w:r>
               <w:rPr>
@@ -1700,7 +1984,7 @@
                 <w:noProof/>
                 <w:webHidden/>
               </w:rPr>
-              <w:instrText xml:space="preserve"> PAGEREF _Toc198224971 \h </w:instrText>
+              <w:instrText xml:space="preserve"> PAGEREF _Toc198225885 \h </w:instrText>
             </w:r>
             <w:r>
               <w:rPr>
@@ -1720,7 +2004,78 @@
                 <w:noProof/>
                 <w:webHidden/>
               </w:rPr>
-              <w:t>14</w:t>
+              <w:t>21</w:t>
+            </w:r>
+            <w:r>
+              <w:rPr>
+                <w:noProof/>
+                <w:webHidden/>
+              </w:rPr>
+              <w:fldChar w:fldCharType="end"/>
+            </w:r>
+          </w:hyperlink>
+        </w:p>
+        <w:p>
+          <w:pPr>
+            <w:pStyle w:val="21"/>
+            <w:tabs>
+              <w:tab w:val="right" w:leader="dot" w:pos="9628"/>
+            </w:tabs>
+            <w:rPr>
+              <w:rFonts w:asciiTheme="minorHAnsi" w:eastAsiaTheme="minorEastAsia" w:hAnsiTheme="minorHAnsi" w:cstheme="minorBidi"/>
+              <w:noProof/>
+              <w:color w:val="auto"/>
+              <w:sz w:val="22"/>
+            </w:rPr>
+          </w:pPr>
+          <w:hyperlink w:anchor="_Toc198225886" w:history="1">
+            <w:r>
+              <w:rPr>
+                <w:rStyle w:val="ad"/>
+                <w:noProof/>
+              </w:rPr>
+              <w:t>2.3 Тестування та налагодження</w:t>
+            </w:r>
+            <w:r>
+              <w:rPr>
+                <w:noProof/>
+                <w:webHidden/>
+              </w:rPr>
+              <w:tab/>
+            </w:r>
+            <w:r>
+              <w:rPr>
+                <w:noProof/>
+                <w:webHidden/>
+              </w:rPr>
+              <w:fldChar w:fldCharType="begin"/>
+            </w:r>
+            <w:r>
+              <w:rPr>
+                <w:noProof/>
+                <w:webHidden/>
+              </w:rPr>
+              <w:instrText xml:space="preserve"> PAGEREF _Toc198225886 \h </w:instrText>
+            </w:r>
+            <w:r>
+              <w:rPr>
+                <w:noProof/>
+                <w:webHidden/>
+              </w:rPr>
+            </w:r>
+            <w:r>
+              <w:rPr>
+                <w:noProof/>
+                <w:webHidden/>
+              </w:rPr>
+              <w:fldChar w:fldCharType="separate"/>
+            </w:r>
+            <w:r>
+              <w:rPr>
+                <w:noProof/>
+                <w:webHidden/>
+              </w:rPr>
+              <w:t>26</w:t>
             </w:r>
             <w:r>
               <w:rPr>
@@ -1744,13 +2099,13 @@
               <w:sz w:val="22"/>
             </w:rPr>
           </w:pPr>
-          <w:hyperlink w:anchor="_Toc198224972" w:history="1">
+          <w:hyperlink w:anchor="_Toc198225887" w:history="1">
             <w:r>
               <w:rPr>
                 <w:rStyle w:val="ad"/>
                 <w:noProof/>
               </w:rPr>
-              <w:t>2.1.1 Структура проєкту</w:t>
+              <w:t>2.3.1 Тестування інтерфейсу користувача</w:t>
             </w:r>
             <w:r>
               <w:rPr>
@@ -1771,7 +2126,7 @@
                 <w:noProof/>
                 <w:webHidden/>
               </w:rPr>
-              <w:instrText xml:space="preserve"> PAGEREF _Toc198224972 \h </w:instrText>
+              <w:instrText xml:space="preserve"> PAGEREF _Toc198225887 \h </w:instrText>
             </w:r>
             <w:r>
               <w:rPr>
@@ -1791,7 +2146,7 @@
                 <w:noProof/>
                 <w:webHidden/>
               </w:rPr>
-              <w:t>14</w:t>
+              <w:t>26</w:t>
             </w:r>
             <w:r>
               <w:rPr>
@@ -1815,13 +2170,13 @@
               <w:sz w:val="22"/>
             </w:rPr>
           </w:pPr>
-          <w:hyperlink w:anchor="_Toc198224973" w:history="1">
+          <w:hyperlink w:anchor="_Toc198225888" w:history="1">
             <w:r>
               <w:rPr>
                 <w:rStyle w:val="ad"/>
                 <w:noProof/>
               </w:rPr>
-              <w:t>2.1.2 Приклад створення документа</w:t>
+              <w:t>2.3.2 Тестування функцій збереження та завантаження</w:t>
             </w:r>
             <w:r>
               <w:rPr>
@@ -1842,7 +2197,7 @@
                 <w:noProof/>
                 <w:webHidden/>
               </w:rPr>
-              <w:instrText xml:space="preserve"> PAGEREF _Toc198224973 \h </w:instrText>
+              <w:instrText xml:space="preserve"> PAGEREF _Toc198225888 \h </w:instrText>
             </w:r>
             <w:r>
               <w:rPr>
@@ -1862,7 +2217,7 @@
                 <w:noProof/>
                 <w:webHidden/>
               </w:rPr>
-              <w:t>16</w:t>
+              <w:t>27</w:t>
             </w:r>
             <w:r>
               <w:rPr>
@@ -1886,13 +2241,13 @@
               <w:sz w:val="22"/>
             </w:rPr>
           </w:pPr>
-          <w:hyperlink w:anchor="_Toc198224974" w:history="1">
+          <w:hyperlink w:anchor="_Toc198225889" w:history="1">
             <w:r>
               <w:rPr>
                 <w:rStyle w:val="ad"/>
                 <w:noProof/>
               </w:rPr>
-              <w:t>2.1.3 Збереження в JSON/XML</w:t>
+              <w:t>2.3.3 Перевірка на обробку помилок</w:t>
             </w:r>
             <w:r>
               <w:rPr>
@@ -1913,7 +2268,7 @@
                 <w:noProof/>
                 <w:webHidden/>
               </w:rPr>
-              <w:instrText xml:space="preserve"> PAGEREF _Toc198224974 \h </w:instrText>
+              <w:instrText xml:space="preserve"> PAGEREF _Toc198225889 \h </w:instrText>
             </w:r>
             <w:r>
               <w:rPr>
@@ -1933,7 +2288,7 @@
                 <w:noProof/>
                 <w:webHidden/>
               </w:rPr>
-              <w:t>18</w:t>
+              <w:t>28</w:t>
             </w:r>
             <w:r>
               <w:rPr>
@@ -1957,13 +2312,13 @@
               <w:sz w:val="22"/>
             </w:rPr>
           </w:pPr>
-          <w:hyperlink w:anchor="_Toc198224975" w:history="1">
+          <w:hyperlink w:anchor="_Toc198225890" w:history="1">
             <w:r>
               <w:rPr>
                 <w:rStyle w:val="ad"/>
                 <w:noProof/>
               </w:rPr>
-              <w:t>2.1.4 Завантаження шаблонів</w:t>
+              <w:t>2.3.4 Тестування продуктивності</w:t>
             </w:r>
             <w:r>
               <w:rPr>
@@ -1984,7 +2339,7 @@
                 <w:noProof/>
                 <w:webHidden/>
               </w:rPr>
-              <w:instrText xml:space="preserve"> PAGEREF _Toc198224975 \h </w:instrText>
+              <w:instrText xml:space="preserve"> PAGEREF _Toc198225890 \h </w:instrText>
             </w:r>
             <w:r>
               <w:rPr>
@@ -2004,7 +2359,7 @@
                 <w:noProof/>
                 <w:webHidden/>
               </w:rPr>
-              <w:t>20</w:t>
+              <w:t>29</w:t>
             </w:r>
             <w:r>
               <w:rPr>
@@ -2028,13 +2383,13 @@
               <w:sz w:val="22"/>
             </w:rPr>
           </w:pPr>
-          <w:hyperlink w:anchor="_Toc198224976" w:history="1">
+          <w:hyperlink w:anchor="_Toc198225891" w:history="1">
             <w:r>
               <w:rPr>
                 <w:rStyle w:val="ad"/>
                 <w:noProof/>
               </w:rPr>
-              <w:t>2.1.5 Очищення полів, вивід інформації</w:t>
+              <w:t>2.3.5 Підсумки тестування</w:t>
             </w:r>
             <w:r>
               <w:rPr>
@@ -2055,7 +2410,7 @@
                 <w:noProof/>
                 <w:webHidden/>
               </w:rPr>
-              <w:instrText xml:space="preserve"> PAGEREF _Toc198224976 \h </w:instrText>
+              <w:instrText xml:space="preserve"> PAGEREF _Toc198225891 \h </w:instrText>
             </w:r>
             <w:r>
               <w:rPr>
@@ -2075,575 +2430,7 @@
                 <w:noProof/>
                 <w:webHidden/>
               </w:rPr>
-              <w:t>20</w:t>
-            </w:r>
-            <w:r>
-              <w:rPr>
-                <w:noProof/>
-                <w:webHidden/>
-              </w:rPr>
-              <w:fldChar w:fldCharType="end"/>
-            </w:r>
-          </w:hyperlink>
-        </w:p>
-        <w:p>
-          <w:pPr>
-            <w:pStyle w:val="31"/>
-            <w:tabs>
-              <w:tab w:val="right" w:leader="dot" w:pos="9628"/>
-            </w:tabs>
-            <w:rPr>
-              <w:rFonts w:asciiTheme="minorHAnsi" w:eastAsiaTheme="minorEastAsia" w:hAnsiTheme="minorHAnsi" w:cstheme="minorBidi"/>
-              <w:noProof/>
-              <w:color w:val="auto"/>
-              <w:sz w:val="22"/>
-            </w:rPr>
-          </w:pPr>
-          <w:hyperlink w:anchor="_Toc198224977" w:history="1">
-            <w:r>
-              <w:rPr>
-                <w:rStyle w:val="ad"/>
-                <w:noProof/>
-              </w:rPr>
-              <w:t>2.1.6 Приклад одного збереженого файлу (JSON/XML)</w:t>
-            </w:r>
-            <w:r>
-              <w:rPr>
-                <w:noProof/>
-                <w:webHidden/>
-              </w:rPr>
-              <w:tab/>
-            </w:r>
-            <w:r>
-              <w:rPr>
-                <w:noProof/>
-                <w:webHidden/>
-              </w:rPr>
-              <w:fldChar w:fldCharType="begin"/>
-            </w:r>
-            <w:r>
-              <w:rPr>
-                <w:noProof/>
-                <w:webHidden/>
-              </w:rPr>
-              <w:instrText xml:space="preserve"> PAGEREF _Toc198224977 \h </w:instrText>
-            </w:r>
-            <w:r>
-              <w:rPr>
-                <w:noProof/>
-                <w:webHidden/>
-              </w:rPr>
-            </w:r>
-            <w:r>
-              <w:rPr>
-                <w:noProof/>
-                <w:webHidden/>
-              </w:rPr>
-              <w:fldChar w:fldCharType="separate"/>
-            </w:r>
-            <w:r>
-              <w:rPr>
-                <w:noProof/>
-                <w:webHidden/>
-              </w:rPr>
-              <w:t>21</w:t>
-            </w:r>
-            <w:r>
-              <w:rPr>
-                <w:noProof/>
-                <w:webHidden/>
-              </w:rPr>
-              <w:fldChar w:fldCharType="end"/>
-            </w:r>
-          </w:hyperlink>
-        </w:p>
-        <w:p>
-          <w:pPr>
-            <w:pStyle w:val="21"/>
-            <w:tabs>
-              <w:tab w:val="right" w:leader="dot" w:pos="9628"/>
-            </w:tabs>
-            <w:rPr>
-              <w:rFonts w:asciiTheme="minorHAnsi" w:eastAsiaTheme="minorEastAsia" w:hAnsiTheme="minorHAnsi" w:cstheme="minorBidi"/>
-              <w:noProof/>
-              <w:color w:val="auto"/>
-              <w:sz w:val="22"/>
-            </w:rPr>
-          </w:pPr>
-          <w:hyperlink w:anchor="_Toc198224978" w:history="1">
-            <w:r>
-              <w:rPr>
-                <w:rStyle w:val="ad"/>
-                <w:noProof/>
-              </w:rPr>
-              <w:t>2.2 Інтерфейс користувача</w:t>
-            </w:r>
-            <w:r>
-              <w:rPr>
-                <w:noProof/>
-                <w:webHidden/>
-              </w:rPr>
-              <w:tab/>
-            </w:r>
-            <w:r>
-              <w:rPr>
-                <w:noProof/>
-                <w:webHidden/>
-              </w:rPr>
-              <w:fldChar w:fldCharType="begin"/>
-            </w:r>
-            <w:r>
-              <w:rPr>
-                <w:noProof/>
-                <w:webHidden/>
-              </w:rPr>
-              <w:instrText xml:space="preserve"> PAGEREF _Toc198224978 \h </w:instrText>
-            </w:r>
-            <w:r>
-              <w:rPr>
-                <w:noProof/>
-                <w:webHidden/>
-              </w:rPr>
-            </w:r>
-            <w:r>
-              <w:rPr>
-                <w:noProof/>
-                <w:webHidden/>
-              </w:rPr>
-              <w:fldChar w:fldCharType="separate"/>
-            </w:r>
-            <w:r>
-              <w:rPr>
-                <w:noProof/>
-                <w:webHidden/>
-              </w:rPr>
-              <w:t>22</w:t>
-            </w:r>
-            <w:r>
-              <w:rPr>
-                <w:noProof/>
-                <w:webHidden/>
-              </w:rPr>
-              <w:fldChar w:fldCharType="end"/>
-            </w:r>
-          </w:hyperlink>
-        </w:p>
-        <w:p>
-          <w:pPr>
-            <w:pStyle w:val="21"/>
-            <w:tabs>
-              <w:tab w:val="right" w:leader="dot" w:pos="9628"/>
-            </w:tabs>
-            <w:rPr>
-              <w:rFonts w:asciiTheme="minorHAnsi" w:eastAsiaTheme="minorEastAsia" w:hAnsiTheme="minorHAnsi" w:cstheme="minorBidi"/>
-              <w:noProof/>
-              <w:color w:val="auto"/>
-              <w:sz w:val="22"/>
-            </w:rPr>
-          </w:pPr>
-          <w:hyperlink w:anchor="_Toc198224979" w:history="1">
-            <w:r>
-              <w:rPr>
-                <w:rStyle w:val="ad"/>
-                <w:noProof/>
-              </w:rPr>
-              <w:t>2.3 Тестування та налагодження</w:t>
-            </w:r>
-            <w:r>
-              <w:rPr>
-                <w:noProof/>
-                <w:webHidden/>
-              </w:rPr>
-              <w:tab/>
-            </w:r>
-            <w:r>
-              <w:rPr>
-                <w:noProof/>
-                <w:webHidden/>
-              </w:rPr>
-              <w:fldChar w:fldCharType="begin"/>
-            </w:r>
-            <w:r>
-              <w:rPr>
-                <w:noProof/>
-                <w:webHidden/>
-              </w:rPr>
-              <w:instrText xml:space="preserve"> PAGEREF _Toc198224979 \h </w:instrText>
-            </w:r>
-            <w:r>
-              <w:rPr>
-                <w:noProof/>
-                <w:webHidden/>
-              </w:rPr>
-            </w:r>
-            <w:r>
-              <w:rPr>
-                <w:noProof/>
-                <w:webHidden/>
-              </w:rPr>
-              <w:fldChar w:fldCharType="separate"/>
-            </w:r>
-            <w:r>
-              <w:rPr>
-                <w:noProof/>
-                <w:webHidden/>
-              </w:rPr>
-              <w:t>27</w:t>
-            </w:r>
-            <w:r>
-              <w:rPr>
-                <w:noProof/>
-                <w:webHidden/>
-              </w:rPr>
-              <w:fldChar w:fldCharType="end"/>
-            </w:r>
-          </w:hyperlink>
-        </w:p>
-        <w:p>
-          <w:pPr>
-            <w:pStyle w:val="31"/>
-            <w:tabs>
-              <w:tab w:val="right" w:leader="dot" w:pos="9628"/>
-            </w:tabs>
-            <w:rPr>
-              <w:rFonts w:asciiTheme="minorHAnsi" w:eastAsiaTheme="minorEastAsia" w:hAnsiTheme="minorHAnsi" w:cstheme="minorBidi"/>
-              <w:noProof/>
-              <w:color w:val="auto"/>
-              <w:sz w:val="22"/>
-            </w:rPr>
-          </w:pPr>
-          <w:hyperlink w:anchor="_Toc198224980" w:history="1">
-            <w:r>
-              <w:rPr>
-                <w:rStyle w:val="ad"/>
-                <w:noProof/>
-              </w:rPr>
-              <w:t>2.3.1 Тестування інтерфейсу користувача</w:t>
-            </w:r>
-            <w:r>
-              <w:rPr>
-                <w:noProof/>
-                <w:webHidden/>
-              </w:rPr>
-              <w:tab/>
-            </w:r>
-            <w:r>
-              <w:rPr>
-                <w:noProof/>
-                <w:webHidden/>
-              </w:rPr>
-              <w:fldChar w:fldCharType="begin"/>
-            </w:r>
-            <w:r>
-              <w:rPr>
-                <w:noProof/>
-                <w:webHidden/>
-              </w:rPr>
-              <w:instrText xml:space="preserve"> PAGEREF _Toc198224980 \h </w:instrText>
-            </w:r>
-            <w:r>
-              <w:rPr>
-                <w:noProof/>
-                <w:webHidden/>
-              </w:rPr>
-            </w:r>
-            <w:r>
-              <w:rPr>
-                <w:noProof/>
-                <w:webHidden/>
-              </w:rPr>
-              <w:fldChar w:fldCharType="separate"/>
-            </w:r>
-            <w:r>
-              <w:rPr>
-                <w:noProof/>
-                <w:webHidden/>
-              </w:rPr>
-              <w:t>27</w:t>
-            </w:r>
-            <w:r>
-              <w:rPr>
-                <w:noProof/>
-                <w:webHidden/>
-              </w:rPr>
-              <w:fldChar w:fldCharType="end"/>
-            </w:r>
-          </w:hyperlink>
-        </w:p>
-        <w:p>
-          <w:pPr>
-            <w:pStyle w:val="31"/>
-            <w:tabs>
-              <w:tab w:val="right" w:leader="dot" w:pos="9628"/>
-            </w:tabs>
-            <w:rPr>
-              <w:rFonts w:asciiTheme="minorHAnsi" w:eastAsiaTheme="minorEastAsia" w:hAnsiTheme="minorHAnsi" w:cstheme="minorBidi"/>
-              <w:noProof/>
-              <w:color w:val="auto"/>
-              <w:sz w:val="22"/>
-            </w:rPr>
-          </w:pPr>
-          <w:hyperlink w:anchor="_Toc198224981" w:history="1">
-            <w:r>
-              <w:rPr>
-                <w:rStyle w:val="ad"/>
-                <w:noProof/>
-              </w:rPr>
-              <w:t>2.3.2 Тестування функцій збереження та завантаження</w:t>
-            </w:r>
-            <w:r>
-              <w:rPr>
-                <w:noProof/>
-                <w:webHidden/>
-              </w:rPr>
-              <w:tab/>
-            </w:r>
-            <w:r>
-              <w:rPr>
-                <w:noProof/>
-                <w:webHidden/>
-              </w:rPr>
-              <w:fldChar w:fldCharType="begin"/>
-            </w:r>
-            <w:r>
-              <w:rPr>
-                <w:noProof/>
-                <w:webHidden/>
-              </w:rPr>
-              <w:instrText xml:space="preserve"> PAGEREF _Toc198224981 \h </w:instrText>
-            </w:r>
-            <w:r>
-              <w:rPr>
-                <w:noProof/>
-                <w:webHidden/>
-              </w:rPr>
-            </w:r>
-            <w:r>
-              <w:rPr>
-                <w:noProof/>
-                <w:webHidden/>
-              </w:rPr>
-              <w:fldChar w:fldCharType="separate"/>
-            </w:r>
-            <w:r>
-              <w:rPr>
-                <w:noProof/>
-                <w:webHidden/>
-              </w:rPr>
-              <w:t>28</w:t>
-            </w:r>
-            <w:r>
-              <w:rPr>
-                <w:noProof/>
-                <w:webHidden/>
-              </w:rPr>
-              <w:fldChar w:fldCharType="end"/>
-            </w:r>
-          </w:hyperlink>
-        </w:p>
-        <w:p>
-          <w:pPr>
-            <w:pStyle w:val="31"/>
-            <w:tabs>
-              <w:tab w:val="right" w:leader="dot" w:pos="9628"/>
-            </w:tabs>
-            <w:rPr>
-              <w:rFonts w:asciiTheme="minorHAnsi" w:eastAsiaTheme="minorEastAsia" w:hAnsiTheme="minorHAnsi" w:cstheme="minorBidi"/>
-              <w:noProof/>
-              <w:color w:val="auto"/>
-              <w:sz w:val="22"/>
-            </w:rPr>
-          </w:pPr>
-          <w:hyperlink w:anchor="_Toc198224982" w:history="1">
-            <w:r>
-              <w:rPr>
-                <w:rStyle w:val="ad"/>
-                <w:noProof/>
-              </w:rPr>
-              <w:t>2.3.3 Перевірка на обробку помилок</w:t>
-            </w:r>
-            <w:r>
-              <w:rPr>
-                <w:noProof/>
-                <w:webHidden/>
-              </w:rPr>
-              <w:tab/>
-            </w:r>
-            <w:r>
-              <w:rPr>
-                <w:noProof/>
-                <w:webHidden/>
-              </w:rPr>
-              <w:fldChar w:fldCharType="begin"/>
-            </w:r>
-            <w:r>
-              <w:rPr>
-                <w:noProof/>
-                <w:webHidden/>
-              </w:rPr>
-              <w:instrText xml:space="preserve"> PAGEREF _Toc198224982 \h </w:instrText>
-            </w:r>
-            <w:r>
-              <w:rPr>
-                <w:noProof/>
-                <w:webHidden/>
-              </w:rPr>
-            </w:r>
-            <w:r>
-              <w:rPr>
-                <w:noProof/>
-                <w:webHidden/>
-              </w:rPr>
-              <w:fldChar w:fldCharType="separate"/>
-            </w:r>
-            <w:r>
-              <w:rPr>
-                <w:noProof/>
-                <w:webHidden/>
-              </w:rPr>
-              <w:t>29</w:t>
-            </w:r>
-            <w:r>
-              <w:rPr>
-                <w:noProof/>
-                <w:webHidden/>
-              </w:rPr>
-              <w:fldChar w:fldCharType="end"/>
-            </w:r>
-          </w:hyperlink>
-        </w:p>
-        <w:p>
-          <w:pPr>
-            <w:pStyle w:val="31"/>
-            <w:tabs>
-              <w:tab w:val="right" w:leader="dot" w:pos="9628"/>
-            </w:tabs>
-            <w:rPr>
-              <w:rFonts w:asciiTheme="minorHAnsi" w:eastAsiaTheme="minorEastAsia" w:hAnsiTheme="minorHAnsi" w:cstheme="minorBidi"/>
-              <w:noProof/>
-              <w:color w:val="auto"/>
-              <w:sz w:val="22"/>
-            </w:rPr>
-          </w:pPr>
-          <w:hyperlink w:anchor="_Toc198224983" w:history="1">
-            <w:r>
-              <w:rPr>
-                <w:rStyle w:val="ad"/>
-                <w:noProof/>
-              </w:rPr>
-              <w:t>2.3.4 Тестування продуктивності</w:t>
-            </w:r>
-            <w:r>
-              <w:rPr>
-                <w:noProof/>
-                <w:webHidden/>
-              </w:rPr>
-              <w:tab/>
-            </w:r>
-            <w:r>
-              <w:rPr>
-                <w:noProof/>
-                <w:webHidden/>
-              </w:rPr>
-              <w:fldChar w:fldCharType="begin"/>
-            </w:r>
-            <w:r>
-              <w:rPr>
-                <w:noProof/>
-                <w:webHidden/>
-              </w:rPr>
-              <w:instrText xml:space="preserve"> PAGEREF _Toc198224983 \h </w:instrText>
-            </w:r>
-            <w:r>
-              <w:rPr>
-                <w:noProof/>
-                <w:webHidden/>
-              </w:rPr>
-            </w:r>
-            <w:r>
-              <w:rPr>
-                <w:noProof/>
-                <w:webHidden/>
-              </w:rPr>
-              <w:fldChar w:fldCharType="separate"/>
-            </w:r>
-            <w:r>
-              <w:rPr>
-                <w:noProof/>
-                <w:webHidden/>
-              </w:rPr>
               <w:t>30</w:t>
-            </w:r>
-            <w:r>
-              <w:rPr>
-                <w:noProof/>
-                <w:webHidden/>
-              </w:rPr>
-              <w:fldChar w:fldCharType="end"/>
-            </w:r>
-          </w:hyperlink>
-        </w:p>
-        <w:p>
-          <w:pPr>
-            <w:pStyle w:val="31"/>
-            <w:tabs>
-              <w:tab w:val="right" w:leader="dot" w:pos="9628"/>
-            </w:tabs>
-            <w:rPr>
-              <w:rFonts w:asciiTheme="minorHAnsi" w:eastAsiaTheme="minorEastAsia" w:hAnsiTheme="minorHAnsi" w:cstheme="minorBidi"/>
-              <w:noProof/>
-              <w:color w:val="auto"/>
-              <w:sz w:val="22"/>
-            </w:rPr>
-          </w:pPr>
-          <w:hyperlink w:anchor="_Toc198224984" w:history="1">
-            <w:r>
-              <w:rPr>
-                <w:rStyle w:val="ad"/>
-                <w:noProof/>
-              </w:rPr>
-              <w:t>2.3.5 Підсумки тестування</w:t>
-            </w:r>
-            <w:r>
-              <w:rPr>
-                <w:noProof/>
-                <w:webHidden/>
-              </w:rPr>
-              <w:tab/>
-            </w:r>
-            <w:r>
-              <w:rPr>
-                <w:noProof/>
-                <w:webHidden/>
-              </w:rPr>
-              <w:fldChar w:fldCharType="begin"/>
-            </w:r>
-            <w:r>
-              <w:rPr>
-                <w:noProof/>
-                <w:webHidden/>
-              </w:rPr>
-              <w:instrText xml:space="preserve"> PAGEREF _Toc198224984 \h </w:instrText>
-            </w:r>
-            <w:r>
-              <w:rPr>
-                <w:noProof/>
-                <w:webHidden/>
-              </w:rPr>
-            </w:r>
-            <w:r>
-              <w:rPr>
-                <w:noProof/>
-                <w:webHidden/>
-              </w:rPr>
-              <w:fldChar w:fldCharType="separate"/>
-            </w:r>
-            <w:r>
-              <w:rPr>
-                <w:noProof/>
-                <w:webHidden/>
-              </w:rPr>
-              <w:t>31</w:t>
             </w:r>
             <w:r>
               <w:rPr>
@@ -2665,7 +2452,7 @@
               <w:sz w:val="22"/>
             </w:rPr>
           </w:pPr>
-          <w:hyperlink w:anchor="_Toc198224985" w:history="1">
+          <w:hyperlink w:anchor="_Toc198225892" w:history="1">
             <w:r>
               <w:rPr>
                 <w:rStyle w:val="ad"/>
@@ -2696,7 +2483,7 @@
                 <w:bCs w:val="0"/>
                 <w:webHidden/>
               </w:rPr>
-              <w:instrText xml:space="preserve"> PAGEREF _Toc198224985 \h </w:instrText>
+              <w:instrText xml:space="preserve"> PAGEREF _Toc198225892 \h </w:instrText>
             </w:r>
             <w:r>
               <w:rPr>
@@ -2719,7 +2506,7 @@
                 <w:bCs w:val="0"/>
                 <w:webHidden/>
               </w:rPr>
-              <w:t>32</w:t>
+              <w:t>31</w:t>
             </w:r>
             <w:r>
               <w:rPr>
@@ -2742,7 +2529,7 @@
               <w:sz w:val="22"/>
             </w:rPr>
           </w:pPr>
-          <w:hyperlink w:anchor="_Toc198224986" w:history="1">
+          <w:hyperlink w:anchor="_Toc198225893" w:history="1">
             <w:r>
               <w:rPr>
                 <w:rStyle w:val="ad"/>
@@ -2773,7 +2560,7 @@
                 <w:bCs w:val="0"/>
                 <w:webHidden/>
               </w:rPr>
-              <w:instrText xml:space="preserve"> PAGEREF _Toc198224986 \h </w:instrText>
+              <w:instrText xml:space="preserve"> PAGEREF _Toc198225893 \h </w:instrText>
             </w:r>
             <w:r>
               <w:rPr>
@@ -2796,7 +2583,7 @@
                 <w:bCs w:val="0"/>
                 <w:webHidden/>
               </w:rPr>
-              <w:t>34</w:t>
+              <w:t>33</w:t>
             </w:r>
             <w:r>
               <w:rPr>
@@ -2813,11 +2600,13 @@
             <w:pStyle w:val="12"/>
             <w:rPr>
               <w:rFonts w:asciiTheme="minorHAnsi" w:eastAsiaTheme="minorEastAsia" w:hAnsiTheme="minorHAnsi" w:cstheme="minorBidi"/>
+              <w:b w:val="0"/>
+              <w:bCs w:val="0"/>
               <w:color w:val="auto"/>
               <w:sz w:val="22"/>
             </w:rPr>
           </w:pPr>
-          <w:hyperlink w:anchor="_Toc198224987" w:history="1">
+          <w:hyperlink w:anchor="_Toc198225894" w:history="1">
             <w:r>
               <w:rPr>
                 <w:rStyle w:val="ad"/>
@@ -2848,7 +2637,7 @@
                 <w:bCs w:val="0"/>
                 <w:webHidden/>
               </w:rPr>
-              <w:instrText xml:space="preserve"> PAGEREF _Toc198224987 \h </w:instrText>
+              <w:instrText xml:space="preserve"> PAGEREF _Toc198225894 \h </w:instrText>
             </w:r>
             <w:r>
               <w:rPr>
@@ -2871,7 +2660,7 @@
                 <w:bCs w:val="0"/>
                 <w:webHidden/>
               </w:rPr>
-              <w:t>35</w:t>
+              <w:t>34</w:t>
             </w:r>
             <w:r>
               <w:rPr>
@@ -2895,8 +2684,6 @@
         </w:p>
       </w:sdtContent>
     </w:sdt>
-    <w:p/>
-    <w:p/>
     <w:p>
       <w:pPr>
         <w:spacing w:after="160" w:line="259" w:lineRule="auto"/>
@@ -2907,18 +2694,12 @@
           <w:color w:val="auto"/>
         </w:rPr>
       </w:pPr>
-      <w:r>
-        <w:rPr>
-          <w:color w:val="auto"/>
-        </w:rPr>
-        <w:br w:type="page"/>
-      </w:r>
     </w:p>
     <w:p>
       <w:pPr>
         <w:pStyle w:val="1"/>
       </w:pPr>
-      <w:bookmarkStart w:id="2" w:name="_Toc198224958"/>
+      <w:bookmarkStart w:id="2" w:name="_Toc198225868"/>
       <w:r>
         <w:lastRenderedPageBreak/>
         <w:t>ВСТУП</w:t>
@@ -3367,7 +3148,7 @@
       <w:pPr>
         <w:pStyle w:val="1"/>
       </w:pPr>
-      <w:bookmarkStart w:id="3" w:name="_Toc198224959"/>
+      <w:bookmarkStart w:id="3" w:name="_Toc198225869"/>
       <w:r>
         <w:lastRenderedPageBreak/>
         <w:t>РОЗДІЛ 1. ТЕОРЕТИЧНА ЧАСТИНА</w:t>
@@ -3378,9 +3159,15 @@
       <w:pPr>
         <w:pStyle w:val="2"/>
       </w:pPr>
-      <w:bookmarkStart w:id="4" w:name="_Toc198224960"/>
-      <w:r>
-        <w:t xml:space="preserve">1.1 </w:t>
+      <w:bookmarkStart w:id="4" w:name="_Toc198225870"/>
+      <w:r>
+        <w:t>1.1</w:t>
+      </w:r>
+      <w:r>
+        <w:t>.</w:t>
+      </w:r>
+      <w:r>
+        <w:t xml:space="preserve"> </w:t>
       </w:r>
       <w:r>
         <w:t>А</w:t>
@@ -3832,9 +3619,15 @@
       <w:pPr>
         <w:pStyle w:val="2"/>
       </w:pPr>
-      <w:bookmarkStart w:id="5" w:name="_Toc198224961"/>
-      <w:r>
-        <w:t xml:space="preserve">1.2 </w:t>
+      <w:bookmarkStart w:id="5" w:name="_Toc198225871"/>
+      <w:r>
+        <w:t>1.2</w:t>
+      </w:r>
+      <w:r>
+        <w:t>.</w:t>
+      </w:r>
+      <w:r>
+        <w:t xml:space="preserve"> </w:t>
       </w:r>
       <w:proofErr w:type="spellStart"/>
       <w:r>
@@ -3898,7 +3691,7 @@
       <w:pPr>
         <w:pStyle w:val="3"/>
       </w:pPr>
-      <w:bookmarkStart w:id="6" w:name="_Toc198224962"/>
+      <w:bookmarkStart w:id="6" w:name="_Toc198225872"/>
       <w:r>
         <w:rPr>
           <w:rStyle w:val="a7"/>
@@ -3909,6 +3702,9 @@
       </w:r>
       <w:r>
         <w:t>.2.1</w:t>
+      </w:r>
+      <w:r>
+        <w:t>.</w:t>
       </w:r>
       <w:r>
         <w:t xml:space="preserve"> Використання принципів об’єктно-орієнтованого програмування</w:t>
@@ -4457,9 +4253,12 @@
       <w:pPr>
         <w:pStyle w:val="3"/>
       </w:pPr>
-      <w:bookmarkStart w:id="7" w:name="_Toc198224963"/>
+      <w:bookmarkStart w:id="7" w:name="_Toc198225873"/>
       <w:r>
         <w:t>1.2.2</w:t>
+      </w:r>
+      <w:r>
+        <w:t>.</w:t>
       </w:r>
       <w:r>
         <w:t xml:space="preserve"> Опис архітектури (MVVM)</w:t>
@@ -4674,9 +4473,12 @@
       <w:pPr>
         <w:pStyle w:val="3"/>
       </w:pPr>
-      <w:bookmarkStart w:id="8" w:name="_Toc198224964"/>
+      <w:bookmarkStart w:id="8" w:name="_Toc198225874"/>
       <w:r>
         <w:t>1.2.3</w:t>
+      </w:r>
+      <w:r>
+        <w:t>.</w:t>
       </w:r>
       <w:r>
         <w:t xml:space="preserve"> Використання шаблонів </w:t>
@@ -4775,28 +4577,6 @@
         </w:rPr>
         <w:t xml:space="preserve"> надає методи:</w:t>
       </w:r>
-    </w:p>
-    <w:p>
-      <w:pPr>
-        <w:spacing w:before="100" w:beforeAutospacing="1" w:after="100" w:afterAutospacing="1" w:line="360" w:lineRule="auto"/>
-        <w:ind w:left="0" w:firstLine="633"/>
-        <w:jc w:val="right"/>
-        <w:rPr>
-          <w:color w:val="auto"/>
-          <w:szCs w:val="28"/>
-        </w:rPr>
-      </w:pPr>
-    </w:p>
-    <w:p>
-      <w:pPr>
-        <w:spacing w:before="100" w:beforeAutospacing="1" w:after="100" w:afterAutospacing="1" w:line="360" w:lineRule="auto"/>
-        <w:ind w:left="0" w:firstLine="633"/>
-        <w:jc w:val="right"/>
-        <w:rPr>
-          <w:color w:val="auto"/>
-          <w:szCs w:val="28"/>
-        </w:rPr>
-      </w:pPr>
     </w:p>
     <w:p>
       <w:pPr>
@@ -4813,6 +4593,7 @@
           <w:color w:val="auto"/>
           <w:szCs w:val="28"/>
         </w:rPr>
+        <w:lastRenderedPageBreak/>
         <w:t>Таблиця 1.</w:t>
       </w:r>
       <w:r>
@@ -5696,18 +5477,9 @@
       </w:pPr>
     </w:p>
     <w:p>
-      <w:pPr>
-        <w:pStyle w:val="3"/>
-        <w:ind w:left="0" w:firstLine="0"/>
-      </w:pPr>
-      <w:bookmarkStart w:id="9" w:name="_Toc198224965"/>
-      <w:r>
-        <w:t xml:space="preserve">1.2.4 </w:t>
-      </w:r>
       <w:r>
         <w:t>Опис класів</w:t>
       </w:r>
-      <w:bookmarkEnd w:id="9"/>
     </w:p>
     <w:p>
       <w:pPr>
@@ -5949,7 +5721,6 @@
           <w:color w:val="auto"/>
           <w:szCs w:val="28"/>
         </w:rPr>
-        <w:lastRenderedPageBreak/>
         <w:t>Letter</w:t>
       </w:r>
       <w:proofErr w:type="spellEnd"/>
@@ -6126,6 +5897,7 @@
           <w:color w:val="auto"/>
           <w:szCs w:val="28"/>
         </w:rPr>
+        <w:lastRenderedPageBreak/>
         <w:t>DocumentFactory</w:t>
       </w:r>
       <w:proofErr w:type="spellEnd"/>
@@ -6204,17 +5976,9 @@
       </w:r>
     </w:p>
     <w:p>
-      <w:pPr>
-        <w:pStyle w:val="3"/>
-      </w:pPr>
-      <w:bookmarkStart w:id="10" w:name="_Toc198224966"/>
-      <w:r>
-        <w:t xml:space="preserve">1.2.5 </w:t>
-      </w:r>
       <w:r>
         <w:t>UML-діаграма класів</w:t>
       </w:r>
-      <w:bookmarkEnd w:id="10"/>
     </w:p>
     <w:p>
       <w:pPr>
@@ -6288,16 +6052,11 @@
     </w:p>
     <w:p>
       <w:pPr>
-        <w:pStyle w:val="3"/>
-      </w:pPr>
-      <w:bookmarkStart w:id="11" w:name="_Toc198224967"/>
-      <w:r>
-        <w:t xml:space="preserve">1.2.6 </w:t>
-      </w:r>
+        <w:ind w:left="0" w:firstLine="0"/>
+      </w:pPr>
       <w:r>
         <w:t>Таблиця з описом полів</w:t>
       </w:r>
-      <w:bookmarkEnd w:id="11"/>
     </w:p>
     <w:p/>
     <w:p>
@@ -6321,7 +6080,28 @@
           <w:b/>
           <w:bCs/>
         </w:rPr>
-        <w:t>Опис класів</w:t>
+        <w:t>Таблиця о</w:t>
+      </w:r>
+      <w:r>
+        <w:rPr>
+          <w:b/>
+          <w:bCs/>
+        </w:rPr>
+        <w:t>пис</w:t>
+      </w:r>
+      <w:r>
+        <w:rPr>
+          <w:b/>
+          <w:bCs/>
+        </w:rPr>
+        <w:t>у</w:t>
+      </w:r>
+      <w:r>
+        <w:rPr>
+          <w:b/>
+          <w:bCs/>
+        </w:rPr>
+        <w:t xml:space="preserve"> класів</w:t>
       </w:r>
     </w:p>
     <w:p/>
@@ -7579,7 +7359,6 @@
                 <w:color w:val="auto"/>
                 <w:szCs w:val="28"/>
               </w:rPr>
-              <w:lastRenderedPageBreak/>
               <w:t>Presentation</w:t>
             </w:r>
             <w:proofErr w:type="spellEnd"/>
@@ -7797,14 +7576,18 @@
       <w:pPr>
         <w:pStyle w:val="3"/>
       </w:pPr>
-      <w:bookmarkStart w:id="12" w:name="_Toc198224968"/>
-      <w:r>
+      <w:bookmarkStart w:id="9" w:name="_Toc198225875"/>
+      <w:r>
+        <w:lastRenderedPageBreak/>
         <w:t>1.2.</w:t>
       </w:r>
       <w:r>
         <w:t>7</w:t>
       </w:r>
       <w:r>
+        <w:t>.</w:t>
+      </w:r>
+      <w:r>
         <w:t xml:space="preserve"> </w:t>
       </w:r>
       <w:proofErr w:type="spellStart"/>
@@ -7815,7 +7598,7 @@
       <w:r>
         <w:t xml:space="preserve"> введених даних</w:t>
       </w:r>
-      <w:bookmarkEnd w:id="12"/>
+      <w:bookmarkEnd w:id="9"/>
     </w:p>
     <w:p>
       <w:pPr>
@@ -8174,7 +7957,7 @@
           <w:iCs/>
         </w:rPr>
       </w:pPr>
-      <w:bookmarkStart w:id="13" w:name="_Toc198224969"/>
+      <w:bookmarkStart w:id="10" w:name="_Toc198225876"/>
       <w:r>
         <w:t>1.2.</w:t>
       </w:r>
@@ -8187,7 +7970,7 @@
       <w:r>
         <w:t>Сценарії використання</w:t>
       </w:r>
-      <w:bookmarkEnd w:id="13"/>
+      <w:bookmarkEnd w:id="10"/>
       <w:r>
         <w:t xml:space="preserve"> </w:t>
       </w:r>
@@ -8299,7 +8082,6 @@
           <w:color w:val="auto"/>
           <w:szCs w:val="28"/>
         </w:rPr>
-        <w:lastRenderedPageBreak/>
         <w:t>Створення документа</w:t>
       </w:r>
       <w:r>
@@ -8398,6 +8180,7 @@
           <w:color w:val="auto"/>
           <w:szCs w:val="28"/>
         </w:rPr>
+        <w:lastRenderedPageBreak/>
         <w:t>Ці сценарії дозволяють користувачам легко створювати документи та зберігати їх у різних форматах без необхідності в глибоких знаннях програмування.</w:t>
       </w:r>
     </w:p>
@@ -8430,32 +8213,32 @@
       <w:pPr>
         <w:pStyle w:val="1"/>
       </w:pPr>
-      <w:bookmarkStart w:id="14" w:name="_Toc198224970"/>
+      <w:bookmarkStart w:id="11" w:name="_Toc198225877"/>
       <w:r>
         <w:lastRenderedPageBreak/>
         <w:t>РОЗДІЛ 2. ПРАКТИЧНА ЧАСТИНА</w:t>
       </w:r>
-      <w:bookmarkEnd w:id="14"/>
+      <w:bookmarkEnd w:id="11"/>
     </w:p>
     <w:p>
       <w:pPr>
         <w:pStyle w:val="2"/>
       </w:pPr>
-      <w:bookmarkStart w:id="15" w:name="_Toc198224971"/>
+      <w:bookmarkStart w:id="12" w:name="_Toc198225878"/>
       <w:r>
         <w:t>2.1 О</w:t>
       </w:r>
       <w:r>
         <w:t>пис реалізації</w:t>
       </w:r>
-      <w:bookmarkEnd w:id="15"/>
+      <w:bookmarkEnd w:id="12"/>
     </w:p>
     <w:p>
       <w:pPr>
         <w:pStyle w:val="3"/>
         <w:ind w:left="1351" w:firstLine="65"/>
       </w:pPr>
-      <w:bookmarkStart w:id="16" w:name="_Toc198224972"/>
+      <w:bookmarkStart w:id="13" w:name="_Toc198225879"/>
       <w:r>
         <w:t>2</w:t>
       </w:r>
@@ -8475,7 +8258,7 @@
       <w:r>
         <w:t>проєкту</w:t>
       </w:r>
-      <w:bookmarkEnd w:id="16"/>
+      <w:bookmarkEnd w:id="13"/>
       <w:proofErr w:type="spellEnd"/>
     </w:p>
     <w:p>
@@ -9729,7 +9512,7 @@
         <w:pStyle w:val="3"/>
         <w:ind w:firstLine="0"/>
       </w:pPr>
-      <w:bookmarkStart w:id="17" w:name="_Toc198224973"/>
+      <w:bookmarkStart w:id="14" w:name="_Toc198225880"/>
       <w:r>
         <w:lastRenderedPageBreak/>
         <w:t>2.1.2</w:t>
@@ -9737,7 +9520,7 @@
       <w:r>
         <w:t xml:space="preserve"> Приклад створення документа</w:t>
       </w:r>
-      <w:bookmarkEnd w:id="17"/>
+      <w:bookmarkEnd w:id="14"/>
     </w:p>
     <w:p>
       <w:pPr>
@@ -14977,7 +14760,7 @@
       <w:pPr>
         <w:pStyle w:val="3"/>
       </w:pPr>
-      <w:bookmarkStart w:id="18" w:name="_Toc198224974"/>
+      <w:bookmarkStart w:id="15" w:name="_Toc198225881"/>
       <w:r>
         <w:t>2.1.3</w:t>
       </w:r>
@@ -14987,7 +14770,7 @@
       <w:r>
         <w:t>Збереження в JSON/XML</w:t>
       </w:r>
-      <w:bookmarkEnd w:id="18"/>
+      <w:bookmarkEnd w:id="15"/>
     </w:p>
     <w:p>
       <w:pPr>
@@ -17520,7 +17303,7 @@
       <w:pPr>
         <w:pStyle w:val="3"/>
       </w:pPr>
-      <w:bookmarkStart w:id="19" w:name="_Toc198224975"/>
+      <w:bookmarkStart w:id="16" w:name="_Toc198225882"/>
       <w:r>
         <w:lastRenderedPageBreak/>
         <w:t>2.1.4</w:t>
@@ -17528,7 +17311,7 @@
       <w:r>
         <w:t xml:space="preserve"> Завантаження шаблонів</w:t>
       </w:r>
-      <w:bookmarkEnd w:id="19"/>
+      <w:bookmarkEnd w:id="16"/>
     </w:p>
     <w:p>
       <w:pPr>
@@ -18596,14 +18379,14 @@
       <w:pPr>
         <w:pStyle w:val="3"/>
       </w:pPr>
-      <w:bookmarkStart w:id="20" w:name="_Toc198224976"/>
+      <w:bookmarkStart w:id="17" w:name="_Toc198225883"/>
       <w:r>
         <w:t xml:space="preserve">2.1.5 </w:t>
       </w:r>
       <w:r>
         <w:t>Очищення полів, вивід інформації</w:t>
       </w:r>
-      <w:bookmarkEnd w:id="20"/>
+      <w:bookmarkEnd w:id="17"/>
     </w:p>
     <w:p>
       <w:pPr>
@@ -20021,7 +19804,7 @@
           <w:sz w:val="27"/>
         </w:rPr>
       </w:pPr>
-      <w:bookmarkStart w:id="21" w:name="_Toc198224977"/>
+      <w:bookmarkStart w:id="18" w:name="_Toc198225884"/>
       <w:r>
         <w:t>2.1.6</w:t>
       </w:r>
@@ -20031,7 +19814,7 @@
       <w:r>
         <w:t>Приклад одного збереженого файлу (JSON/XML)</w:t>
       </w:r>
-      <w:bookmarkEnd w:id="21"/>
+      <w:bookmarkEnd w:id="18"/>
     </w:p>
     <w:p>
       <w:pPr>
@@ -20837,14 +20620,14 @@
       <w:pPr>
         <w:pStyle w:val="2"/>
       </w:pPr>
-      <w:bookmarkStart w:id="22" w:name="_Toc198224978"/>
+      <w:bookmarkStart w:id="19" w:name="_Toc198225885"/>
       <w:r>
         <w:t>2.2 І</w:t>
       </w:r>
       <w:r>
         <w:t>нтерфейс користувача</w:t>
       </w:r>
-      <w:bookmarkEnd w:id="22"/>
+      <w:bookmarkEnd w:id="19"/>
     </w:p>
     <w:p>
       <w:pPr>
@@ -22368,8 +22151,8 @@
           <w:noProof/>
         </w:rPr>
         <w:drawing>
-          <wp:inline distT="0" distB="0" distL="0" distR="0" wp14:anchorId="5B07B453" wp14:editId="461B5B0F">
-            <wp:extent cx="4559200" cy="3162300"/>
+          <wp:inline distT="0" distB="0" distL="0" distR="0" wp14:anchorId="5B07B453" wp14:editId="0ACC7A58">
+            <wp:extent cx="5855806" cy="4061637"/>
             <wp:effectExtent l="0" t="0" r="0" b="0"/>
             <wp:docPr id="18" name="Рисунок 18"/>
             <wp:cNvGraphicFramePr>
@@ -22391,7 +22174,7 @@
                   <pic:spPr>
                     <a:xfrm>
                       <a:off x="0" y="0"/>
-                      <a:ext cx="4561644" cy="3163995"/>
+                      <a:ext cx="5882061" cy="4079848"/>
                     </a:xfrm>
                     <a:prstGeom prst="rect">
                       <a:avLst/>
@@ -22505,9 +22288,9 @@
         </w:rPr>
         <w:lastRenderedPageBreak/>
         <w:drawing>
-          <wp:inline distT="0" distB="0" distL="0" distR="0" wp14:anchorId="0FD1A552" wp14:editId="36EC5F44">
-            <wp:extent cx="3867150" cy="2606993"/>
-            <wp:effectExtent l="0" t="0" r="0" b="3175"/>
+          <wp:inline distT="0" distB="0" distL="0" distR="0" wp14:anchorId="0FD1A552" wp14:editId="7384CF5D">
+            <wp:extent cx="4368867" cy="2945219"/>
+            <wp:effectExtent l="0" t="0" r="0" b="7620"/>
             <wp:docPr id="12" name="Рисунок 12"/>
             <wp:cNvGraphicFramePr>
               <a:graphicFrameLocks xmlns:a="http://schemas.openxmlformats.org/drawingml/2006/main" noChangeAspect="1"/>
@@ -22528,7 +22311,7 @@
                   <pic:spPr>
                     <a:xfrm>
                       <a:off x="0" y="0"/>
-                      <a:ext cx="3870025" cy="2608931"/>
+                      <a:ext cx="4382010" cy="2954079"/>
                     </a:xfrm>
                     <a:prstGeom prst="rect">
                       <a:avLst/>
@@ -22571,14 +22354,14 @@
       <w:pPr>
         <w:pStyle w:val="2"/>
       </w:pPr>
-      <w:bookmarkStart w:id="23" w:name="_Toc198224979"/>
+      <w:bookmarkStart w:id="20" w:name="_Toc198225886"/>
       <w:r>
         <w:t>2.3 Т</w:t>
       </w:r>
       <w:r>
         <w:t>естування та налагодження</w:t>
       </w:r>
-      <w:bookmarkEnd w:id="23"/>
+      <w:bookmarkEnd w:id="20"/>
     </w:p>
     <w:p>
       <w:pPr>
@@ -22590,14 +22373,14 @@
           <w:iCs/>
         </w:rPr>
       </w:pPr>
-      <w:bookmarkStart w:id="24" w:name="_Toc198224980"/>
+      <w:bookmarkStart w:id="21" w:name="_Toc198225887"/>
       <w:r>
         <w:t xml:space="preserve">2.3.1 </w:t>
       </w:r>
       <w:r>
         <w:t>Тестування інтерфейсу користувача</w:t>
       </w:r>
-      <w:bookmarkEnd w:id="24"/>
+      <w:bookmarkEnd w:id="21"/>
     </w:p>
     <w:p>
       <w:pPr>
@@ -22888,14 +22671,14 @@
           <w:iCs/>
         </w:rPr>
       </w:pPr>
-      <w:bookmarkStart w:id="25" w:name="_Toc198224981"/>
+      <w:bookmarkStart w:id="22" w:name="_Toc198225888"/>
       <w:r>
         <w:t>2.3.2</w:t>
       </w:r>
       <w:r>
         <w:t xml:space="preserve"> Тестування функцій збереження та завантаження</w:t>
       </w:r>
-      <w:bookmarkEnd w:id="25"/>
+      <w:bookmarkEnd w:id="22"/>
     </w:p>
     <w:p>
       <w:pPr>
@@ -23045,16 +22828,6 @@
     </w:p>
     <w:p>
       <w:pPr>
-        <w:spacing w:before="100" w:beforeAutospacing="1" w:after="100" w:afterAutospacing="1" w:line="360" w:lineRule="auto"/>
-        <w:jc w:val="left"/>
-        <w:rPr>
-          <w:color w:val="auto"/>
-          <w:szCs w:val="28"/>
-        </w:rPr>
-      </w:pPr>
-    </w:p>
-    <w:p>
-      <w:pPr>
         <w:numPr>
           <w:ilvl w:val="0"/>
           <w:numId w:val="19"/>
@@ -23131,9 +22904,9 @@
           <w:noProof/>
         </w:rPr>
         <w:drawing>
-          <wp:inline distT="0" distB="0" distL="0" distR="0" wp14:anchorId="2FC26F57" wp14:editId="11C46D23">
-            <wp:extent cx="4505325" cy="2995809"/>
-            <wp:effectExtent l="0" t="0" r="0" b="0"/>
+          <wp:inline distT="0" distB="0" distL="0" distR="0" wp14:anchorId="2FC26F57" wp14:editId="164A7368">
+            <wp:extent cx="4813004" cy="3200400"/>
+            <wp:effectExtent l="0" t="0" r="6985" b="0"/>
             <wp:docPr id="13" name="Рисунок 13"/>
             <wp:cNvGraphicFramePr>
               <a:graphicFrameLocks xmlns:a="http://schemas.openxmlformats.org/drawingml/2006/main" noChangeAspect="1"/>
@@ -23154,7 +22927,7 @@
                   <pic:spPr>
                     <a:xfrm>
                       <a:off x="0" y="0"/>
-                      <a:ext cx="4507984" cy="2997577"/>
+                      <a:ext cx="4822146" cy="3206479"/>
                     </a:xfrm>
                     <a:prstGeom prst="rect">
                       <a:avLst/>
@@ -23216,14 +22989,14 @@
           <w:iCs/>
         </w:rPr>
       </w:pPr>
-      <w:bookmarkStart w:id="26" w:name="_Toc198224982"/>
+      <w:bookmarkStart w:id="23" w:name="_Toc198225889"/>
       <w:r>
         <w:t>2.3.3</w:t>
       </w:r>
       <w:r>
         <w:t xml:space="preserve"> Перевірка на обробку помилок</w:t>
       </w:r>
-      <w:bookmarkEnd w:id="26"/>
+      <w:bookmarkEnd w:id="23"/>
     </w:p>
     <w:p>
       <w:pPr>
@@ -23241,16 +23014,6 @@
         </w:rPr>
         <w:t>Один із важливих аспектів тестування — це перевірка обробки помилок при некоректному введенні даних або неправильному форматі файлів. Для цього були перевірені такі сценарії:</w:t>
       </w:r>
-    </w:p>
-    <w:p>
-      <w:pPr>
-        <w:spacing w:before="100" w:beforeAutospacing="1" w:after="100" w:afterAutospacing="1" w:line="360" w:lineRule="auto"/>
-        <w:ind w:left="567" w:firstLine="708"/>
-        <w:rPr>
-          <w:color w:val="auto"/>
-          <w:szCs w:val="28"/>
-        </w:rPr>
-      </w:pPr>
     </w:p>
     <w:p>
       <w:pPr>
@@ -23290,6 +23053,7 @@
           <w:color w:val="auto"/>
           <w:szCs w:val="28"/>
         </w:rPr>
+        <w:lastRenderedPageBreak/>
         <w:t>Якщо користувач не заповнив обов'язкові поля (наприклад, "Назва документа" чи "Автор"), програма повинна відобразити відповідне повідомлення про помилку.</w:t>
       </w:r>
     </w:p>
@@ -23479,14 +23243,14 @@
           <w:iCs/>
         </w:rPr>
       </w:pPr>
-      <w:bookmarkStart w:id="27" w:name="_Toc198224983"/>
+      <w:bookmarkStart w:id="24" w:name="_Toc198225890"/>
       <w:r>
         <w:t xml:space="preserve">2.3.4 </w:t>
       </w:r>
       <w:r>
         <w:t>Тестування продуктивності</w:t>
       </w:r>
-      <w:bookmarkEnd w:id="27"/>
+      <w:bookmarkEnd w:id="24"/>
     </w:p>
     <w:p>
       <w:pPr>
@@ -23587,7 +23351,6 @@
           <w:color w:val="auto"/>
           <w:szCs w:val="28"/>
         </w:rPr>
-        <w:lastRenderedPageBreak/>
         <w:t>Перевірено, що збереження документів у форматах JSON та XML виконується без затримок. Також тестувалося завантаження великих файлів, щоб переконатися, що програма справляється з такими завданнями без значних затримок.</w:t>
       </w:r>
     </w:p>
@@ -23599,14 +23362,15 @@
           <w:iCs/>
         </w:rPr>
       </w:pPr>
-      <w:bookmarkStart w:id="28" w:name="_Toc198224984"/>
-      <w:r>
+      <w:bookmarkStart w:id="25" w:name="_Toc198225891"/>
+      <w:r>
+        <w:lastRenderedPageBreak/>
         <w:t xml:space="preserve">2.3.5 </w:t>
       </w:r>
       <w:r>
         <w:t>Підсумки тестування</w:t>
       </w:r>
-      <w:bookmarkEnd w:id="28"/>
+      <w:bookmarkEnd w:id="25"/>
     </w:p>
     <w:p>
       <w:pPr>
@@ -23679,12 +23443,12 @@
       <w:pPr>
         <w:pStyle w:val="1"/>
       </w:pPr>
-      <w:bookmarkStart w:id="29" w:name="_Toc198224985"/>
+      <w:bookmarkStart w:id="26" w:name="_Toc198225892"/>
       <w:r>
         <w:lastRenderedPageBreak/>
         <w:t>ВИСНОВКИ</w:t>
       </w:r>
-      <w:bookmarkEnd w:id="29"/>
+      <w:bookmarkEnd w:id="26"/>
     </w:p>
     <w:p>
       <w:pPr>
@@ -24541,12 +24305,12 @@
       <w:pPr>
         <w:pStyle w:val="1"/>
       </w:pPr>
-      <w:bookmarkStart w:id="30" w:name="_Toc198224986"/>
+      <w:bookmarkStart w:id="27" w:name="_Toc198225893"/>
       <w:r>
         <w:lastRenderedPageBreak/>
         <w:t>СПИСОК ВИКОРИСТАНИХ ДЖЕРЕЛ</w:t>
       </w:r>
-      <w:bookmarkEnd w:id="30"/>
+      <w:bookmarkEnd w:id="27"/>
     </w:p>
     <w:p>
       <w:pPr>
@@ -24565,12 +24329,12 @@
       <w:pPr>
         <w:pStyle w:val="1"/>
       </w:pPr>
-      <w:bookmarkStart w:id="31" w:name="_Toc198224987"/>
+      <w:bookmarkStart w:id="28" w:name="_Toc198225894"/>
       <w:r>
         <w:lastRenderedPageBreak/>
         <w:t>Додатки</w:t>
       </w:r>
-      <w:bookmarkEnd w:id="31"/>
+      <w:bookmarkEnd w:id="28"/>
     </w:p>
     <w:p>
       <w:pPr>
@@ -24704,6 +24468,7 @@
         <w:docPartUnique/>
       </w:docPartObj>
     </w:sdtPr>
+    <w:sdtEndPr/>
     <w:sdtContent>
       <w:p>
         <w:pPr>
@@ -30617,6 +30382,7 @@
   <w:style w:type="character" w:default="1" w:styleId="a0">
     <w:name w:val="Default Paragraph Font"/>
     <w:uiPriority w:val="1"/>
+    <w:semiHidden/>
     <w:unhideWhenUsed/>
   </w:style>
   <w:style w:type="table" w:default="1" w:styleId="a1">

--- a/Курсова робота/звіт.docx
+++ b/Курсова робота/звіт.docx
@@ -8548,7 +8548,7 @@
       <w:pPr>
         <w:numPr>
           <w:ilvl w:val="1"/>
-          <w:numId w:val="11"/>
+          <w:numId w:val="42"/>
         </w:numPr>
         <w:spacing w:before="100" w:beforeAutospacing="1" w:after="100" w:afterAutospacing="1" w:line="360" w:lineRule="auto"/>
         <w:rPr>
@@ -8635,7 +8635,7 @@
       <w:pPr>
         <w:numPr>
           <w:ilvl w:val="1"/>
-          <w:numId w:val="11"/>
+          <w:numId w:val="42"/>
         </w:numPr>
         <w:spacing w:before="100" w:beforeAutospacing="1" w:after="100" w:afterAutospacing="1" w:line="360" w:lineRule="auto"/>
         <w:rPr>
@@ -8722,7 +8722,7 @@
       <w:pPr>
         <w:numPr>
           <w:ilvl w:val="1"/>
-          <w:numId w:val="11"/>
+          <w:numId w:val="42"/>
         </w:numPr>
         <w:spacing w:before="100" w:beforeAutospacing="1" w:after="100" w:afterAutospacing="1" w:line="360" w:lineRule="auto"/>
         <w:rPr>
@@ -24104,6 +24104,8 @@
       <w:r>
         <w:rPr>
           <w:rStyle w:val="aa"/>
+          <w:b/>
+          <w:bCs/>
           <w:i w:val="0"/>
           <w:iCs w:val="0"/>
           <w:color w:val="auto"/>
@@ -24115,6 +24117,8 @@
       <w:r>
         <w:rPr>
           <w:rStyle w:val="aa"/>
+          <w:b/>
+          <w:bCs/>
           <w:i w:val="0"/>
           <w:iCs w:val="0"/>
           <w:color w:val="auto"/>
@@ -24328,6 +24332,7 @@
     <w:p>
       <w:pPr>
         <w:pStyle w:val="1"/>
+        <w:ind w:left="0" w:firstLine="0"/>
       </w:pPr>
       <w:bookmarkStart w:id="28" w:name="_Toc198225894"/>
       <w:r>
@@ -27723,6 +27728,155 @@
     </w:lvl>
   </w:abstractNum>
   <w:abstractNum w:abstractNumId="26" w15:restartNumberingAfterBreak="0">
+    <w:nsid w:val="48D00FAD"/>
+    <w:multiLevelType w:val="multilevel"/>
+    <w:tmpl w:val="2DCEB340"/>
+    <w:lvl w:ilvl="0">
+      <w:start w:val="1"/>
+      <w:numFmt w:val="bullet"/>
+      <w:lvlText w:val=""/>
+      <w:lvlJc w:val="left"/>
+      <w:pPr>
+        <w:tabs>
+          <w:tab w:val="num" w:pos="720"/>
+        </w:tabs>
+        <w:ind w:left="720" w:hanging="360"/>
+      </w:pPr>
+      <w:rPr>
+        <w:rFonts w:ascii="Symbol" w:hAnsi="Symbol" w:hint="default"/>
+        <w:sz w:val="20"/>
+      </w:rPr>
+    </w:lvl>
+    <w:lvl w:ilvl="1">
+      <w:start w:val="1"/>
+      <w:numFmt w:val="bullet"/>
+      <w:lvlText w:val=""/>
+      <w:lvlJc w:val="left"/>
+      <w:pPr>
+        <w:tabs>
+          <w:tab w:val="num" w:pos="1440"/>
+        </w:tabs>
+        <w:ind w:left="1440" w:hanging="360"/>
+      </w:pPr>
+      <w:rPr>
+        <w:rFonts w:ascii="Symbol" w:hAnsi="Symbol" w:hint="default"/>
+        <w:sz w:val="20"/>
+      </w:rPr>
+    </w:lvl>
+    <w:lvl w:ilvl="2" w:tentative="1">
+      <w:start w:val="1"/>
+      <w:numFmt w:val="bullet"/>
+      <w:lvlText w:val=""/>
+      <w:lvlJc w:val="left"/>
+      <w:pPr>
+        <w:tabs>
+          <w:tab w:val="num" w:pos="2160"/>
+        </w:tabs>
+        <w:ind w:left="2160" w:hanging="360"/>
+      </w:pPr>
+      <w:rPr>
+        <w:rFonts w:ascii="Wingdings" w:hAnsi="Wingdings" w:hint="default"/>
+        <w:sz w:val="20"/>
+      </w:rPr>
+    </w:lvl>
+    <w:lvl w:ilvl="3" w:tentative="1">
+      <w:start w:val="1"/>
+      <w:numFmt w:val="bullet"/>
+      <w:lvlText w:val=""/>
+      <w:lvlJc w:val="left"/>
+      <w:pPr>
+        <w:tabs>
+          <w:tab w:val="num" w:pos="2880"/>
+        </w:tabs>
+        <w:ind w:left="2880" w:hanging="360"/>
+      </w:pPr>
+      <w:rPr>
+        <w:rFonts w:ascii="Wingdings" w:hAnsi="Wingdings" w:hint="default"/>
+        <w:sz w:val="20"/>
+      </w:rPr>
+    </w:lvl>
+    <w:lvl w:ilvl="4" w:tentative="1">
+      <w:start w:val="1"/>
+      <w:numFmt w:val="bullet"/>
+      <w:lvlText w:val=""/>
+      <w:lvlJc w:val="left"/>
+      <w:pPr>
+        <w:tabs>
+          <w:tab w:val="num" w:pos="3600"/>
+        </w:tabs>
+        <w:ind w:left="3600" w:hanging="360"/>
+      </w:pPr>
+      <w:rPr>
+        <w:rFonts w:ascii="Wingdings" w:hAnsi="Wingdings" w:hint="default"/>
+        <w:sz w:val="20"/>
+      </w:rPr>
+    </w:lvl>
+    <w:lvl w:ilvl="5" w:tentative="1">
+      <w:start w:val="1"/>
+      <w:numFmt w:val="bullet"/>
+      <w:lvlText w:val=""/>
+      <w:lvlJc w:val="left"/>
+      <w:pPr>
+        <w:tabs>
+          <w:tab w:val="num" w:pos="4320"/>
+        </w:tabs>
+        <w:ind w:left="4320" w:hanging="360"/>
+      </w:pPr>
+      <w:rPr>
+        <w:rFonts w:ascii="Wingdings" w:hAnsi="Wingdings" w:hint="default"/>
+        <w:sz w:val="20"/>
+      </w:rPr>
+    </w:lvl>
+    <w:lvl w:ilvl="6" w:tentative="1">
+      <w:start w:val="1"/>
+      <w:numFmt w:val="bullet"/>
+      <w:lvlText w:val=""/>
+      <w:lvlJc w:val="left"/>
+      <w:pPr>
+        <w:tabs>
+          <w:tab w:val="num" w:pos="5040"/>
+        </w:tabs>
+        <w:ind w:left="5040" w:hanging="360"/>
+      </w:pPr>
+      <w:rPr>
+        <w:rFonts w:ascii="Wingdings" w:hAnsi="Wingdings" w:hint="default"/>
+        <w:sz w:val="20"/>
+      </w:rPr>
+    </w:lvl>
+    <w:lvl w:ilvl="7" w:tentative="1">
+      <w:start w:val="1"/>
+      <w:numFmt w:val="bullet"/>
+      <w:lvlText w:val=""/>
+      <w:lvlJc w:val="left"/>
+      <w:pPr>
+        <w:tabs>
+          <w:tab w:val="num" w:pos="5760"/>
+        </w:tabs>
+        <w:ind w:left="5760" w:hanging="360"/>
+      </w:pPr>
+      <w:rPr>
+        <w:rFonts w:ascii="Wingdings" w:hAnsi="Wingdings" w:hint="default"/>
+        <w:sz w:val="20"/>
+      </w:rPr>
+    </w:lvl>
+    <w:lvl w:ilvl="8" w:tentative="1">
+      <w:start w:val="1"/>
+      <w:numFmt w:val="bullet"/>
+      <w:lvlText w:val=""/>
+      <w:lvlJc w:val="left"/>
+      <w:pPr>
+        <w:tabs>
+          <w:tab w:val="num" w:pos="6480"/>
+        </w:tabs>
+        <w:ind w:left="6480" w:hanging="360"/>
+      </w:pPr>
+      <w:rPr>
+        <w:rFonts w:ascii="Wingdings" w:hAnsi="Wingdings" w:hint="default"/>
+        <w:sz w:val="20"/>
+      </w:rPr>
+    </w:lvl>
+  </w:abstractNum>
+  <w:abstractNum w:abstractNumId="27" w15:restartNumberingAfterBreak="0">
     <w:nsid w:val="4FD970B6"/>
     <w:multiLevelType w:val="multilevel"/>
     <w:tmpl w:val="ABC076A2"/>
@@ -27871,7 +28025,7 @@
       </w:rPr>
     </w:lvl>
   </w:abstractNum>
-  <w:abstractNum w:abstractNumId="27" w15:restartNumberingAfterBreak="0">
+  <w:abstractNum w:abstractNumId="28" w15:restartNumberingAfterBreak="0">
     <w:nsid w:val="500B6E97"/>
     <w:multiLevelType w:val="multilevel"/>
     <w:tmpl w:val="D45C8072"/>
@@ -28020,7 +28174,7 @@
       </w:rPr>
     </w:lvl>
   </w:abstractNum>
-  <w:abstractNum w:abstractNumId="28" w15:restartNumberingAfterBreak="0">
+  <w:abstractNum w:abstractNumId="29" w15:restartNumberingAfterBreak="0">
     <w:nsid w:val="51E16D64"/>
     <w:multiLevelType w:val="multilevel"/>
     <w:tmpl w:val="B3DED60C"/>
@@ -28133,7 +28287,7 @@
       </w:pPr>
     </w:lvl>
   </w:abstractNum>
-  <w:abstractNum w:abstractNumId="29" w15:restartNumberingAfterBreak="0">
+  <w:abstractNum w:abstractNumId="30" w15:restartNumberingAfterBreak="0">
     <w:nsid w:val="54381DB2"/>
     <w:multiLevelType w:val="hybridMultilevel"/>
     <w:tmpl w:val="CB6CADC8"/>
@@ -28246,7 +28400,7 @@
       </w:rPr>
     </w:lvl>
   </w:abstractNum>
-  <w:abstractNum w:abstractNumId="30" w15:restartNumberingAfterBreak="0">
+  <w:abstractNum w:abstractNumId="31" w15:restartNumberingAfterBreak="0">
     <w:nsid w:val="58A2185D"/>
     <w:multiLevelType w:val="multilevel"/>
     <w:tmpl w:val="BA76D7A4"/>
@@ -28395,7 +28549,7 @@
       </w:rPr>
     </w:lvl>
   </w:abstractNum>
-  <w:abstractNum w:abstractNumId="31" w15:restartNumberingAfterBreak="0">
+  <w:abstractNum w:abstractNumId="32" w15:restartNumberingAfterBreak="0">
     <w:nsid w:val="5A453FB6"/>
     <w:multiLevelType w:val="multilevel"/>
     <w:tmpl w:val="E39C6DF2"/>
@@ -28544,7 +28698,7 @@
       </w:rPr>
     </w:lvl>
   </w:abstractNum>
-  <w:abstractNum w:abstractNumId="32" w15:restartNumberingAfterBreak="0">
+  <w:abstractNum w:abstractNumId="33" w15:restartNumberingAfterBreak="0">
     <w:nsid w:val="5B2D0BC2"/>
     <w:multiLevelType w:val="multilevel"/>
     <w:tmpl w:val="A494377C"/>
@@ -28693,7 +28847,7 @@
       </w:rPr>
     </w:lvl>
   </w:abstractNum>
-  <w:abstractNum w:abstractNumId="33" w15:restartNumberingAfterBreak="0">
+  <w:abstractNum w:abstractNumId="34" w15:restartNumberingAfterBreak="0">
     <w:nsid w:val="5D817728"/>
     <w:multiLevelType w:val="multilevel"/>
     <w:tmpl w:val="0616D118"/>
@@ -28810,7 +28964,7 @@
       </w:pPr>
     </w:lvl>
   </w:abstractNum>
-  <w:abstractNum w:abstractNumId="34" w15:restartNumberingAfterBreak="0">
+  <w:abstractNum w:abstractNumId="35" w15:restartNumberingAfterBreak="0">
     <w:nsid w:val="626A4BF0"/>
     <w:multiLevelType w:val="multilevel"/>
     <w:tmpl w:val="F530DC10"/>
@@ -28959,7 +29113,7 @@
       </w:rPr>
     </w:lvl>
   </w:abstractNum>
-  <w:abstractNum w:abstractNumId="35" w15:restartNumberingAfterBreak="0">
+  <w:abstractNum w:abstractNumId="36" w15:restartNumberingAfterBreak="0">
     <w:nsid w:val="6716131D"/>
     <w:multiLevelType w:val="multilevel"/>
     <w:tmpl w:val="C7AC863C"/>
@@ -29108,7 +29262,7 @@
       </w:rPr>
     </w:lvl>
   </w:abstractNum>
-  <w:abstractNum w:abstractNumId="36" w15:restartNumberingAfterBreak="0">
+  <w:abstractNum w:abstractNumId="37" w15:restartNumberingAfterBreak="0">
     <w:nsid w:val="6BF2641F"/>
     <w:multiLevelType w:val="multilevel"/>
     <w:tmpl w:val="840C628C"/>
@@ -29257,7 +29411,7 @@
       </w:rPr>
     </w:lvl>
   </w:abstractNum>
-  <w:abstractNum w:abstractNumId="37" w15:restartNumberingAfterBreak="0">
+  <w:abstractNum w:abstractNumId="38" w15:restartNumberingAfterBreak="0">
     <w:nsid w:val="71522DF7"/>
     <w:multiLevelType w:val="multilevel"/>
     <w:tmpl w:val="57D4C5DC"/>
@@ -29377,7 +29531,7 @@
       </w:pPr>
     </w:lvl>
   </w:abstractNum>
-  <w:abstractNum w:abstractNumId="38" w15:restartNumberingAfterBreak="0">
+  <w:abstractNum w:abstractNumId="39" w15:restartNumberingAfterBreak="0">
     <w:nsid w:val="751C02F1"/>
     <w:multiLevelType w:val="multilevel"/>
     <w:tmpl w:val="0616D118"/>
@@ -29494,7 +29648,7 @@
       </w:pPr>
     </w:lvl>
   </w:abstractNum>
-  <w:abstractNum w:abstractNumId="39" w15:restartNumberingAfterBreak="0">
+  <w:abstractNum w:abstractNumId="40" w15:restartNumberingAfterBreak="0">
     <w:nsid w:val="7B0E2CB9"/>
     <w:multiLevelType w:val="multilevel"/>
     <w:tmpl w:val="F65247FE"/>
@@ -29611,7 +29765,7 @@
       </w:pPr>
     </w:lvl>
   </w:abstractNum>
-  <w:abstractNum w:abstractNumId="40" w15:restartNumberingAfterBreak="0">
+  <w:abstractNum w:abstractNumId="41" w15:restartNumberingAfterBreak="0">
     <w:nsid w:val="7D917879"/>
     <w:multiLevelType w:val="hybridMultilevel"/>
     <w:tmpl w:val="21C4D7BE"/>
@@ -29725,25 +29879,25 @@
     </w:lvl>
   </w:abstractNum>
   <w:num w:numId="1">
-    <w:abstractNumId w:val="26"/>
+    <w:abstractNumId w:val="27"/>
   </w:num>
   <w:num w:numId="2">
     <w:abstractNumId w:val="9"/>
   </w:num>
   <w:num w:numId="3">
-    <w:abstractNumId w:val="36"/>
+    <w:abstractNumId w:val="37"/>
   </w:num>
   <w:num w:numId="4">
     <w:abstractNumId w:val="5"/>
   </w:num>
   <w:num w:numId="5">
-    <w:abstractNumId w:val="35"/>
+    <w:abstractNumId w:val="36"/>
   </w:num>
   <w:num w:numId="6">
     <w:abstractNumId w:val="11"/>
   </w:num>
   <w:num w:numId="7">
-    <w:abstractNumId w:val="28"/>
+    <w:abstractNumId w:val="29"/>
   </w:num>
   <w:num w:numId="8">
     <w:abstractNumId w:val="6"/>
@@ -29755,19 +29909,19 @@
     <w:abstractNumId w:val="25"/>
   </w:num>
   <w:num w:numId="11">
-    <w:abstractNumId w:val="30"/>
+    <w:abstractNumId w:val="31"/>
   </w:num>
   <w:num w:numId="12">
     <w:abstractNumId w:val="14"/>
   </w:num>
   <w:num w:numId="13">
-    <w:abstractNumId w:val="27"/>
+    <w:abstractNumId w:val="28"/>
   </w:num>
   <w:num w:numId="14">
     <w:abstractNumId w:val="3"/>
   </w:num>
   <w:num w:numId="15">
-    <w:abstractNumId w:val="32"/>
+    <w:abstractNumId w:val="33"/>
   </w:num>
   <w:num w:numId="16">
     <w:abstractNumId w:val="15"/>
@@ -29779,7 +29933,7 @@
     <w:abstractNumId w:val="4"/>
   </w:num>
   <w:num w:numId="19">
-    <w:abstractNumId w:val="39"/>
+    <w:abstractNumId w:val="40"/>
   </w:num>
   <w:num w:numId="20">
     <w:abstractNumId w:val="2"/>
@@ -29788,25 +29942,25 @@
     <w:abstractNumId w:val="1"/>
   </w:num>
   <w:num w:numId="22">
-    <w:abstractNumId w:val="34"/>
+    <w:abstractNumId w:val="35"/>
   </w:num>
   <w:num w:numId="23">
     <w:abstractNumId w:val="0"/>
   </w:num>
   <w:num w:numId="24">
-    <w:abstractNumId w:val="31"/>
+    <w:abstractNumId w:val="32"/>
   </w:num>
   <w:num w:numId="25">
     <w:abstractNumId w:val="20"/>
   </w:num>
   <w:num w:numId="26">
-    <w:abstractNumId w:val="40"/>
+    <w:abstractNumId w:val="41"/>
   </w:num>
   <w:num w:numId="27">
     <w:abstractNumId w:val="12"/>
   </w:num>
   <w:num w:numId="28">
-    <w:abstractNumId w:val="29"/>
+    <w:abstractNumId w:val="30"/>
   </w:num>
   <w:num w:numId="29">
     <w:abstractNumId w:val="17"/>
@@ -29824,16 +29978,16 @@
     <w:abstractNumId w:val="23"/>
   </w:num>
   <w:num w:numId="34">
-    <w:abstractNumId w:val="38"/>
+    <w:abstractNumId w:val="39"/>
   </w:num>
   <w:num w:numId="35">
-    <w:abstractNumId w:val="33"/>
+    <w:abstractNumId w:val="34"/>
   </w:num>
   <w:num w:numId="36">
     <w:abstractNumId w:val="10"/>
   </w:num>
   <w:num w:numId="37">
-    <w:abstractNumId w:val="37"/>
+    <w:abstractNumId w:val="38"/>
   </w:num>
   <w:num w:numId="38">
     <w:abstractNumId w:val="13"/>
@@ -29846,6 +30000,9 @@
   </w:num>
   <w:num w:numId="41">
     <w:abstractNumId w:val="8"/>
+  </w:num>
+  <w:num w:numId="42">
+    <w:abstractNumId w:val="26"/>
   </w:num>
   <w:numIdMacAtCleanup w:val="41"/>
 </w:numbering>
@@ -30436,7 +30593,7 @@
     </w:pPr>
   </w:style>
   <w:style w:type="character" w:customStyle="1" w:styleId="a4">
-    <w:name w:val="Верхний колонтитул Знак"/>
+    <w:name w:val="Верхній колонтитул Знак"/>
     <w:basedOn w:val="a0"/>
     <w:link w:val="a3"/>
     <w:uiPriority w:val="99"/>
@@ -30464,7 +30621,7 @@
     </w:pPr>
   </w:style>
   <w:style w:type="character" w:customStyle="1" w:styleId="a6">
-    <w:name w:val="Нижний колонтитул Знак"/>
+    <w:name w:val="Нижній колонтитул Знак"/>
     <w:basedOn w:val="a0"/>
     <w:link w:val="a5"/>
     <w:uiPriority w:val="99"/>
@@ -30678,7 +30835,7 @@
     </w:rPr>
   </w:style>
   <w:style w:type="character" w:customStyle="1" w:styleId="HTML1">
-    <w:name w:val="Стандартный HTML Знак"/>
+    <w:name w:val="Стандартний HTML Знак"/>
     <w:basedOn w:val="a0"/>
     <w:link w:val="HTML0"/>
     <w:uiPriority w:val="99"/>

--- a/Курсова робота/звіт.docx
+++ b/Курсова робота/звіт.docx
@@ -861,7 +861,7 @@
                 <w:bCs w:val="0"/>
                 <w:webHidden/>
               </w:rPr>
-              <w:t>5</w:t>
+              <w:t>4</w:t>
             </w:r>
             <w:r>
               <w:rPr>
@@ -933,7 +933,7 @@
                 <w:noProof/>
                 <w:webHidden/>
               </w:rPr>
-              <w:t>5</w:t>
+              <w:t>4</w:t>
             </w:r>
             <w:r>
               <w:rPr>
@@ -1004,7 +1004,7 @@
                 <w:noProof/>
                 <w:webHidden/>
               </w:rPr>
-              <w:t>6</w:t>
+              <w:t>5</w:t>
             </w:r>
             <w:r>
               <w:rPr>
@@ -1075,7 +1075,7 @@
                 <w:noProof/>
                 <w:webHidden/>
               </w:rPr>
-              <w:t>6</w:t>
+              <w:t>5</w:t>
             </w:r>
             <w:r>
               <w:rPr>
@@ -1146,7 +1146,7 @@
                 <w:noProof/>
                 <w:webHidden/>
               </w:rPr>
-              <w:t>8</w:t>
+              <w:t>7</w:t>
             </w:r>
             <w:r>
               <w:rPr>
@@ -1217,7 +1217,7 @@
                 <w:noProof/>
                 <w:webHidden/>
               </w:rPr>
-              <w:t>8</w:t>
+              <w:t>7</w:t>
             </w:r>
             <w:r>
               <w:rPr>
@@ -1288,7 +1288,7 @@
                 <w:noProof/>
                 <w:webHidden/>
               </w:rPr>
-              <w:t>11</w:t>
+              <w:t>10</w:t>
             </w:r>
             <w:r>
               <w:rPr>
@@ -1359,7 +1359,7 @@
                 <w:noProof/>
                 <w:webHidden/>
               </w:rPr>
-              <w:t>11</w:t>
+              <w:t>10</w:t>
             </w:r>
             <w:r>
               <w:rPr>
@@ -1435,7 +1435,7 @@
                 <w:bCs w:val="0"/>
                 <w:webHidden/>
               </w:rPr>
-              <w:t>13</w:t>
+              <w:t>12</w:t>
             </w:r>
             <w:r>
               <w:rPr>
@@ -1507,7 +1507,7 @@
                 <w:noProof/>
                 <w:webHidden/>
               </w:rPr>
-              <w:t>13</w:t>
+              <w:t>12</w:t>
             </w:r>
             <w:r>
               <w:rPr>
@@ -1578,7 +1578,7 @@
                 <w:noProof/>
                 <w:webHidden/>
               </w:rPr>
-              <w:t>13</w:t>
+              <w:t>12</w:t>
             </w:r>
             <w:r>
               <w:rPr>
@@ -1649,7 +1649,7 @@
                 <w:noProof/>
                 <w:webHidden/>
               </w:rPr>
-              <w:t>15</w:t>
+              <w:t>14</w:t>
             </w:r>
             <w:r>
               <w:rPr>
@@ -1720,7 +1720,7 @@
                 <w:noProof/>
                 <w:webHidden/>
               </w:rPr>
-              <w:t>17</w:t>
+              <w:t>16</w:t>
             </w:r>
             <w:r>
               <w:rPr>
@@ -1791,7 +1791,7 @@
                 <w:noProof/>
                 <w:webHidden/>
               </w:rPr>
-              <w:t>19</w:t>
+              <w:t>18</w:t>
             </w:r>
             <w:r>
               <w:rPr>
@@ -1862,7 +1862,7 @@
                 <w:noProof/>
                 <w:webHidden/>
               </w:rPr>
-              <w:t>19</w:t>
+              <w:t>18</w:t>
             </w:r>
             <w:r>
               <w:rPr>
@@ -1933,7 +1933,7 @@
                 <w:noProof/>
                 <w:webHidden/>
               </w:rPr>
-              <w:t>20</w:t>
+              <w:t>19</w:t>
             </w:r>
             <w:r>
               <w:rPr>
@@ -2004,7 +2004,7 @@
                 <w:noProof/>
                 <w:webHidden/>
               </w:rPr>
-              <w:t>21</w:t>
+              <w:t>20</w:t>
             </w:r>
             <w:r>
               <w:rPr>
@@ -2075,7 +2075,7 @@
                 <w:noProof/>
                 <w:webHidden/>
               </w:rPr>
-              <w:t>26</w:t>
+              <w:t>25</w:t>
             </w:r>
             <w:r>
               <w:rPr>
@@ -2146,7 +2146,7 @@
                 <w:noProof/>
                 <w:webHidden/>
               </w:rPr>
-              <w:t>26</w:t>
+              <w:t>25</w:t>
             </w:r>
             <w:r>
               <w:rPr>
@@ -2217,7 +2217,7 @@
                 <w:noProof/>
                 <w:webHidden/>
               </w:rPr>
-              <w:t>27</w:t>
+              <w:t>26</w:t>
             </w:r>
             <w:r>
               <w:rPr>
@@ -2288,7 +2288,7 @@
                 <w:noProof/>
                 <w:webHidden/>
               </w:rPr>
-              <w:t>28</w:t>
+              <w:t>27</w:t>
             </w:r>
             <w:r>
               <w:rPr>
@@ -2359,7 +2359,7 @@
                 <w:noProof/>
                 <w:webHidden/>
               </w:rPr>
-              <w:t>29</w:t>
+              <w:t>28</w:t>
             </w:r>
             <w:r>
               <w:rPr>
@@ -2430,7 +2430,7 @@
                 <w:noProof/>
                 <w:webHidden/>
               </w:rPr>
-              <w:t>30</w:t>
+              <w:t>29</w:t>
             </w:r>
             <w:r>
               <w:rPr>
@@ -2506,7 +2506,7 @@
                 <w:bCs w:val="0"/>
                 <w:webHidden/>
               </w:rPr>
-              <w:t>31</w:t>
+              <w:t>30</w:t>
             </w:r>
             <w:r>
               <w:rPr>
@@ -2583,7 +2583,7 @@
                 <w:bCs w:val="0"/>
                 <w:webHidden/>
               </w:rPr>
-              <w:t>33</w:t>
+              <w:t>32</w:t>
             </w:r>
             <w:r>
               <w:rPr>
@@ -2660,7 +2660,7 @@
                 <w:bCs w:val="0"/>
                 <w:webHidden/>
               </w:rPr>
-              <w:t>34</w:t>
+              <w:t>33</w:t>
             </w:r>
             <w:r>
               <w:rPr>
@@ -3009,28 +3009,8 @@
     </w:p>
     <w:p>
       <w:pPr>
-        <w:numPr>
-          <w:ilvl w:val="0"/>
-          <w:numId w:val="1"/>
-        </w:numPr>
         <w:spacing w:before="100" w:beforeAutospacing="1" w:after="100" w:afterAutospacing="1" w:line="360" w:lineRule="auto"/>
-        <w:rPr>
-          <w:color w:val="auto"/>
-          <w:szCs w:val="28"/>
-        </w:rPr>
-      </w:pPr>
-      <w:r>
-        <w:rPr>
-          <w:color w:val="auto"/>
-          <w:szCs w:val="28"/>
-        </w:rPr>
-        <w:t>Реалізувати графічний інтерфейс користувача для взаємодії з системою.</w:t>
-      </w:r>
-    </w:p>
-    <w:p>
-      <w:pPr>
-        <w:spacing w:before="100" w:beforeAutospacing="1" w:after="100" w:afterAutospacing="1" w:line="360" w:lineRule="auto"/>
-        <w:ind w:left="0" w:firstLine="0"/>
+        <w:ind w:left="0" w:firstLine="708"/>
         <w:rPr>
           <w:color w:val="auto"/>
           <w:szCs w:val="28"/>
@@ -3113,28 +3093,8 @@
           <w:color w:val="auto"/>
           <w:szCs w:val="28"/>
         </w:rPr>
-        <w:t xml:space="preserve">. Програма розроблена з </w:t>
-      </w:r>
-      <w:r>
-        <w:rPr>
-          <w:color w:val="auto"/>
-          <w:szCs w:val="28"/>
-        </w:rPr>
-        <w:lastRenderedPageBreak/>
-        <w:t>урахуванням принципів об’єктно-орієнтованого програмування, що забезпечує модульність, повторне використання коду та розширюваність системи.</w:t>
-      </w:r>
-    </w:p>
-    <w:p>
-      <w:pPr>
-        <w:spacing w:after="160" w:line="259" w:lineRule="auto"/>
-        <w:ind w:left="0" w:firstLine="0"/>
-        <w:jc w:val="left"/>
-        <w:rPr>
-          <w:b/>
-          <w:bCs/>
-          <w:color w:val="auto"/>
-        </w:rPr>
-      </w:pPr>
+        <w:t>. Програма розроблена з урахуванням принципів об’єктно-орієнтованого програмування, що забезпечує модульність, повторне використання коду та розширюваність системи.</w:t>
+      </w:r>
       <w:r>
         <w:rPr>
           <w:b/>
@@ -24318,15 +24278,945 @@
     </w:p>
     <w:p>
       <w:pPr>
-        <w:spacing w:after="160" w:line="259" w:lineRule="auto"/>
-        <w:ind w:left="0" w:firstLine="0"/>
-        <w:jc w:val="left"/>
-        <w:rPr>
-          <w:b/>
-        </w:rPr>
-      </w:pPr>
-      <w:r>
-        <w:br w:type="page"/>
+        <w:pStyle w:val="ae"/>
+        <w:numPr>
+          <w:ilvl w:val="0"/>
+          <w:numId w:val="43"/>
+        </w:numPr>
+        <w:spacing w:line="360" w:lineRule="auto"/>
+        <w:rPr>
+          <w:sz w:val="28"/>
+          <w:szCs w:val="28"/>
+        </w:rPr>
+      </w:pPr>
+      <w:r>
+        <w:rPr>
+          <w:rStyle w:val="fadeinm1hgl8"/>
+          <w:sz w:val="28"/>
+          <w:szCs w:val="28"/>
+        </w:rPr>
+        <w:t xml:space="preserve">Громов В. С. Програмування мовою C# у середовищі .NET: </w:t>
+      </w:r>
+      <w:proofErr w:type="spellStart"/>
+      <w:r>
+        <w:rPr>
+          <w:rStyle w:val="fadeinm1hgl8"/>
+          <w:sz w:val="28"/>
+          <w:szCs w:val="28"/>
+        </w:rPr>
+        <w:t>навч</w:t>
+      </w:r>
+      <w:proofErr w:type="spellEnd"/>
+      <w:r>
+        <w:rPr>
+          <w:rStyle w:val="fadeinm1hgl8"/>
+          <w:sz w:val="28"/>
+          <w:szCs w:val="28"/>
+        </w:rPr>
+        <w:t xml:space="preserve">. </w:t>
+      </w:r>
+      <w:proofErr w:type="spellStart"/>
+      <w:r>
+        <w:rPr>
+          <w:rStyle w:val="fadeinm1hgl8"/>
+          <w:sz w:val="28"/>
+          <w:szCs w:val="28"/>
+        </w:rPr>
+        <w:t>посіб</w:t>
+      </w:r>
+      <w:proofErr w:type="spellEnd"/>
+      <w:r>
+        <w:rPr>
+          <w:rStyle w:val="fadeinm1hgl8"/>
+          <w:sz w:val="28"/>
+          <w:szCs w:val="28"/>
+        </w:rPr>
+        <w:t>. — Харків: ХНУРЕ, 2021. — 312 с.</w:t>
+      </w:r>
+    </w:p>
+    <w:p>
+      <w:pPr>
+        <w:pStyle w:val="ae"/>
+        <w:numPr>
+          <w:ilvl w:val="0"/>
+          <w:numId w:val="43"/>
+        </w:numPr>
+        <w:spacing w:line="360" w:lineRule="auto"/>
+        <w:rPr>
+          <w:sz w:val="28"/>
+          <w:szCs w:val="28"/>
+        </w:rPr>
+      </w:pPr>
+      <w:proofErr w:type="spellStart"/>
+      <w:r>
+        <w:rPr>
+          <w:rStyle w:val="fadeinm1hgl8"/>
+          <w:sz w:val="28"/>
+          <w:szCs w:val="28"/>
+        </w:rPr>
+        <w:t>Freeman</w:t>
+      </w:r>
+      <w:proofErr w:type="spellEnd"/>
+      <w:r>
+        <w:rPr>
+          <w:rStyle w:val="fadeinm1hgl8"/>
+          <w:sz w:val="28"/>
+          <w:szCs w:val="28"/>
+        </w:rPr>
+        <w:t xml:space="preserve"> A., </w:t>
+      </w:r>
+      <w:proofErr w:type="spellStart"/>
+      <w:r>
+        <w:rPr>
+          <w:rStyle w:val="fadeinm1hgl8"/>
+          <w:sz w:val="28"/>
+          <w:szCs w:val="28"/>
+        </w:rPr>
+        <w:t>Wagner</w:t>
+      </w:r>
+      <w:proofErr w:type="spellEnd"/>
+      <w:r>
+        <w:rPr>
+          <w:rStyle w:val="fadeinm1hgl8"/>
+          <w:sz w:val="28"/>
+          <w:szCs w:val="28"/>
+        </w:rPr>
+        <w:t xml:space="preserve"> J. </w:t>
+      </w:r>
+      <w:proofErr w:type="spellStart"/>
+      <w:r>
+        <w:rPr>
+          <w:rStyle w:val="fadeinm1hgl8"/>
+          <w:sz w:val="28"/>
+          <w:szCs w:val="28"/>
+        </w:rPr>
+        <w:t>Pro</w:t>
+      </w:r>
+      <w:proofErr w:type="spellEnd"/>
+      <w:r>
+        <w:rPr>
+          <w:rStyle w:val="fadeinm1hgl8"/>
+          <w:sz w:val="28"/>
+          <w:szCs w:val="28"/>
+        </w:rPr>
+        <w:t xml:space="preserve"> WPF </w:t>
+      </w:r>
+      <w:proofErr w:type="spellStart"/>
+      <w:r>
+        <w:rPr>
+          <w:rStyle w:val="fadeinm1hgl8"/>
+          <w:sz w:val="28"/>
+          <w:szCs w:val="28"/>
+        </w:rPr>
+        <w:t>in</w:t>
+      </w:r>
+      <w:proofErr w:type="spellEnd"/>
+      <w:r>
+        <w:rPr>
+          <w:rStyle w:val="fadeinm1hgl8"/>
+          <w:sz w:val="28"/>
+          <w:szCs w:val="28"/>
+        </w:rPr>
+        <w:t xml:space="preserve"> C# 2022: Windows </w:t>
+      </w:r>
+      <w:proofErr w:type="spellStart"/>
+      <w:r>
+        <w:rPr>
+          <w:rStyle w:val="fadeinm1hgl8"/>
+          <w:sz w:val="28"/>
+          <w:szCs w:val="28"/>
+        </w:rPr>
+        <w:t>Presentation</w:t>
+      </w:r>
+      <w:proofErr w:type="spellEnd"/>
+      <w:r>
+        <w:rPr>
+          <w:rStyle w:val="fadeinm1hgl8"/>
+          <w:sz w:val="28"/>
+          <w:szCs w:val="28"/>
+        </w:rPr>
+        <w:t xml:space="preserve"> </w:t>
+      </w:r>
+      <w:proofErr w:type="spellStart"/>
+      <w:r>
+        <w:rPr>
+          <w:rStyle w:val="fadeinm1hgl8"/>
+          <w:sz w:val="28"/>
+          <w:szCs w:val="28"/>
+        </w:rPr>
+        <w:t>Foundation</w:t>
+      </w:r>
+      <w:proofErr w:type="spellEnd"/>
+      <w:r>
+        <w:rPr>
+          <w:rStyle w:val="fadeinm1hgl8"/>
+          <w:sz w:val="28"/>
+          <w:szCs w:val="28"/>
+        </w:rPr>
+        <w:t xml:space="preserve"> </w:t>
+      </w:r>
+      <w:proofErr w:type="spellStart"/>
+      <w:r>
+        <w:rPr>
+          <w:rStyle w:val="fadeinm1hgl8"/>
+          <w:sz w:val="28"/>
+          <w:szCs w:val="28"/>
+        </w:rPr>
+        <w:t>in</w:t>
+      </w:r>
+      <w:proofErr w:type="spellEnd"/>
+      <w:r>
+        <w:rPr>
+          <w:rStyle w:val="fadeinm1hgl8"/>
+          <w:sz w:val="28"/>
+          <w:szCs w:val="28"/>
+        </w:rPr>
+        <w:t xml:space="preserve"> .NET 6. — </w:t>
+      </w:r>
+      <w:proofErr w:type="spellStart"/>
+      <w:r>
+        <w:rPr>
+          <w:rStyle w:val="fadeinm1hgl8"/>
+          <w:sz w:val="28"/>
+          <w:szCs w:val="28"/>
+        </w:rPr>
+        <w:t>Apress</w:t>
+      </w:r>
+      <w:proofErr w:type="spellEnd"/>
+      <w:r>
+        <w:rPr>
+          <w:rStyle w:val="fadeinm1hgl8"/>
+          <w:sz w:val="28"/>
+          <w:szCs w:val="28"/>
+        </w:rPr>
+        <w:t>, 2022. — 1080 p.</w:t>
+      </w:r>
+    </w:p>
+    <w:p>
+      <w:pPr>
+        <w:pStyle w:val="ae"/>
+        <w:numPr>
+          <w:ilvl w:val="0"/>
+          <w:numId w:val="43"/>
+        </w:numPr>
+        <w:spacing w:line="360" w:lineRule="auto"/>
+        <w:rPr>
+          <w:sz w:val="28"/>
+          <w:szCs w:val="28"/>
+        </w:rPr>
+      </w:pPr>
+      <w:proofErr w:type="spellStart"/>
+      <w:r>
+        <w:rPr>
+          <w:rStyle w:val="fadeinm1hgl8"/>
+          <w:sz w:val="28"/>
+          <w:szCs w:val="28"/>
+        </w:rPr>
+        <w:t>Ермолаєв</w:t>
+      </w:r>
+      <w:proofErr w:type="spellEnd"/>
+      <w:r>
+        <w:rPr>
+          <w:rStyle w:val="fadeinm1hgl8"/>
+          <w:sz w:val="28"/>
+          <w:szCs w:val="28"/>
+        </w:rPr>
+        <w:t xml:space="preserve"> С. А. Архітектурні шаблони </w:t>
+      </w:r>
+      <w:proofErr w:type="spellStart"/>
+      <w:r>
+        <w:rPr>
+          <w:rStyle w:val="fadeinm1hgl8"/>
+          <w:sz w:val="28"/>
+          <w:szCs w:val="28"/>
+        </w:rPr>
+        <w:t>проєктування</w:t>
+      </w:r>
+      <w:proofErr w:type="spellEnd"/>
+      <w:r>
+        <w:rPr>
+          <w:rStyle w:val="fadeinm1hgl8"/>
+          <w:sz w:val="28"/>
+          <w:szCs w:val="28"/>
+        </w:rPr>
+        <w:t xml:space="preserve"> програмного забезпечення: </w:t>
+      </w:r>
+      <w:proofErr w:type="spellStart"/>
+      <w:r>
+        <w:rPr>
+          <w:rStyle w:val="fadeinm1hgl8"/>
+          <w:sz w:val="28"/>
+          <w:szCs w:val="28"/>
+        </w:rPr>
+        <w:t>навч</w:t>
+      </w:r>
+      <w:proofErr w:type="spellEnd"/>
+      <w:r>
+        <w:rPr>
+          <w:rStyle w:val="fadeinm1hgl8"/>
+          <w:sz w:val="28"/>
+          <w:szCs w:val="28"/>
+        </w:rPr>
+        <w:t xml:space="preserve">. </w:t>
+      </w:r>
+      <w:proofErr w:type="spellStart"/>
+      <w:r>
+        <w:rPr>
+          <w:rStyle w:val="fadeinm1hgl8"/>
+          <w:sz w:val="28"/>
+          <w:szCs w:val="28"/>
+        </w:rPr>
+        <w:t>посіб</w:t>
+      </w:r>
+      <w:proofErr w:type="spellEnd"/>
+      <w:r>
+        <w:rPr>
+          <w:rStyle w:val="fadeinm1hgl8"/>
+          <w:sz w:val="28"/>
+          <w:szCs w:val="28"/>
+        </w:rPr>
+        <w:t>. — Київ: КНУ, 2020. — 180 с.</w:t>
+      </w:r>
+    </w:p>
+    <w:p>
+      <w:pPr>
+        <w:pStyle w:val="ae"/>
+        <w:numPr>
+          <w:ilvl w:val="0"/>
+          <w:numId w:val="43"/>
+        </w:numPr>
+        <w:spacing w:line="360" w:lineRule="auto"/>
+        <w:rPr>
+          <w:sz w:val="28"/>
+          <w:szCs w:val="28"/>
+        </w:rPr>
+      </w:pPr>
+      <w:r>
+        <w:rPr>
+          <w:rStyle w:val="fadeinm1hgl8"/>
+          <w:sz w:val="28"/>
+          <w:szCs w:val="28"/>
+        </w:rPr>
+        <w:t xml:space="preserve">Гамма Е., Хелм Р., Джонсон Р., </w:t>
+      </w:r>
+      <w:proofErr w:type="spellStart"/>
+      <w:r>
+        <w:rPr>
+          <w:rStyle w:val="fadeinm1hgl8"/>
+          <w:sz w:val="28"/>
+          <w:szCs w:val="28"/>
+        </w:rPr>
+        <w:t>Вліссідес</w:t>
+      </w:r>
+      <w:proofErr w:type="spellEnd"/>
+      <w:r>
+        <w:rPr>
+          <w:rStyle w:val="fadeinm1hgl8"/>
+          <w:sz w:val="28"/>
+          <w:szCs w:val="28"/>
+        </w:rPr>
+        <w:t xml:space="preserve"> Д. Шаблони </w:t>
+      </w:r>
+      <w:proofErr w:type="spellStart"/>
+      <w:r>
+        <w:rPr>
+          <w:rStyle w:val="fadeinm1hgl8"/>
+          <w:sz w:val="28"/>
+          <w:szCs w:val="28"/>
+        </w:rPr>
+        <w:t>проєктування</w:t>
+      </w:r>
+      <w:proofErr w:type="spellEnd"/>
+      <w:r>
+        <w:rPr>
+          <w:rStyle w:val="fadeinm1hgl8"/>
+          <w:sz w:val="28"/>
+          <w:szCs w:val="28"/>
+        </w:rPr>
+        <w:t>. Елементи повторно використовуваних об'єктно-орієнтованих програм. — Київ: Діалектика, 2002. — 395 с.</w:t>
+      </w:r>
+    </w:p>
+    <w:p>
+      <w:pPr>
+        <w:pStyle w:val="ae"/>
+        <w:numPr>
+          <w:ilvl w:val="0"/>
+          <w:numId w:val="43"/>
+        </w:numPr>
+        <w:spacing w:line="360" w:lineRule="auto"/>
+        <w:rPr>
+          <w:sz w:val="28"/>
+          <w:szCs w:val="28"/>
+        </w:rPr>
+      </w:pPr>
+      <w:r>
+        <w:rPr>
+          <w:rStyle w:val="fadeinm1hgl8"/>
+          <w:sz w:val="28"/>
+          <w:szCs w:val="28"/>
+        </w:rPr>
+        <w:t xml:space="preserve">Microsoft </w:t>
+      </w:r>
+      <w:proofErr w:type="spellStart"/>
+      <w:r>
+        <w:rPr>
+          <w:rStyle w:val="fadeinm1hgl8"/>
+          <w:sz w:val="28"/>
+          <w:szCs w:val="28"/>
+        </w:rPr>
+        <w:t>Docs</w:t>
+      </w:r>
+      <w:proofErr w:type="spellEnd"/>
+      <w:r>
+        <w:rPr>
+          <w:rStyle w:val="fadeinm1hgl8"/>
+          <w:sz w:val="28"/>
+          <w:szCs w:val="28"/>
+        </w:rPr>
+        <w:t xml:space="preserve">. Windows </w:t>
+      </w:r>
+      <w:proofErr w:type="spellStart"/>
+      <w:r>
+        <w:rPr>
+          <w:rStyle w:val="fadeinm1hgl8"/>
+          <w:sz w:val="28"/>
+          <w:szCs w:val="28"/>
+        </w:rPr>
+        <w:t>Presentation</w:t>
+      </w:r>
+      <w:proofErr w:type="spellEnd"/>
+      <w:r>
+        <w:rPr>
+          <w:rStyle w:val="fadeinm1hgl8"/>
+          <w:sz w:val="28"/>
+          <w:szCs w:val="28"/>
+        </w:rPr>
+        <w:t xml:space="preserve"> </w:t>
+      </w:r>
+      <w:proofErr w:type="spellStart"/>
+      <w:r>
+        <w:rPr>
+          <w:rStyle w:val="fadeinm1hgl8"/>
+          <w:sz w:val="28"/>
+          <w:szCs w:val="28"/>
+        </w:rPr>
+        <w:t>Foundation</w:t>
+      </w:r>
+      <w:proofErr w:type="spellEnd"/>
+      <w:r>
+        <w:rPr>
+          <w:rStyle w:val="fadeinm1hgl8"/>
+          <w:sz w:val="28"/>
+          <w:szCs w:val="28"/>
+        </w:rPr>
+        <w:t xml:space="preserve"> (WPF) [Електронний ресурс]. — Режим доступу: </w:t>
+      </w:r>
+      <w:hyperlink r:id="rId19" w:tgtFrame="_new" w:history="1">
+        <w:r>
+          <w:rPr>
+            <w:rStyle w:val="fadeinm1hgl8"/>
+            <w:color w:val="0000FF"/>
+            <w:sz w:val="28"/>
+            <w:szCs w:val="28"/>
+            <w:u w:val="single"/>
+          </w:rPr>
+          <w:t>https://learn.microsoft.com/en-us/dotnet/desktop/wpf/</w:t>
+        </w:r>
+      </w:hyperlink>
+    </w:p>
+    <w:p>
+      <w:pPr>
+        <w:pStyle w:val="ae"/>
+        <w:numPr>
+          <w:ilvl w:val="0"/>
+          <w:numId w:val="43"/>
+        </w:numPr>
+        <w:spacing w:line="360" w:lineRule="auto"/>
+        <w:rPr>
+          <w:sz w:val="28"/>
+          <w:szCs w:val="28"/>
+        </w:rPr>
+      </w:pPr>
+      <w:r>
+        <w:rPr>
+          <w:rStyle w:val="fadeinm1hgl8"/>
+          <w:sz w:val="28"/>
+          <w:szCs w:val="28"/>
+        </w:rPr>
+        <w:t xml:space="preserve">Microsoft </w:t>
+      </w:r>
+      <w:proofErr w:type="spellStart"/>
+      <w:r>
+        <w:rPr>
+          <w:rStyle w:val="fadeinm1hgl8"/>
+          <w:sz w:val="28"/>
+          <w:szCs w:val="28"/>
+        </w:rPr>
+        <w:t>Docs</w:t>
+      </w:r>
+      <w:proofErr w:type="spellEnd"/>
+      <w:r>
+        <w:rPr>
+          <w:rStyle w:val="fadeinm1hgl8"/>
+          <w:sz w:val="28"/>
+          <w:szCs w:val="28"/>
+        </w:rPr>
+        <w:t xml:space="preserve">. Абстрактні класи і методи (C#) [Електронний ресурс]. — Режим доступу: </w:t>
+      </w:r>
+      <w:hyperlink r:id="rId20" w:tgtFrame="_new" w:history="1">
+        <w:r>
+          <w:rPr>
+            <w:rStyle w:val="fadeinm1hgl8"/>
+            <w:color w:val="0000FF"/>
+            <w:sz w:val="28"/>
+            <w:szCs w:val="28"/>
+            <w:u w:val="single"/>
+          </w:rPr>
+          <w:t>https://learn.microsoft.com/en-us/dotnet/csharp/programming-guide/classes-and-structs/abstract-and-sealed-classes</w:t>
+        </w:r>
+      </w:hyperlink>
+    </w:p>
+    <w:p>
+      <w:pPr>
+        <w:pStyle w:val="ae"/>
+        <w:numPr>
+          <w:ilvl w:val="0"/>
+          <w:numId w:val="43"/>
+        </w:numPr>
+        <w:spacing w:line="360" w:lineRule="auto"/>
+        <w:rPr>
+          <w:sz w:val="28"/>
+          <w:szCs w:val="28"/>
+        </w:rPr>
+      </w:pPr>
+      <w:proofErr w:type="spellStart"/>
+      <w:r>
+        <w:rPr>
+          <w:rStyle w:val="fadeinm1hgl8"/>
+          <w:sz w:val="28"/>
+          <w:szCs w:val="28"/>
+        </w:rPr>
+        <w:t>Newtonsoft.Json</w:t>
+      </w:r>
+      <w:proofErr w:type="spellEnd"/>
+      <w:r>
+        <w:rPr>
+          <w:rStyle w:val="fadeinm1hgl8"/>
+          <w:sz w:val="28"/>
+          <w:szCs w:val="28"/>
+        </w:rPr>
+        <w:t xml:space="preserve"> </w:t>
+      </w:r>
+      <w:proofErr w:type="spellStart"/>
+      <w:r>
+        <w:rPr>
+          <w:rStyle w:val="fadeinm1hgl8"/>
+          <w:sz w:val="28"/>
+          <w:szCs w:val="28"/>
+        </w:rPr>
+        <w:t>Documentation</w:t>
+      </w:r>
+      <w:proofErr w:type="spellEnd"/>
+      <w:r>
+        <w:rPr>
+          <w:rStyle w:val="fadeinm1hgl8"/>
+          <w:sz w:val="28"/>
+          <w:szCs w:val="28"/>
+        </w:rPr>
+        <w:t xml:space="preserve"> [Електронний ресурс]. — Режим доступу: https://www.newtonsoft.com/json/help/html/Introduction.htm</w:t>
+      </w:r>
+    </w:p>
+    <w:p>
+      <w:pPr>
+        <w:pStyle w:val="ae"/>
+        <w:numPr>
+          <w:ilvl w:val="0"/>
+          <w:numId w:val="43"/>
+        </w:numPr>
+        <w:spacing w:line="360" w:lineRule="auto"/>
+        <w:rPr>
+          <w:sz w:val="28"/>
+          <w:szCs w:val="28"/>
+        </w:rPr>
+      </w:pPr>
+      <w:r>
+        <w:rPr>
+          <w:rStyle w:val="fadeinm1hgl8"/>
+          <w:sz w:val="28"/>
+          <w:szCs w:val="28"/>
+        </w:rPr>
+        <w:t xml:space="preserve">MSDN. XML </w:t>
+      </w:r>
+      <w:proofErr w:type="spellStart"/>
+      <w:r>
+        <w:rPr>
+          <w:rStyle w:val="fadeinm1hgl8"/>
+          <w:sz w:val="28"/>
+          <w:szCs w:val="28"/>
+        </w:rPr>
+        <w:t>serialization</w:t>
+      </w:r>
+      <w:proofErr w:type="spellEnd"/>
+      <w:r>
+        <w:rPr>
+          <w:rStyle w:val="fadeinm1hgl8"/>
+          <w:sz w:val="28"/>
+          <w:szCs w:val="28"/>
+        </w:rPr>
+        <w:t xml:space="preserve"> [Електронний ресурс]. — Режим доступу: </w:t>
+      </w:r>
+      <w:hyperlink r:id="rId21" w:tgtFrame="_new" w:history="1">
+        <w:r>
+          <w:rPr>
+            <w:rStyle w:val="fadeinm1hgl8"/>
+            <w:color w:val="0000FF"/>
+            <w:sz w:val="28"/>
+            <w:szCs w:val="28"/>
+            <w:u w:val="single"/>
+          </w:rPr>
+          <w:t>https://learn.microsoft.com/en-us/dotnet/standard/serialization/xml-serialization</w:t>
+        </w:r>
+      </w:hyperlink>
+    </w:p>
+    <w:p>
+      <w:pPr>
+        <w:pStyle w:val="ae"/>
+        <w:numPr>
+          <w:ilvl w:val="0"/>
+          <w:numId w:val="43"/>
+        </w:numPr>
+        <w:spacing w:line="360" w:lineRule="auto"/>
+        <w:rPr>
+          <w:sz w:val="28"/>
+          <w:szCs w:val="28"/>
+        </w:rPr>
+      </w:pPr>
+      <w:r>
+        <w:rPr>
+          <w:rStyle w:val="fadeinm1hgl8"/>
+          <w:sz w:val="28"/>
+          <w:szCs w:val="28"/>
+        </w:rPr>
+        <w:t>Пономаренко В. С. Основи програмної інженерії. — Харків: ХНУРЕ, 2020. — 210 с.</w:t>
+      </w:r>
+    </w:p>
+    <w:p>
+      <w:pPr>
+        <w:pStyle w:val="ae"/>
+        <w:numPr>
+          <w:ilvl w:val="0"/>
+          <w:numId w:val="43"/>
+        </w:numPr>
+        <w:spacing w:line="360" w:lineRule="auto"/>
+        <w:rPr>
+          <w:sz w:val="28"/>
+          <w:szCs w:val="28"/>
+        </w:rPr>
+      </w:pPr>
+      <w:r>
+        <w:rPr>
+          <w:rStyle w:val="fadeinm1hgl8"/>
+          <w:sz w:val="28"/>
+          <w:szCs w:val="28"/>
+          <w:lang w:val="en-US"/>
+        </w:rPr>
+        <w:t xml:space="preserve"> </w:t>
+      </w:r>
+      <w:r>
+        <w:rPr>
+          <w:rStyle w:val="fadeinm1hgl8"/>
+          <w:sz w:val="28"/>
+          <w:szCs w:val="28"/>
+        </w:rPr>
+        <w:t xml:space="preserve">ISO/IEC 29500-1:2016. </w:t>
+      </w:r>
+      <w:proofErr w:type="spellStart"/>
+      <w:r>
+        <w:rPr>
+          <w:rStyle w:val="fadeinm1hgl8"/>
+          <w:sz w:val="28"/>
+          <w:szCs w:val="28"/>
+        </w:rPr>
+        <w:t>Information</w:t>
+      </w:r>
+      <w:proofErr w:type="spellEnd"/>
+      <w:r>
+        <w:rPr>
+          <w:rStyle w:val="fadeinm1hgl8"/>
+          <w:sz w:val="28"/>
+          <w:szCs w:val="28"/>
+        </w:rPr>
+        <w:t xml:space="preserve"> </w:t>
+      </w:r>
+      <w:proofErr w:type="spellStart"/>
+      <w:r>
+        <w:rPr>
+          <w:rStyle w:val="fadeinm1hgl8"/>
+          <w:sz w:val="28"/>
+          <w:szCs w:val="28"/>
+        </w:rPr>
+        <w:t>technology</w:t>
+      </w:r>
+      <w:proofErr w:type="spellEnd"/>
+      <w:r>
+        <w:rPr>
+          <w:rStyle w:val="fadeinm1hgl8"/>
+          <w:sz w:val="28"/>
+          <w:szCs w:val="28"/>
+        </w:rPr>
+        <w:t xml:space="preserve"> — </w:t>
+      </w:r>
+      <w:proofErr w:type="spellStart"/>
+      <w:r>
+        <w:rPr>
+          <w:rStyle w:val="fadeinm1hgl8"/>
+          <w:sz w:val="28"/>
+          <w:szCs w:val="28"/>
+        </w:rPr>
+        <w:t>Document</w:t>
+      </w:r>
+      <w:proofErr w:type="spellEnd"/>
+      <w:r>
+        <w:rPr>
+          <w:rStyle w:val="fadeinm1hgl8"/>
+          <w:sz w:val="28"/>
+          <w:szCs w:val="28"/>
+        </w:rPr>
+        <w:t xml:space="preserve"> </w:t>
+      </w:r>
+      <w:proofErr w:type="spellStart"/>
+      <w:r>
+        <w:rPr>
+          <w:rStyle w:val="fadeinm1hgl8"/>
+          <w:sz w:val="28"/>
+          <w:szCs w:val="28"/>
+        </w:rPr>
+        <w:t>description</w:t>
+      </w:r>
+      <w:proofErr w:type="spellEnd"/>
+      <w:r>
+        <w:rPr>
+          <w:rStyle w:val="fadeinm1hgl8"/>
+          <w:sz w:val="28"/>
+          <w:szCs w:val="28"/>
+        </w:rPr>
+        <w:t xml:space="preserve"> </w:t>
+      </w:r>
+      <w:proofErr w:type="spellStart"/>
+      <w:r>
+        <w:rPr>
+          <w:rStyle w:val="fadeinm1hgl8"/>
+          <w:sz w:val="28"/>
+          <w:szCs w:val="28"/>
+        </w:rPr>
+        <w:t>and</w:t>
+      </w:r>
+      <w:proofErr w:type="spellEnd"/>
+      <w:r>
+        <w:rPr>
+          <w:rStyle w:val="fadeinm1hgl8"/>
+          <w:sz w:val="28"/>
+          <w:szCs w:val="28"/>
+        </w:rPr>
+        <w:t xml:space="preserve"> </w:t>
+      </w:r>
+      <w:proofErr w:type="spellStart"/>
+      <w:r>
+        <w:rPr>
+          <w:rStyle w:val="fadeinm1hgl8"/>
+          <w:sz w:val="28"/>
+          <w:szCs w:val="28"/>
+        </w:rPr>
+        <w:t>processing</w:t>
+      </w:r>
+      <w:proofErr w:type="spellEnd"/>
+      <w:r>
+        <w:rPr>
+          <w:rStyle w:val="fadeinm1hgl8"/>
+          <w:sz w:val="28"/>
+          <w:szCs w:val="28"/>
+        </w:rPr>
+        <w:t xml:space="preserve"> </w:t>
+      </w:r>
+      <w:proofErr w:type="spellStart"/>
+      <w:r>
+        <w:rPr>
+          <w:rStyle w:val="fadeinm1hgl8"/>
+          <w:sz w:val="28"/>
+          <w:szCs w:val="28"/>
+        </w:rPr>
+        <w:t>languages</w:t>
+      </w:r>
+      <w:proofErr w:type="spellEnd"/>
+      <w:r>
+        <w:rPr>
+          <w:rStyle w:val="fadeinm1hgl8"/>
+          <w:sz w:val="28"/>
+          <w:szCs w:val="28"/>
+        </w:rPr>
+        <w:t xml:space="preserve"> — Office </w:t>
+      </w:r>
+      <w:proofErr w:type="spellStart"/>
+      <w:r>
+        <w:rPr>
+          <w:rStyle w:val="fadeinm1hgl8"/>
+          <w:sz w:val="28"/>
+          <w:szCs w:val="28"/>
+        </w:rPr>
+        <w:t>Open</w:t>
+      </w:r>
+      <w:proofErr w:type="spellEnd"/>
+      <w:r>
+        <w:rPr>
+          <w:rStyle w:val="fadeinm1hgl8"/>
+          <w:sz w:val="28"/>
+          <w:szCs w:val="28"/>
+        </w:rPr>
+        <w:t xml:space="preserve"> XML </w:t>
+      </w:r>
+      <w:proofErr w:type="spellStart"/>
+      <w:r>
+        <w:rPr>
+          <w:rStyle w:val="fadeinm1hgl8"/>
+          <w:sz w:val="28"/>
+          <w:szCs w:val="28"/>
+        </w:rPr>
+        <w:t>File</w:t>
+      </w:r>
+      <w:proofErr w:type="spellEnd"/>
+      <w:r>
+        <w:rPr>
+          <w:rStyle w:val="fadeinm1hgl8"/>
+          <w:sz w:val="28"/>
+          <w:szCs w:val="28"/>
+        </w:rPr>
+        <w:t xml:space="preserve"> </w:t>
+      </w:r>
+      <w:proofErr w:type="spellStart"/>
+      <w:r>
+        <w:rPr>
+          <w:rStyle w:val="fadeinm1hgl8"/>
+          <w:sz w:val="28"/>
+          <w:szCs w:val="28"/>
+        </w:rPr>
+        <w:t>Formats</w:t>
+      </w:r>
+      <w:proofErr w:type="spellEnd"/>
+      <w:r>
+        <w:rPr>
+          <w:rStyle w:val="fadeinm1hgl8"/>
+          <w:sz w:val="28"/>
+          <w:szCs w:val="28"/>
+        </w:rPr>
+        <w:t xml:space="preserve"> — </w:t>
+      </w:r>
+      <w:proofErr w:type="spellStart"/>
+      <w:r>
+        <w:rPr>
+          <w:rStyle w:val="fadeinm1hgl8"/>
+          <w:sz w:val="28"/>
+          <w:szCs w:val="28"/>
+        </w:rPr>
+        <w:t>Part</w:t>
+      </w:r>
+      <w:proofErr w:type="spellEnd"/>
+      <w:r>
+        <w:rPr>
+          <w:rStyle w:val="fadeinm1hgl8"/>
+          <w:sz w:val="28"/>
+          <w:szCs w:val="28"/>
+        </w:rPr>
+        <w:t xml:space="preserve"> 1: </w:t>
+      </w:r>
+      <w:proofErr w:type="spellStart"/>
+      <w:r>
+        <w:rPr>
+          <w:rStyle w:val="fadeinm1hgl8"/>
+          <w:sz w:val="28"/>
+          <w:szCs w:val="28"/>
+        </w:rPr>
+        <w:t>Fundamentals</w:t>
+      </w:r>
+      <w:proofErr w:type="spellEnd"/>
+      <w:r>
+        <w:rPr>
+          <w:rStyle w:val="fadeinm1hgl8"/>
+          <w:sz w:val="28"/>
+          <w:szCs w:val="28"/>
+        </w:rPr>
+        <w:t xml:space="preserve"> </w:t>
+      </w:r>
+      <w:proofErr w:type="spellStart"/>
+      <w:r>
+        <w:rPr>
+          <w:rStyle w:val="fadeinm1hgl8"/>
+          <w:sz w:val="28"/>
+          <w:szCs w:val="28"/>
+        </w:rPr>
+        <w:t>and</w:t>
+      </w:r>
+      <w:proofErr w:type="spellEnd"/>
+      <w:r>
+        <w:rPr>
+          <w:rStyle w:val="fadeinm1hgl8"/>
+          <w:sz w:val="28"/>
+          <w:szCs w:val="28"/>
+        </w:rPr>
+        <w:t xml:space="preserve"> </w:t>
+      </w:r>
+      <w:proofErr w:type="spellStart"/>
+      <w:r>
+        <w:rPr>
+          <w:rStyle w:val="fadeinm1hgl8"/>
+          <w:sz w:val="28"/>
+          <w:szCs w:val="28"/>
+        </w:rPr>
+        <w:t>Markup</w:t>
+      </w:r>
+      <w:proofErr w:type="spellEnd"/>
+      <w:r>
+        <w:rPr>
+          <w:rStyle w:val="fadeinm1hgl8"/>
+          <w:sz w:val="28"/>
+          <w:szCs w:val="28"/>
+        </w:rPr>
+        <w:t xml:space="preserve"> </w:t>
+      </w:r>
+      <w:proofErr w:type="spellStart"/>
+      <w:r>
+        <w:rPr>
+          <w:rStyle w:val="fadeinm1hgl8"/>
+          <w:sz w:val="28"/>
+          <w:szCs w:val="28"/>
+        </w:rPr>
+        <w:t>Language</w:t>
+      </w:r>
+      <w:proofErr w:type="spellEnd"/>
+      <w:r>
+        <w:rPr>
+          <w:rStyle w:val="fadeinm1hgl8"/>
+          <w:sz w:val="28"/>
+          <w:szCs w:val="28"/>
+        </w:rPr>
+        <w:t xml:space="preserve"> </w:t>
+      </w:r>
+      <w:proofErr w:type="spellStart"/>
+      <w:r>
+        <w:rPr>
+          <w:rStyle w:val="fadeinm1hgl8"/>
+          <w:sz w:val="28"/>
+          <w:szCs w:val="28"/>
+        </w:rPr>
+        <w:t>Reference</w:t>
+      </w:r>
+      <w:proofErr w:type="spellEnd"/>
+      <w:r>
+        <w:rPr>
+          <w:rStyle w:val="fadeinm1hgl8"/>
+          <w:sz w:val="28"/>
+          <w:szCs w:val="28"/>
+        </w:rPr>
+        <w:t>.</w:t>
       </w:r>
     </w:p>
     <w:p>
@@ -24402,7 +25292,7 @@
       </w:pPr>
     </w:p>
     <w:sectPr>
-      <w:headerReference w:type="default" r:id="rId19"/>
+      <w:headerReference w:type="default" r:id="rId22"/>
       <w:pgSz w:w="11906" w:h="16838"/>
       <w:pgMar w:top="1134" w:right="567" w:bottom="1134" w:left="1701" w:header="709" w:footer="709" w:gutter="0"/>
       <w:cols w:space="708"/>
@@ -27877,6 +28767,92 @@
     </w:lvl>
   </w:abstractNum>
   <w:abstractNum w:abstractNumId="27" w15:restartNumberingAfterBreak="0">
+    <w:nsid w:val="4A776DBF"/>
+    <w:multiLevelType w:val="hybridMultilevel"/>
+    <w:tmpl w:val="F3CA54F8"/>
+    <w:lvl w:ilvl="0" w:tplc="0422000F">
+      <w:start w:val="1"/>
+      <w:numFmt w:val="decimal"/>
+      <w:lvlText w:val="%1."/>
+      <w:lvlJc w:val="left"/>
+      <w:pPr>
+        <w:ind w:left="720" w:hanging="360"/>
+      </w:pPr>
+    </w:lvl>
+    <w:lvl w:ilvl="1" w:tplc="04220019" w:tentative="1">
+      <w:start w:val="1"/>
+      <w:numFmt w:val="lowerLetter"/>
+      <w:lvlText w:val="%2."/>
+      <w:lvlJc w:val="left"/>
+      <w:pPr>
+        <w:ind w:left="1440" w:hanging="360"/>
+      </w:pPr>
+    </w:lvl>
+    <w:lvl w:ilvl="2" w:tplc="0422001B" w:tentative="1">
+      <w:start w:val="1"/>
+      <w:numFmt w:val="lowerRoman"/>
+      <w:lvlText w:val="%3."/>
+      <w:lvlJc w:val="right"/>
+      <w:pPr>
+        <w:ind w:left="2160" w:hanging="180"/>
+      </w:pPr>
+    </w:lvl>
+    <w:lvl w:ilvl="3" w:tplc="0422000F" w:tentative="1">
+      <w:start w:val="1"/>
+      <w:numFmt w:val="decimal"/>
+      <w:lvlText w:val="%4."/>
+      <w:lvlJc w:val="left"/>
+      <w:pPr>
+        <w:ind w:left="2880" w:hanging="360"/>
+      </w:pPr>
+    </w:lvl>
+    <w:lvl w:ilvl="4" w:tplc="04220019" w:tentative="1">
+      <w:start w:val="1"/>
+      <w:numFmt w:val="lowerLetter"/>
+      <w:lvlText w:val="%5."/>
+      <w:lvlJc w:val="left"/>
+      <w:pPr>
+        <w:ind w:left="3600" w:hanging="360"/>
+      </w:pPr>
+    </w:lvl>
+    <w:lvl w:ilvl="5" w:tplc="0422001B" w:tentative="1">
+      <w:start w:val="1"/>
+      <w:numFmt w:val="lowerRoman"/>
+      <w:lvlText w:val="%6."/>
+      <w:lvlJc w:val="right"/>
+      <w:pPr>
+        <w:ind w:left="4320" w:hanging="180"/>
+      </w:pPr>
+    </w:lvl>
+    <w:lvl w:ilvl="6" w:tplc="0422000F" w:tentative="1">
+      <w:start w:val="1"/>
+      <w:numFmt w:val="decimal"/>
+      <w:lvlText w:val="%7."/>
+      <w:lvlJc w:val="left"/>
+      <w:pPr>
+        <w:ind w:left="5040" w:hanging="360"/>
+      </w:pPr>
+    </w:lvl>
+    <w:lvl w:ilvl="7" w:tplc="04220019" w:tentative="1">
+      <w:start w:val="1"/>
+      <w:numFmt w:val="lowerLetter"/>
+      <w:lvlText w:val="%8."/>
+      <w:lvlJc w:val="left"/>
+      <w:pPr>
+        <w:ind w:left="5760" w:hanging="360"/>
+      </w:pPr>
+    </w:lvl>
+    <w:lvl w:ilvl="8" w:tplc="0422001B" w:tentative="1">
+      <w:start w:val="1"/>
+      <w:numFmt w:val="lowerRoman"/>
+      <w:lvlText w:val="%9."/>
+      <w:lvlJc w:val="right"/>
+      <w:pPr>
+        <w:ind w:left="6480" w:hanging="180"/>
+      </w:pPr>
+    </w:lvl>
+  </w:abstractNum>
+  <w:abstractNum w:abstractNumId="28" w15:restartNumberingAfterBreak="0">
     <w:nsid w:val="4FD970B6"/>
     <w:multiLevelType w:val="multilevel"/>
     <w:tmpl w:val="ABC076A2"/>
@@ -28025,7 +29001,7 @@
       </w:rPr>
     </w:lvl>
   </w:abstractNum>
-  <w:abstractNum w:abstractNumId="28" w15:restartNumberingAfterBreak="0">
+  <w:abstractNum w:abstractNumId="29" w15:restartNumberingAfterBreak="0">
     <w:nsid w:val="500B6E97"/>
     <w:multiLevelType w:val="multilevel"/>
     <w:tmpl w:val="D45C8072"/>
@@ -28174,7 +29150,7 @@
       </w:rPr>
     </w:lvl>
   </w:abstractNum>
-  <w:abstractNum w:abstractNumId="29" w15:restartNumberingAfterBreak="0">
+  <w:abstractNum w:abstractNumId="30" w15:restartNumberingAfterBreak="0">
     <w:nsid w:val="51E16D64"/>
     <w:multiLevelType w:val="multilevel"/>
     <w:tmpl w:val="B3DED60C"/>
@@ -28287,7 +29263,7 @@
       </w:pPr>
     </w:lvl>
   </w:abstractNum>
-  <w:abstractNum w:abstractNumId="30" w15:restartNumberingAfterBreak="0">
+  <w:abstractNum w:abstractNumId="31" w15:restartNumberingAfterBreak="0">
     <w:nsid w:val="54381DB2"/>
     <w:multiLevelType w:val="hybridMultilevel"/>
     <w:tmpl w:val="CB6CADC8"/>
@@ -28400,7 +29376,7 @@
       </w:rPr>
     </w:lvl>
   </w:abstractNum>
-  <w:abstractNum w:abstractNumId="31" w15:restartNumberingAfterBreak="0">
+  <w:abstractNum w:abstractNumId="32" w15:restartNumberingAfterBreak="0">
     <w:nsid w:val="58A2185D"/>
     <w:multiLevelType w:val="multilevel"/>
     <w:tmpl w:val="BA76D7A4"/>
@@ -28549,7 +29525,7 @@
       </w:rPr>
     </w:lvl>
   </w:abstractNum>
-  <w:abstractNum w:abstractNumId="32" w15:restartNumberingAfterBreak="0">
+  <w:abstractNum w:abstractNumId="33" w15:restartNumberingAfterBreak="0">
     <w:nsid w:val="5A453FB6"/>
     <w:multiLevelType w:val="multilevel"/>
     <w:tmpl w:val="E39C6DF2"/>
@@ -28698,7 +29674,7 @@
       </w:rPr>
     </w:lvl>
   </w:abstractNum>
-  <w:abstractNum w:abstractNumId="33" w15:restartNumberingAfterBreak="0">
+  <w:abstractNum w:abstractNumId="34" w15:restartNumberingAfterBreak="0">
     <w:nsid w:val="5B2D0BC2"/>
     <w:multiLevelType w:val="multilevel"/>
     <w:tmpl w:val="A494377C"/>
@@ -28847,7 +29823,7 @@
       </w:rPr>
     </w:lvl>
   </w:abstractNum>
-  <w:abstractNum w:abstractNumId="34" w15:restartNumberingAfterBreak="0">
+  <w:abstractNum w:abstractNumId="35" w15:restartNumberingAfterBreak="0">
     <w:nsid w:val="5D817728"/>
     <w:multiLevelType w:val="multilevel"/>
     <w:tmpl w:val="0616D118"/>
@@ -28964,7 +29940,7 @@
       </w:pPr>
     </w:lvl>
   </w:abstractNum>
-  <w:abstractNum w:abstractNumId="35" w15:restartNumberingAfterBreak="0">
+  <w:abstractNum w:abstractNumId="36" w15:restartNumberingAfterBreak="0">
     <w:nsid w:val="626A4BF0"/>
     <w:multiLevelType w:val="multilevel"/>
     <w:tmpl w:val="F530DC10"/>
@@ -29113,7 +30089,7 @@
       </w:rPr>
     </w:lvl>
   </w:abstractNum>
-  <w:abstractNum w:abstractNumId="36" w15:restartNumberingAfterBreak="0">
+  <w:abstractNum w:abstractNumId="37" w15:restartNumberingAfterBreak="0">
     <w:nsid w:val="6716131D"/>
     <w:multiLevelType w:val="multilevel"/>
     <w:tmpl w:val="C7AC863C"/>
@@ -29262,7 +30238,7 @@
       </w:rPr>
     </w:lvl>
   </w:abstractNum>
-  <w:abstractNum w:abstractNumId="37" w15:restartNumberingAfterBreak="0">
+  <w:abstractNum w:abstractNumId="38" w15:restartNumberingAfterBreak="0">
     <w:nsid w:val="6BF2641F"/>
     <w:multiLevelType w:val="multilevel"/>
     <w:tmpl w:val="840C628C"/>
@@ -29411,7 +30387,7 @@
       </w:rPr>
     </w:lvl>
   </w:abstractNum>
-  <w:abstractNum w:abstractNumId="38" w15:restartNumberingAfterBreak="0">
+  <w:abstractNum w:abstractNumId="39" w15:restartNumberingAfterBreak="0">
     <w:nsid w:val="71522DF7"/>
     <w:multiLevelType w:val="multilevel"/>
     <w:tmpl w:val="57D4C5DC"/>
@@ -29531,7 +30507,7 @@
       </w:pPr>
     </w:lvl>
   </w:abstractNum>
-  <w:abstractNum w:abstractNumId="39" w15:restartNumberingAfterBreak="0">
+  <w:abstractNum w:abstractNumId="40" w15:restartNumberingAfterBreak="0">
     <w:nsid w:val="751C02F1"/>
     <w:multiLevelType w:val="multilevel"/>
     <w:tmpl w:val="0616D118"/>
@@ -29648,7 +30624,7 @@
       </w:pPr>
     </w:lvl>
   </w:abstractNum>
-  <w:abstractNum w:abstractNumId="40" w15:restartNumberingAfterBreak="0">
+  <w:abstractNum w:abstractNumId="41" w15:restartNumberingAfterBreak="0">
     <w:nsid w:val="7B0E2CB9"/>
     <w:multiLevelType w:val="multilevel"/>
     <w:tmpl w:val="F65247FE"/>
@@ -29765,7 +30741,7 @@
       </w:pPr>
     </w:lvl>
   </w:abstractNum>
-  <w:abstractNum w:abstractNumId="41" w15:restartNumberingAfterBreak="0">
+  <w:abstractNum w:abstractNumId="42" w15:restartNumberingAfterBreak="0">
     <w:nsid w:val="7D917879"/>
     <w:multiLevelType w:val="hybridMultilevel"/>
     <w:tmpl w:val="21C4D7BE"/>
@@ -29879,25 +30855,25 @@
     </w:lvl>
   </w:abstractNum>
   <w:num w:numId="1">
-    <w:abstractNumId w:val="27"/>
+    <w:abstractNumId w:val="28"/>
   </w:num>
   <w:num w:numId="2">
     <w:abstractNumId w:val="9"/>
   </w:num>
   <w:num w:numId="3">
-    <w:abstractNumId w:val="37"/>
+    <w:abstractNumId w:val="38"/>
   </w:num>
   <w:num w:numId="4">
     <w:abstractNumId w:val="5"/>
   </w:num>
   <w:num w:numId="5">
-    <w:abstractNumId w:val="36"/>
+    <w:abstractNumId w:val="37"/>
   </w:num>
   <w:num w:numId="6">
     <w:abstractNumId w:val="11"/>
   </w:num>
   <w:num w:numId="7">
-    <w:abstractNumId w:val="29"/>
+    <w:abstractNumId w:val="30"/>
   </w:num>
   <w:num w:numId="8">
     <w:abstractNumId w:val="6"/>
@@ -29909,19 +30885,19 @@
     <w:abstractNumId w:val="25"/>
   </w:num>
   <w:num w:numId="11">
-    <w:abstractNumId w:val="31"/>
+    <w:abstractNumId w:val="32"/>
   </w:num>
   <w:num w:numId="12">
     <w:abstractNumId w:val="14"/>
   </w:num>
   <w:num w:numId="13">
-    <w:abstractNumId w:val="28"/>
+    <w:abstractNumId w:val="29"/>
   </w:num>
   <w:num w:numId="14">
     <w:abstractNumId w:val="3"/>
   </w:num>
   <w:num w:numId="15">
-    <w:abstractNumId w:val="33"/>
+    <w:abstractNumId w:val="34"/>
   </w:num>
   <w:num w:numId="16">
     <w:abstractNumId w:val="15"/>
@@ -29933,7 +30909,7 @@
     <w:abstractNumId w:val="4"/>
   </w:num>
   <w:num w:numId="19">
-    <w:abstractNumId w:val="40"/>
+    <w:abstractNumId w:val="41"/>
   </w:num>
   <w:num w:numId="20">
     <w:abstractNumId w:val="2"/>
@@ -29942,25 +30918,25 @@
     <w:abstractNumId w:val="1"/>
   </w:num>
   <w:num w:numId="22">
-    <w:abstractNumId w:val="35"/>
+    <w:abstractNumId w:val="36"/>
   </w:num>
   <w:num w:numId="23">
     <w:abstractNumId w:val="0"/>
   </w:num>
   <w:num w:numId="24">
-    <w:abstractNumId w:val="32"/>
+    <w:abstractNumId w:val="33"/>
   </w:num>
   <w:num w:numId="25">
     <w:abstractNumId w:val="20"/>
   </w:num>
   <w:num w:numId="26">
-    <w:abstractNumId w:val="41"/>
+    <w:abstractNumId w:val="42"/>
   </w:num>
   <w:num w:numId="27">
     <w:abstractNumId w:val="12"/>
   </w:num>
   <w:num w:numId="28">
-    <w:abstractNumId w:val="30"/>
+    <w:abstractNumId w:val="31"/>
   </w:num>
   <w:num w:numId="29">
     <w:abstractNumId w:val="17"/>
@@ -29978,16 +30954,16 @@
     <w:abstractNumId w:val="23"/>
   </w:num>
   <w:num w:numId="34">
-    <w:abstractNumId w:val="39"/>
+    <w:abstractNumId w:val="40"/>
   </w:num>
   <w:num w:numId="35">
-    <w:abstractNumId w:val="34"/>
+    <w:abstractNumId w:val="35"/>
   </w:num>
   <w:num w:numId="36">
     <w:abstractNumId w:val="10"/>
   </w:num>
   <w:num w:numId="37">
-    <w:abstractNumId w:val="38"/>
+    <w:abstractNumId w:val="39"/>
   </w:num>
   <w:num w:numId="38">
     <w:abstractNumId w:val="13"/>
@@ -30003,6 +30979,9 @@
   </w:num>
   <w:num w:numId="42">
     <w:abstractNumId w:val="26"/>
+  </w:num>
+  <w:num w:numId="43">
+    <w:abstractNumId w:val="27"/>
   </w:num>
   <w:numIdMacAtCleanup w:val="41"/>
 </w:numbering>
@@ -31051,6 +32030,28 @@
       <w:u w:val="single"/>
     </w:rPr>
   </w:style>
+  <w:style w:type="paragraph" w:styleId="ae">
+    <w:name w:val="Normal (Web)"/>
+    <w:basedOn w:val="a"/>
+    <w:uiPriority w:val="99"/>
+    <w:unhideWhenUsed/>
+    <w:rsid w:val="003D702F"/>
+    <w:pPr>
+      <w:spacing w:before="100" w:beforeAutospacing="1" w:after="100" w:afterAutospacing="1" w:line="240" w:lineRule="auto"/>
+      <w:ind w:left="0" w:firstLine="0"/>
+      <w:jc w:val="left"/>
+    </w:pPr>
+    <w:rPr>
+      <w:color w:val="auto"/>
+      <w:sz w:val="24"/>
+      <w:szCs w:val="24"/>
+    </w:rPr>
+  </w:style>
+  <w:style w:type="character" w:customStyle="1" w:styleId="fadeinm1hgl8">
+    <w:name w:val="_fadein_m1hgl_8"/>
+    <w:basedOn w:val="a0"/>
+    <w:rsid w:val="003D702F"/>
+  </w:style>
 </w:styles>
 </file>
 

--- a/Курсова робота/звіт.docx
+++ b/Курсова робота/звіт.docx
@@ -2763,7 +2763,35 @@
           <w:color w:val="auto"/>
           <w:szCs w:val="28"/>
         </w:rPr>
-        <w:t xml:space="preserve"> є розробка програми, що дозволяє створювати різні типи офісних документів — звіти, листи, презентації — з урахуванням специфічних атрибутів кожного типу (заголовки, автор, дата створення, зміст тощо).</w:t>
+        <w:t xml:space="preserve"> є розробка програми, що дозволяє створювати різні типи офісних документів </w:t>
+      </w:r>
+      <w:r>
+        <w:rPr>
+          <w:color w:val="auto"/>
+          <w:szCs w:val="28"/>
+        </w:rPr>
+        <w:t>-</w:t>
+      </w:r>
+      <w:r>
+        <w:rPr>
+          <w:color w:val="auto"/>
+          <w:szCs w:val="28"/>
+        </w:rPr>
+        <w:t xml:space="preserve"> звіти, листи, презентації </w:t>
+      </w:r>
+      <w:r>
+        <w:rPr>
+          <w:color w:val="auto"/>
+          <w:szCs w:val="28"/>
+        </w:rPr>
+        <w:t>-</w:t>
+      </w:r>
+      <w:r>
+        <w:rPr>
+          <w:color w:val="auto"/>
+          <w:szCs w:val="28"/>
+        </w:rPr>
+        <w:t xml:space="preserve"> з урахуванням специфічних атрибутів кожного типу (заголовки, автор, дата створення, зміст тощо).</w:t>
       </w:r>
     </w:p>
     <w:p>
@@ -3252,7 +3280,21 @@
           <w:color w:val="auto"/>
           <w:szCs w:val="28"/>
         </w:rPr>
-        <w:t>) — містить заголовок, автора, дату створення, список розділів або короткий зміст.</w:t>
+        <w:t xml:space="preserve">) </w:t>
+      </w:r>
+      <w:r>
+        <w:rPr>
+          <w:color w:val="auto"/>
+          <w:szCs w:val="28"/>
+        </w:rPr>
+        <w:t>-</w:t>
+      </w:r>
+      <w:r>
+        <w:rPr>
+          <w:color w:val="auto"/>
+          <w:szCs w:val="28"/>
+        </w:rPr>
+        <w:t xml:space="preserve"> містить заголовок, автора, дату створення, список розділів або короткий зміст.</w:t>
       </w:r>
     </w:p>
     <w:p>
@@ -3288,7 +3330,21 @@
           <w:color w:val="auto"/>
           <w:szCs w:val="28"/>
         </w:rPr>
-        <w:t>) — включає звернення, основний текст, одержувача та підпис.</w:t>
+        <w:t xml:space="preserve">) </w:t>
+      </w:r>
+      <w:r>
+        <w:rPr>
+          <w:color w:val="auto"/>
+          <w:szCs w:val="28"/>
+        </w:rPr>
+        <w:t>-</w:t>
+      </w:r>
+      <w:r>
+        <w:rPr>
+          <w:color w:val="auto"/>
+          <w:szCs w:val="28"/>
+        </w:rPr>
+        <w:t xml:space="preserve"> включає звернення, основний текст, одержувача та підпис.</w:t>
       </w:r>
     </w:p>
     <w:p>
@@ -3324,7 +3380,21 @@
           <w:color w:val="auto"/>
           <w:szCs w:val="28"/>
         </w:rPr>
-        <w:t>) — складається з назви, списку слайдів (їх заголовків або короткого опису).</w:t>
+        <w:t xml:space="preserve">) </w:t>
+      </w:r>
+      <w:r>
+        <w:rPr>
+          <w:color w:val="auto"/>
+          <w:szCs w:val="28"/>
+        </w:rPr>
+        <w:t>-</w:t>
+      </w:r>
+      <w:r>
+        <w:rPr>
+          <w:color w:val="auto"/>
+          <w:szCs w:val="28"/>
+        </w:rPr>
+        <w:t xml:space="preserve"> складається з назви, списку слайдів (їх заголовків або короткого опису).</w:t>
       </w:r>
     </w:p>
     <w:p>
@@ -3341,7 +3411,21 @@
           <w:color w:val="auto"/>
           <w:szCs w:val="28"/>
         </w:rPr>
-        <w:t>Кожен тип має специфічні поля, але водночас успадковує спільну базову структуру — наприклад, заголовок, автор і дата.</w:t>
+        <w:t xml:space="preserve">Кожен тип має специфічні поля, але водночас успадковує спільну базову структуру </w:t>
+      </w:r>
+      <w:r>
+        <w:rPr>
+          <w:color w:val="auto"/>
+          <w:szCs w:val="28"/>
+        </w:rPr>
+        <w:t>-</w:t>
+      </w:r>
+      <w:r>
+        <w:rPr>
+          <w:color w:val="auto"/>
+          <w:szCs w:val="28"/>
+        </w:rPr>
+        <w:t xml:space="preserve"> наприклад, заголовок, автор і дата.</w:t>
       </w:r>
     </w:p>
     <w:p>
@@ -3634,7 +3718,21 @@
           <w:color w:val="auto"/>
           <w:szCs w:val="28"/>
         </w:rPr>
-        <w:t>, структура класів та ключові сценарії використання. Основна мета архітектури — забезпечити модульність, масштабованість і зручність розширення системи, зокрема можливість легко додавати нові типи документів.</w:t>
+        <w:t xml:space="preserve">, структура класів та ключові сценарії використання. Основна мета архітектури </w:t>
+      </w:r>
+      <w:r>
+        <w:rPr>
+          <w:color w:val="auto"/>
+          <w:szCs w:val="28"/>
+        </w:rPr>
+        <w:t>-</w:t>
+      </w:r>
+      <w:r>
+        <w:rPr>
+          <w:color w:val="auto"/>
+          <w:szCs w:val="28"/>
+        </w:rPr>
+        <w:t xml:space="preserve"> забезпечити модульність, масштабованість і зручність розширення системи, зокрема можливість легко додавати нові типи документів.</w:t>
       </w:r>
     </w:p>
     <w:p>
@@ -4174,7 +4272,21 @@
           <w:color w:val="auto"/>
           <w:szCs w:val="28"/>
         </w:rPr>
-        <w:t xml:space="preserve"> — інтерфейс, </w:t>
+        <w:t xml:space="preserve"> </w:t>
+      </w:r>
+      <w:r>
+        <w:rPr>
+          <w:color w:val="auto"/>
+          <w:szCs w:val="28"/>
+        </w:rPr>
+        <w:t>-</w:t>
+      </w:r>
+      <w:r>
+        <w:rPr>
+          <w:color w:val="auto"/>
+          <w:szCs w:val="28"/>
+        </w:rPr>
+        <w:t xml:space="preserve"> інтерфейс, </w:t>
       </w:r>
       <w:proofErr w:type="spellStart"/>
       <w:r>
@@ -4190,7 +4302,21 @@
           <w:color w:val="auto"/>
           <w:szCs w:val="28"/>
         </w:rPr>
-        <w:t xml:space="preserve"> — логіка, </w:t>
+        <w:t xml:space="preserve"> </w:t>
+      </w:r>
+      <w:r>
+        <w:rPr>
+          <w:color w:val="auto"/>
+          <w:szCs w:val="28"/>
+        </w:rPr>
+        <w:t>-</w:t>
+      </w:r>
+      <w:r>
+        <w:rPr>
+          <w:color w:val="auto"/>
+          <w:szCs w:val="28"/>
+        </w:rPr>
+        <w:t xml:space="preserve"> логіка, </w:t>
       </w:r>
       <w:proofErr w:type="spellStart"/>
       <w:r>
@@ -4206,7 +4332,21 @@
           <w:color w:val="auto"/>
           <w:szCs w:val="28"/>
         </w:rPr>
-        <w:t xml:space="preserve"> — дані. Це створює відокремлення обов’язків та забезпечує незалежність модулів.</w:t>
+        <w:t xml:space="preserve"> </w:t>
+      </w:r>
+      <w:r>
+        <w:rPr>
+          <w:color w:val="auto"/>
+          <w:szCs w:val="28"/>
+        </w:rPr>
+        <w:t>-</w:t>
+      </w:r>
+      <w:r>
+        <w:rPr>
+          <w:color w:val="auto"/>
+          <w:szCs w:val="28"/>
+        </w:rPr>
+        <w:t xml:space="preserve"> дані. Це створює відокремлення обов’язків та забезпечує незалежність модулів.</w:t>
       </w:r>
     </w:p>
     <w:p>
@@ -4285,7 +4425,21 @@
           <w:color w:val="auto"/>
           <w:szCs w:val="28"/>
         </w:rPr>
-        <w:t xml:space="preserve"> — графічний інтерфейс користувача, реалізований у XAML, відображає дані, які надходять із </w:t>
+        <w:t xml:space="preserve"> </w:t>
+      </w:r>
+      <w:r>
+        <w:rPr>
+          <w:color w:val="auto"/>
+          <w:szCs w:val="28"/>
+        </w:rPr>
+        <w:t>-</w:t>
+      </w:r>
+      <w:r>
+        <w:rPr>
+          <w:color w:val="auto"/>
+          <w:szCs w:val="28"/>
+        </w:rPr>
+        <w:t xml:space="preserve"> графічний інтерфейс користувача, реалізований у XAML, відображає дані, які надходять із </w:t>
       </w:r>
       <w:proofErr w:type="spellStart"/>
       <w:r>
@@ -4331,7 +4485,21 @@
           <w:color w:val="auto"/>
           <w:szCs w:val="28"/>
         </w:rPr>
-        <w:t xml:space="preserve"> — посередник між </w:t>
+        <w:t xml:space="preserve"> </w:t>
+      </w:r>
+      <w:r>
+        <w:rPr>
+          <w:color w:val="auto"/>
+          <w:szCs w:val="28"/>
+        </w:rPr>
+        <w:t>-</w:t>
+      </w:r>
+      <w:r>
+        <w:rPr>
+          <w:color w:val="auto"/>
+          <w:szCs w:val="28"/>
+        </w:rPr>
+        <w:t xml:space="preserve"> посередник між </w:t>
       </w:r>
       <w:proofErr w:type="spellStart"/>
       <w:r>
@@ -4409,7 +4577,21 @@
           <w:color w:val="auto"/>
           <w:szCs w:val="28"/>
         </w:rPr>
-        <w:t xml:space="preserve"> — класи, що описують структуру документів, а також серіалізацію у формати JSON та XML.</w:t>
+        <w:t xml:space="preserve"> </w:t>
+      </w:r>
+      <w:r>
+        <w:rPr>
+          <w:color w:val="auto"/>
+          <w:szCs w:val="28"/>
+        </w:rPr>
+        <w:t>-</w:t>
+      </w:r>
+      <w:r>
+        <w:rPr>
+          <w:color w:val="auto"/>
+          <w:szCs w:val="28"/>
+        </w:rPr>
+        <w:t xml:space="preserve"> класи, що описують структуру документів, а також серіалізацію у формати JSON та XML.</w:t>
       </w:r>
     </w:p>
     <w:p>
@@ -4426,7 +4608,21 @@
           <w:color w:val="auto"/>
           <w:szCs w:val="28"/>
         </w:rPr>
-        <w:t>Архітектура також передбачає використання фабричних класів для створення об'єктів документів — реалізацію шаблону "Фабрика".</w:t>
+        <w:t xml:space="preserve">Архітектура також передбачає використання фабричних класів для створення об'єктів документів </w:t>
+      </w:r>
+      <w:r>
+        <w:rPr>
+          <w:color w:val="auto"/>
+          <w:szCs w:val="28"/>
+        </w:rPr>
+        <w:t>-</w:t>
+      </w:r>
+      <w:r>
+        <w:rPr>
+          <w:color w:val="auto"/>
+          <w:szCs w:val="28"/>
+        </w:rPr>
+        <w:t xml:space="preserve"> реалізацію шаблону "Фабрика".</w:t>
       </w:r>
     </w:p>
     <w:p>
@@ -5933,81 +6129,6 @@
           <w:szCs w:val="28"/>
         </w:rPr>
         <w:t xml:space="preserve"> документів.</w:t>
-      </w:r>
-    </w:p>
-    <w:p>
-      <w:r>
-        <w:t>UML-діаграма класів</w:t>
-      </w:r>
-    </w:p>
-    <w:p>
-      <w:pPr>
-        <w:spacing w:before="100" w:beforeAutospacing="1" w:after="100" w:afterAutospacing="1" w:line="360" w:lineRule="auto"/>
-        <w:ind w:left="0"/>
-        <w:rPr>
-          <w:color w:val="auto"/>
-          <w:szCs w:val="28"/>
-        </w:rPr>
-      </w:pPr>
-      <w:r>
-        <w:rPr>
-          <w:color w:val="auto"/>
-          <w:szCs w:val="28"/>
-        </w:rPr>
-        <w:t xml:space="preserve">UML-діаграма класів демонструє структуру успадкування між </w:t>
-      </w:r>
-      <w:proofErr w:type="spellStart"/>
-      <w:r>
-        <w:rPr>
-          <w:rStyle w:val="HTML"/>
-          <w:rFonts w:ascii="Times New Roman" w:hAnsi="Times New Roman" w:cs="Times New Roman"/>
-          <w:color w:val="auto"/>
-          <w:sz w:val="28"/>
-          <w:szCs w:val="28"/>
-        </w:rPr>
-        <w:t>Document</w:t>
-      </w:r>
-      <w:proofErr w:type="spellEnd"/>
-      <w:r>
-        <w:rPr>
-          <w:color w:val="auto"/>
-          <w:szCs w:val="28"/>
-        </w:rPr>
-        <w:t xml:space="preserve"> і його похідними класами, а також зв'язок з </w:t>
-      </w:r>
-      <w:proofErr w:type="spellStart"/>
-      <w:r>
-        <w:rPr>
-          <w:color w:val="auto"/>
-          <w:szCs w:val="28"/>
-        </w:rPr>
-        <w:t>фабриками</w:t>
-      </w:r>
-      <w:proofErr w:type="spellEnd"/>
-      <w:r>
-        <w:rPr>
-          <w:color w:val="auto"/>
-          <w:szCs w:val="28"/>
-        </w:rPr>
-        <w:t>.</w:t>
-      </w:r>
-    </w:p>
-    <w:p>
-      <w:pPr>
-        <w:spacing w:before="100" w:beforeAutospacing="1" w:after="100" w:afterAutospacing="1" w:line="360" w:lineRule="auto"/>
-        <w:ind w:left="0"/>
-        <w:rPr>
-          <w:color w:val="auto"/>
-          <w:szCs w:val="28"/>
-        </w:rPr>
-      </w:pPr>
-      <w:r>
-        <w:rPr>
-          <w:rStyle w:val="a7"/>
-          <w:color w:val="auto"/>
-          <w:szCs w:val="28"/>
-        </w:rPr>
-        <w:t>[Тут слід вставити UML-діаграму класів]</w:t>
       </w:r>
     </w:p>
     <w:p>
@@ -7515,17 +7636,8 @@
     </w:tbl>
     <w:p>
       <w:pPr>
-        <w:spacing w:line="360" w:lineRule="auto"/>
-        <w:ind w:left="0"/>
-        <w:rPr>
-          <w:color w:val="auto"/>
-          <w:szCs w:val="28"/>
-        </w:rPr>
-      </w:pPr>
-    </w:p>
-    <w:p>
-      <w:pPr>
         <w:spacing w:after="0" w:line="360" w:lineRule="auto"/>
+        <w:ind w:left="0" w:firstLine="0"/>
         <w:rPr>
           <w:color w:val="auto"/>
           <w:szCs w:val="28"/>
@@ -7538,7 +7650,6 @@
       </w:pPr>
       <w:bookmarkStart w:id="9" w:name="_Toc198225875"/>
       <w:r>
-        <w:lastRenderedPageBreak/>
         <w:t>1.2.</w:t>
       </w:r>
       <w:r>
@@ -7826,6 +7937,7 @@
           <w:color w:val="auto"/>
           <w:szCs w:val="28"/>
         </w:rPr>
+        <w:lastRenderedPageBreak/>
         <w:t>Для презентації (</w:t>
       </w:r>
       <w:proofErr w:type="spellStart"/>
@@ -8021,7 +8133,35 @@
           <w:color w:val="auto"/>
           <w:szCs w:val="28"/>
         </w:rPr>
-        <w:t>: Користувач заповнює необхідні поля документа. Для звіту це можуть бути розділи і зміст, для листа — звернення і підпис, а для презентації — назви слайдів і їх зміст.</w:t>
+        <w:t xml:space="preserve">: Користувач заповнює необхідні поля документа. Для звіту це можуть бути розділи і зміст, для листа </w:t>
+      </w:r>
+      <w:r>
+        <w:rPr>
+          <w:color w:val="auto"/>
+          <w:szCs w:val="28"/>
+        </w:rPr>
+        <w:t>-</w:t>
+      </w:r>
+      <w:r>
+        <w:rPr>
+          <w:color w:val="auto"/>
+          <w:szCs w:val="28"/>
+        </w:rPr>
+        <w:t xml:space="preserve"> звернення і підпис, а для презентації </w:t>
+      </w:r>
+      <w:r>
+        <w:rPr>
+          <w:color w:val="auto"/>
+          <w:szCs w:val="28"/>
+        </w:rPr>
+        <w:t>-</w:t>
+      </w:r>
+      <w:r>
+        <w:rPr>
+          <w:color w:val="auto"/>
+          <w:szCs w:val="28"/>
+        </w:rPr>
+        <w:t xml:space="preserve"> назви слайдів і їх зміст.</w:t>
       </w:r>
     </w:p>
     <w:p>
@@ -8140,25 +8280,14 @@
           <w:color w:val="auto"/>
           <w:szCs w:val="28"/>
         </w:rPr>
-        <w:lastRenderedPageBreak/>
-        <w:t>Ці сценарії дозволяють користувачам легко створювати документи та зберігати їх у різних форматах без необхідності в глибоких знаннях програмування.</w:t>
-      </w:r>
-    </w:p>
-    <w:p>
-      <w:pPr>
-        <w:spacing w:before="100" w:beforeAutospacing="1" w:after="100" w:afterAutospacing="1" w:line="360" w:lineRule="auto"/>
-        <w:ind w:left="0" w:firstLine="708"/>
-        <w:rPr>
-          <w:color w:val="auto"/>
-          <w:szCs w:val="28"/>
-        </w:rPr>
-      </w:pPr>
-      <w:r>
-        <w:rPr>
-          <w:color w:val="auto"/>
-          <w:szCs w:val="28"/>
-        </w:rPr>
         <w:t>Перед створенням документа система перевіряє, щоб обов’язкові поля не були порожніми. Залежно від обраного типу документа (звіт, лист, презентація), перевіряються й відповідні специфічні поля. У разі помилки, користувачу виводиться відповідне повідомлення без створення документа.</w:t>
+      </w:r>
+      <w:r>
+        <w:rPr>
+          <w:color w:val="auto"/>
+          <w:szCs w:val="28"/>
+        </w:rPr>
+        <w:tab/>
       </w:r>
       <w:r>
         <w:rPr>
@@ -8359,7 +8488,21 @@
           <w:color w:val="auto"/>
           <w:szCs w:val="28"/>
         </w:rPr>
-        <w:t xml:space="preserve"> — базовий клас для представлення загальної структури документа. Містить основні властивості документа, такі як </w:t>
+        <w:t xml:space="preserve"> </w:t>
+      </w:r>
+      <w:r>
+        <w:rPr>
+          <w:color w:val="auto"/>
+          <w:szCs w:val="28"/>
+        </w:rPr>
+        <w:t>-</w:t>
+      </w:r>
+      <w:r>
+        <w:rPr>
+          <w:color w:val="auto"/>
+          <w:szCs w:val="28"/>
+        </w:rPr>
+        <w:t xml:space="preserve"> базовий клас для представлення загальної структури документа. Містить основні властивості документа, такі як </w:t>
       </w:r>
       <w:proofErr w:type="spellStart"/>
       <w:r>
@@ -8482,7 +8625,21 @@
           <w:color w:val="auto"/>
           <w:szCs w:val="28"/>
         </w:rPr>
-        <w:t xml:space="preserve"> — класи, що успадковують від класу </w:t>
+        <w:t xml:space="preserve"> </w:t>
+      </w:r>
+      <w:r>
+        <w:rPr>
+          <w:color w:val="auto"/>
+          <w:szCs w:val="28"/>
+        </w:rPr>
+        <w:t>-</w:t>
+      </w:r>
+      <w:r>
+        <w:rPr>
+          <w:color w:val="auto"/>
+          <w:szCs w:val="28"/>
+        </w:rPr>
+        <w:t xml:space="preserve"> класи, що успадковують від класу </w:t>
       </w:r>
       <w:proofErr w:type="spellStart"/>
       <w:r>
@@ -8792,7 +8949,21 @@
           <w:color w:val="auto"/>
           <w:szCs w:val="28"/>
         </w:rPr>
-        <w:t xml:space="preserve"> — клас, який реалізує </w:t>
+        <w:t xml:space="preserve"> </w:t>
+      </w:r>
+      <w:r>
+        <w:rPr>
+          <w:color w:val="auto"/>
+          <w:szCs w:val="28"/>
+        </w:rPr>
+        <w:t>-</w:t>
+      </w:r>
+      <w:r>
+        <w:rPr>
+          <w:color w:val="auto"/>
+          <w:szCs w:val="28"/>
+        </w:rPr>
+        <w:t xml:space="preserve"> клас, який реалізує </w:t>
       </w:r>
       <w:proofErr w:type="spellStart"/>
       <w:r>
@@ -8939,7 +9110,21 @@
           <w:color w:val="auto"/>
           <w:szCs w:val="28"/>
         </w:rPr>
-        <w:t xml:space="preserve"> — клас, відповідальний за збереження, завантаження та серіалізацію документів у різні формати. Він реалізує методи для збереження документів у форматах JSON та XML, а також для завантаження документів із цих форматів.</w:t>
+        <w:t xml:space="preserve"> </w:t>
+      </w:r>
+      <w:r>
+        <w:rPr>
+          <w:color w:val="auto"/>
+          <w:szCs w:val="28"/>
+        </w:rPr>
+        <w:t>-</w:t>
+      </w:r>
+      <w:r>
+        <w:rPr>
+          <w:color w:val="auto"/>
+          <w:szCs w:val="28"/>
+        </w:rPr>
+        <w:t xml:space="preserve"> клас, відповідальний за збереження, завантаження та серіалізацію документів у різні формати. Він реалізує методи для збереження документів у форматах JSON та XML, а також для завантаження документів із цих форматів.</w:t>
       </w:r>
     </w:p>
     <w:p>
@@ -8999,7 +9184,21 @@
           <w:color w:val="auto"/>
           <w:szCs w:val="28"/>
         </w:rPr>
-        <w:t xml:space="preserve"> — основний клас </w:t>
+        <w:t xml:space="preserve"> </w:t>
+      </w:r>
+      <w:r>
+        <w:rPr>
+          <w:color w:val="auto"/>
+          <w:szCs w:val="28"/>
+        </w:rPr>
+        <w:t>-</w:t>
+      </w:r>
+      <w:r>
+        <w:rPr>
+          <w:color w:val="auto"/>
+          <w:szCs w:val="28"/>
+        </w:rPr>
+        <w:t xml:space="preserve"> основний клас </w:t>
       </w:r>
       <w:proofErr w:type="spellStart"/>
       <w:r>
@@ -9118,7 +9317,21 @@
           <w:color w:val="auto"/>
           <w:szCs w:val="28"/>
         </w:rPr>
-        <w:t xml:space="preserve"> — базовий клас для всіх </w:t>
+        <w:t xml:space="preserve"> </w:t>
+      </w:r>
+      <w:r>
+        <w:rPr>
+          <w:color w:val="auto"/>
+          <w:szCs w:val="28"/>
+        </w:rPr>
+        <w:t>-</w:t>
+      </w:r>
+      <w:r>
+        <w:rPr>
+          <w:color w:val="auto"/>
+          <w:szCs w:val="28"/>
+        </w:rPr>
+        <w:t xml:space="preserve"> базовий клас для всіх </w:t>
       </w:r>
       <w:proofErr w:type="spellStart"/>
       <w:r>
@@ -9235,7 +9448,21 @@
           <w:color w:val="auto"/>
           <w:szCs w:val="28"/>
         </w:rPr>
-        <w:t xml:space="preserve"> — головне вікно програми, що містить інтерфейс для введення даних та вибору типу документа. Вікно взаємодіє з </w:t>
+        <w:t xml:space="preserve"> </w:t>
+      </w:r>
+      <w:r>
+        <w:rPr>
+          <w:color w:val="auto"/>
+          <w:szCs w:val="28"/>
+        </w:rPr>
+        <w:t>-</w:t>
+      </w:r>
+      <w:r>
+        <w:rPr>
+          <w:color w:val="auto"/>
+          <w:szCs w:val="28"/>
+        </w:rPr>
+        <w:t xml:space="preserve"> головне вікно програми, що містить інтерфейс для введення даних та вибору типу документа. Вікно взаємодіє з </w:t>
       </w:r>
       <w:proofErr w:type="spellStart"/>
       <w:r>
@@ -9315,7 +9542,21 @@
           <w:color w:val="auto"/>
           <w:szCs w:val="28"/>
         </w:rPr>
-        <w:t xml:space="preserve"> — вікно, яке відображає деталі документа, такі як заголовок, автор, специфічні поля для типу документа. Використовується для перегляду збережених документів. Знову ж таки, зв'язок між інтерфейсом і </w:t>
+        <w:t xml:space="preserve"> </w:t>
+      </w:r>
+      <w:r>
+        <w:rPr>
+          <w:color w:val="auto"/>
+          <w:szCs w:val="28"/>
+        </w:rPr>
+        <w:t>-</w:t>
+      </w:r>
+      <w:r>
+        <w:rPr>
+          <w:color w:val="auto"/>
+          <w:szCs w:val="28"/>
+        </w:rPr>
+        <w:t xml:space="preserve"> вікно, яке відображає деталі документа, такі як заголовок, автор, специфічні поля для типу документа. Використовується для перегляду збережених документів. Знову ж таки, зв'язок між інтерфейсом і </w:t>
       </w:r>
       <w:proofErr w:type="spellStart"/>
       <w:r>
@@ -9416,7 +9657,21 @@
           <w:color w:val="auto"/>
           <w:szCs w:val="28"/>
         </w:rPr>
-        <w:t xml:space="preserve"> — файл, який визначає налаштування додатку, включаючи стиль, ресурси та стартову точку для виконання додатку.</w:t>
+        <w:t xml:space="preserve"> </w:t>
+      </w:r>
+      <w:r>
+        <w:rPr>
+          <w:color w:val="auto"/>
+          <w:szCs w:val="28"/>
+        </w:rPr>
+        <w:t>-</w:t>
+      </w:r>
+      <w:r>
+        <w:rPr>
+          <w:color w:val="auto"/>
+          <w:szCs w:val="28"/>
+        </w:rPr>
+        <w:t xml:space="preserve"> файл, який визначає налаштування додатку, включаючи стиль, ресурси та стартову точку для виконання додатку.</w:t>
       </w:r>
     </w:p>
     <w:p>
@@ -9446,7 +9701,21 @@
           <w:color w:val="auto"/>
           <w:szCs w:val="28"/>
         </w:rPr>
-        <w:t xml:space="preserve"> — кодовий файл, який реалізує основну логіку додатку, наприклад, ініціалізацію головного вікна та управління життєвим циклом програми.</w:t>
+        <w:t xml:space="preserve"> </w:t>
+      </w:r>
+      <w:r>
+        <w:rPr>
+          <w:color w:val="auto"/>
+          <w:szCs w:val="28"/>
+        </w:rPr>
+        <w:t>-</w:t>
+      </w:r>
+      <w:r>
+        <w:rPr>
+          <w:color w:val="auto"/>
+          <w:szCs w:val="28"/>
+        </w:rPr>
+        <w:t xml:space="preserve"> кодовий файл, який реалізує основну логіку додатку, наприклад, ініціалізацію головного вікна та управління життєвим циклом програми.</w:t>
       </w:r>
     </w:p>
     <w:p>
@@ -10793,7 +11062,21 @@
           <w:color w:val="auto"/>
           <w:szCs w:val="28"/>
         </w:rPr>
-        <w:t>Заповнення специфічних полів в залежності від типу документа (наприклад, для звіту додаються відділ, підсумок та кількість сторінок, для листа — отримувач, тема, терміновість).</w:t>
+        <w:t xml:space="preserve">Заповнення специфічних полів в залежності від типу документа (наприклад, для звіту додаються відділ, підсумок та кількість сторінок, для листа </w:t>
+      </w:r>
+      <w:r>
+        <w:rPr>
+          <w:color w:val="auto"/>
+          <w:szCs w:val="28"/>
+        </w:rPr>
+        <w:t>-</w:t>
+      </w:r>
+      <w:r>
+        <w:rPr>
+          <w:color w:val="auto"/>
+          <w:szCs w:val="28"/>
+        </w:rPr>
+        <w:t xml:space="preserve"> отримувач, тема, терміновість).</w:t>
       </w:r>
     </w:p>
     <w:p>
@@ -18527,11 +18810,78 @@
       <w:r>
         <w:rPr>
           <w:rFonts w:ascii="Consolas" w:hAnsi="Consolas"/>
-          <w:color w:val="6A737D"/>
-          <w:sz w:val="21"/>
-          <w:szCs w:val="21"/>
-        </w:rPr>
-        <w:t>            // Очищення всіх полів форми</w:t>
+          <w:color w:val="24292E"/>
+          <w:sz w:val="21"/>
+          <w:szCs w:val="21"/>
+        </w:rPr>
+        <w:t xml:space="preserve">            </w:t>
+      </w:r>
+      <w:proofErr w:type="spellStart"/>
+      <w:r>
+        <w:rPr>
+          <w:rFonts w:ascii="Consolas" w:hAnsi="Consolas"/>
+          <w:color w:val="24292E"/>
+          <w:sz w:val="21"/>
+          <w:szCs w:val="21"/>
+        </w:rPr>
+        <w:t>Title</w:t>
+      </w:r>
+      <w:proofErr w:type="spellEnd"/>
+      <w:r>
+        <w:rPr>
+          <w:rFonts w:ascii="Consolas" w:hAnsi="Consolas"/>
+          <w:color w:val="24292E"/>
+          <w:sz w:val="21"/>
+          <w:szCs w:val="21"/>
+        </w:rPr>
+        <w:t xml:space="preserve"> </w:t>
+      </w:r>
+      <w:r>
+        <w:rPr>
+          <w:rFonts w:ascii="Consolas" w:hAnsi="Consolas"/>
+          <w:color w:val="D73A49"/>
+          <w:sz w:val="21"/>
+          <w:szCs w:val="21"/>
+        </w:rPr>
+        <w:t>=</w:t>
+      </w:r>
+      <w:r>
+        <w:rPr>
+          <w:rFonts w:ascii="Consolas" w:hAnsi="Consolas"/>
+          <w:color w:val="24292E"/>
+          <w:sz w:val="21"/>
+          <w:szCs w:val="21"/>
+        </w:rPr>
+        <w:t xml:space="preserve"> </w:t>
+      </w:r>
+      <w:proofErr w:type="spellStart"/>
+      <w:r>
+        <w:rPr>
+          <w:rFonts w:ascii="Consolas" w:hAnsi="Consolas"/>
+          <w:color w:val="D73A49"/>
+          <w:sz w:val="21"/>
+          <w:szCs w:val="21"/>
+        </w:rPr>
+        <w:t>string</w:t>
+      </w:r>
+      <w:r>
+        <w:rPr>
+          <w:rFonts w:ascii="Consolas" w:hAnsi="Consolas"/>
+          <w:color w:val="24292E"/>
+          <w:sz w:val="21"/>
+          <w:szCs w:val="21"/>
+        </w:rPr>
+        <w:t>.Empty</w:t>
+      </w:r>
+      <w:proofErr w:type="spellEnd"/>
+      <w:r>
+        <w:rPr>
+          <w:rFonts w:ascii="Consolas" w:hAnsi="Consolas"/>
+          <w:color w:val="24292E"/>
+          <w:sz w:val="21"/>
+          <w:szCs w:val="21"/>
+        </w:rPr>
+        <w:t>;</w:t>
       </w:r>
     </w:p>
     <w:p>
@@ -18564,7 +18914,7 @@
           <w:sz w:val="21"/>
           <w:szCs w:val="21"/>
         </w:rPr>
-        <w:t>Title</w:t>
+        <w:t>Author</w:t>
       </w:r>
       <w:proofErr w:type="spellEnd"/>
       <w:r>
@@ -18654,7 +19004,7 @@
           <w:sz w:val="21"/>
           <w:szCs w:val="21"/>
         </w:rPr>
-        <w:t>Author</w:t>
+        <w:t>Department</w:t>
       </w:r>
       <w:proofErr w:type="spellEnd"/>
       <w:r>
@@ -18744,7 +19094,7 @@
           <w:sz w:val="21"/>
           <w:szCs w:val="21"/>
         </w:rPr>
-        <w:t>Department</w:t>
+        <w:t>Summary</w:t>
       </w:r>
       <w:proofErr w:type="spellEnd"/>
       <w:r>
@@ -18834,7 +19184,7 @@
           <w:sz w:val="21"/>
           <w:szCs w:val="21"/>
         </w:rPr>
-        <w:t>Summary</w:t>
+        <w:t>PageCount</w:t>
       </w:r>
       <w:proofErr w:type="spellEnd"/>
       <w:r>
@@ -18864,26 +19214,15 @@
         </w:rPr>
         <w:t xml:space="preserve"> </w:t>
       </w:r>
-      <w:proofErr w:type="spellStart"/>
-      <w:r>
-        <w:rPr>
-          <w:rFonts w:ascii="Consolas" w:hAnsi="Consolas"/>
-          <w:color w:val="D73A49"/>
-          <w:sz w:val="21"/>
-          <w:szCs w:val="21"/>
-        </w:rPr>
-        <w:t>string</w:t>
-      </w:r>
-      <w:r>
-        <w:rPr>
-          <w:rFonts w:ascii="Consolas" w:hAnsi="Consolas"/>
-          <w:color w:val="24292E"/>
-          <w:sz w:val="21"/>
-          <w:szCs w:val="21"/>
-        </w:rPr>
-        <w:t>.Empty</w:t>
-      </w:r>
-      <w:proofErr w:type="spellEnd"/>
+      <w:r>
+        <w:rPr>
+          <w:rFonts w:ascii="Consolas" w:hAnsi="Consolas"/>
+          <w:color w:val="005CC5"/>
+          <w:sz w:val="21"/>
+          <w:szCs w:val="21"/>
+        </w:rPr>
+        <w:t>0</w:t>
+      </w:r>
       <w:r>
         <w:rPr>
           <w:rFonts w:ascii="Consolas" w:hAnsi="Consolas"/>
@@ -18924,7 +19263,7 @@
           <w:sz w:val="21"/>
           <w:szCs w:val="21"/>
         </w:rPr>
-        <w:t>PageCount</w:t>
+        <w:t>Recipient</w:t>
       </w:r>
       <w:proofErr w:type="spellEnd"/>
       <w:r>
@@ -18954,15 +19293,26 @@
         </w:rPr>
         <w:t xml:space="preserve"> </w:t>
       </w:r>
-      <w:r>
-        <w:rPr>
-          <w:rFonts w:ascii="Consolas" w:hAnsi="Consolas"/>
-          <w:color w:val="005CC5"/>
-          <w:sz w:val="21"/>
-          <w:szCs w:val="21"/>
-        </w:rPr>
-        <w:t>0</w:t>
-      </w:r>
+      <w:proofErr w:type="spellStart"/>
+      <w:r>
+        <w:rPr>
+          <w:rFonts w:ascii="Consolas" w:hAnsi="Consolas"/>
+          <w:color w:val="D73A49"/>
+          <w:sz w:val="21"/>
+          <w:szCs w:val="21"/>
+        </w:rPr>
+        <w:t>string</w:t>
+      </w:r>
+      <w:r>
+        <w:rPr>
+          <w:rFonts w:ascii="Consolas" w:hAnsi="Consolas"/>
+          <w:color w:val="24292E"/>
+          <w:sz w:val="21"/>
+          <w:szCs w:val="21"/>
+        </w:rPr>
+        <w:t>.Empty</w:t>
+      </w:r>
+      <w:proofErr w:type="spellEnd"/>
       <w:r>
         <w:rPr>
           <w:rFonts w:ascii="Consolas" w:hAnsi="Consolas"/>
@@ -19003,7 +19353,7 @@
           <w:sz w:val="21"/>
           <w:szCs w:val="21"/>
         </w:rPr>
-        <w:t>Recipient</w:t>
+        <w:t>Subject</w:t>
       </w:r>
       <w:proofErr w:type="spellEnd"/>
       <w:r>
@@ -19093,7 +19443,7 @@
           <w:sz w:val="21"/>
           <w:szCs w:val="21"/>
         </w:rPr>
-        <w:t>Subject</w:t>
+        <w:t>IsUrgent</w:t>
       </w:r>
       <w:proofErr w:type="spellEnd"/>
       <w:r>
@@ -19127,20 +19477,11 @@
       <w:r>
         <w:rPr>
           <w:rFonts w:ascii="Consolas" w:hAnsi="Consolas"/>
-          <w:color w:val="D73A49"/>
-          <w:sz w:val="21"/>
-          <w:szCs w:val="21"/>
-        </w:rPr>
-        <w:t>string</w:t>
-      </w:r>
-      <w:r>
-        <w:rPr>
-          <w:rFonts w:ascii="Consolas" w:hAnsi="Consolas"/>
-          <w:color w:val="24292E"/>
-          <w:sz w:val="21"/>
-          <w:szCs w:val="21"/>
-        </w:rPr>
-        <w:t>.Empty</w:t>
+          <w:color w:val="005CC5"/>
+          <w:sz w:val="21"/>
+          <w:szCs w:val="21"/>
+        </w:rPr>
+        <w:t>false</w:t>
       </w:r>
       <w:proofErr w:type="spellEnd"/>
       <w:r>
@@ -19183,7 +19524,7 @@
           <w:sz w:val="21"/>
           <w:szCs w:val="21"/>
         </w:rPr>
-        <w:t>IsUrgent</w:t>
+        <w:t>Theme</w:t>
       </w:r>
       <w:proofErr w:type="spellEnd"/>
       <w:r>
@@ -19217,11 +19558,20 @@
       <w:r>
         <w:rPr>
           <w:rFonts w:ascii="Consolas" w:hAnsi="Consolas"/>
-          <w:color w:val="005CC5"/>
-          <w:sz w:val="21"/>
-          <w:szCs w:val="21"/>
-        </w:rPr>
-        <w:t>false</w:t>
+          <w:color w:val="D73A49"/>
+          <w:sz w:val="21"/>
+          <w:szCs w:val="21"/>
+        </w:rPr>
+        <w:t>string</w:t>
+      </w:r>
+      <w:r>
+        <w:rPr>
+          <w:rFonts w:ascii="Consolas" w:hAnsi="Consolas"/>
+          <w:color w:val="24292E"/>
+          <w:sz w:val="21"/>
+          <w:szCs w:val="21"/>
+        </w:rPr>
+        <w:t>.Empty</w:t>
       </w:r>
       <w:proofErr w:type="spellEnd"/>
       <w:r>
@@ -19264,7 +19614,7 @@
           <w:sz w:val="21"/>
           <w:szCs w:val="21"/>
         </w:rPr>
-        <w:t>Theme</w:t>
+        <w:t>TargetAudience</w:t>
       </w:r>
       <w:proofErr w:type="spellEnd"/>
       <w:r>
@@ -19354,7 +19704,7 @@
           <w:sz w:val="21"/>
           <w:szCs w:val="21"/>
         </w:rPr>
-        <w:t>TargetAudience</w:t>
+        <w:t>SlideCount</w:t>
       </w:r>
       <w:proofErr w:type="spellEnd"/>
       <w:r>
@@ -19384,26 +19734,15 @@
         </w:rPr>
         <w:t xml:space="preserve"> </w:t>
       </w:r>
-      <w:proofErr w:type="spellStart"/>
-      <w:r>
-        <w:rPr>
-          <w:rFonts w:ascii="Consolas" w:hAnsi="Consolas"/>
-          <w:color w:val="D73A49"/>
-          <w:sz w:val="21"/>
-          <w:szCs w:val="21"/>
-        </w:rPr>
-        <w:t>string</w:t>
-      </w:r>
-      <w:r>
-        <w:rPr>
-          <w:rFonts w:ascii="Consolas" w:hAnsi="Consolas"/>
-          <w:color w:val="24292E"/>
-          <w:sz w:val="21"/>
-          <w:szCs w:val="21"/>
-        </w:rPr>
-        <w:t>.Empty</w:t>
-      </w:r>
-      <w:proofErr w:type="spellEnd"/>
+      <w:r>
+        <w:rPr>
+          <w:rFonts w:ascii="Consolas" w:hAnsi="Consolas"/>
+          <w:color w:val="005CC5"/>
+          <w:sz w:val="21"/>
+          <w:szCs w:val="21"/>
+        </w:rPr>
+        <w:t>0</w:t>
+      </w:r>
       <w:r>
         <w:rPr>
           <w:rFonts w:ascii="Consolas" w:hAnsi="Consolas"/>
@@ -19444,7 +19783,7 @@
           <w:sz w:val="21"/>
           <w:szCs w:val="21"/>
         </w:rPr>
-        <w:t>SlideCount</w:t>
+        <w:t>StatusMessage</w:t>
       </w:r>
       <w:proofErr w:type="spellEnd"/>
       <w:r>
@@ -19477,11 +19816,11 @@
       <w:r>
         <w:rPr>
           <w:rFonts w:ascii="Consolas" w:hAnsi="Consolas"/>
-          <w:color w:val="005CC5"/>
-          <w:sz w:val="21"/>
-          <w:szCs w:val="21"/>
-        </w:rPr>
-        <w:t>0</w:t>
+          <w:color w:val="032F62"/>
+          <w:sz w:val="21"/>
+          <w:szCs w:val="21"/>
+        </w:rPr>
+        <w:t>"Всі поля очищено."</w:t>
       </w:r>
       <w:r>
         <w:rPr>
@@ -19523,7 +19862,7 @@
           <w:sz w:val="21"/>
           <w:szCs w:val="21"/>
         </w:rPr>
-        <w:t>StatusMessage</w:t>
+        <w:t>CurrentDocument</w:t>
       </w:r>
       <w:proofErr w:type="spellEnd"/>
       <w:r>
@@ -19553,15 +19892,17 @@
         </w:rPr>
         <w:t xml:space="preserve"> </w:t>
       </w:r>
-      <w:r>
-        <w:rPr>
-          <w:rFonts w:ascii="Consolas" w:hAnsi="Consolas"/>
-          <w:color w:val="032F62"/>
-          <w:sz w:val="21"/>
-          <w:szCs w:val="21"/>
-        </w:rPr>
-        <w:t>"Всі поля очищено."</w:t>
-      </w:r>
+      <w:proofErr w:type="spellStart"/>
+      <w:r>
+        <w:rPr>
+          <w:rFonts w:ascii="Consolas" w:hAnsi="Consolas"/>
+          <w:color w:val="005CC5"/>
+          <w:sz w:val="21"/>
+          <w:szCs w:val="21"/>
+        </w:rPr>
+        <w:t>null</w:t>
+      </w:r>
+      <w:proofErr w:type="spellEnd"/>
       <w:r>
         <w:rPr>
           <w:rFonts w:ascii="Consolas" w:hAnsi="Consolas"/>
@@ -19592,87 +19933,6 @@
           <w:sz w:val="21"/>
           <w:szCs w:val="21"/>
         </w:rPr>
-        <w:t xml:space="preserve">            </w:t>
-      </w:r>
-      <w:proofErr w:type="spellStart"/>
-      <w:r>
-        <w:rPr>
-          <w:rFonts w:ascii="Consolas" w:hAnsi="Consolas"/>
-          <w:color w:val="24292E"/>
-          <w:sz w:val="21"/>
-          <w:szCs w:val="21"/>
-        </w:rPr>
-        <w:t>CurrentDocument</w:t>
-      </w:r>
-      <w:proofErr w:type="spellEnd"/>
-      <w:r>
-        <w:rPr>
-          <w:rFonts w:ascii="Consolas" w:hAnsi="Consolas"/>
-          <w:color w:val="24292E"/>
-          <w:sz w:val="21"/>
-          <w:szCs w:val="21"/>
-        </w:rPr>
-        <w:t xml:space="preserve"> </w:t>
-      </w:r>
-      <w:r>
-        <w:rPr>
-          <w:rFonts w:ascii="Consolas" w:hAnsi="Consolas"/>
-          <w:color w:val="D73A49"/>
-          <w:sz w:val="21"/>
-          <w:szCs w:val="21"/>
-        </w:rPr>
-        <w:t>=</w:t>
-      </w:r>
-      <w:r>
-        <w:rPr>
-          <w:rFonts w:ascii="Consolas" w:hAnsi="Consolas"/>
-          <w:color w:val="24292E"/>
-          <w:sz w:val="21"/>
-          <w:szCs w:val="21"/>
-        </w:rPr>
-        <w:t xml:space="preserve"> </w:t>
-      </w:r>
-      <w:proofErr w:type="spellStart"/>
-      <w:r>
-        <w:rPr>
-          <w:rFonts w:ascii="Consolas" w:hAnsi="Consolas"/>
-          <w:color w:val="005CC5"/>
-          <w:sz w:val="21"/>
-          <w:szCs w:val="21"/>
-        </w:rPr>
-        <w:t>null</w:t>
-      </w:r>
-      <w:proofErr w:type="spellEnd"/>
-      <w:r>
-        <w:rPr>
-          <w:rFonts w:ascii="Consolas" w:hAnsi="Consolas"/>
-          <w:color w:val="24292E"/>
-          <w:sz w:val="21"/>
-          <w:szCs w:val="21"/>
-        </w:rPr>
-        <w:t>;</w:t>
-      </w:r>
-    </w:p>
-    <w:p>
-      <w:pPr>
-        <w:shd w:val="clear" w:color="auto" w:fill="FFFFFF"/>
-        <w:spacing w:after="0" w:line="240" w:lineRule="auto"/>
-        <w:ind w:left="0" w:firstLine="0"/>
-        <w:jc w:val="left"/>
-        <w:rPr>
-          <w:rFonts w:ascii="Consolas" w:hAnsi="Consolas"/>
-          <w:color w:val="24292E"/>
-          <w:sz w:val="21"/>
-          <w:szCs w:val="21"/>
-        </w:rPr>
-      </w:pPr>
-      <w:r>
-        <w:rPr>
-          <w:rFonts w:ascii="Consolas" w:hAnsi="Consolas"/>
-          <w:color w:val="24292E"/>
-          <w:sz w:val="21"/>
-          <w:szCs w:val="21"/>
-        </w:rPr>
         <w:t>        }</w:t>
       </w:r>
     </w:p>
@@ -19690,7 +19950,21 @@
           <w:color w:val="auto"/>
           <w:szCs w:val="28"/>
         </w:rPr>
-        <w:t xml:space="preserve">Окрім цього, у додатку передбачено можливість виводу інформації про створений або завантажений документ. Деталі документа відображаються у відповідному вікні або панелі — залежно від реалізації </w:t>
+        <w:t xml:space="preserve">Окрім цього, у додатку передбачено можливість виводу інформації про створений або завантажений документ. Деталі документа відображаються у відповідному вікні або панелі </w:t>
+      </w:r>
+      <w:r>
+        <w:rPr>
+          <w:color w:val="auto"/>
+          <w:szCs w:val="28"/>
+        </w:rPr>
+        <w:t>-</w:t>
+      </w:r>
+      <w:r>
+        <w:rPr>
+          <w:color w:val="auto"/>
+          <w:szCs w:val="28"/>
+        </w:rPr>
+        <w:t xml:space="preserve"> залежно від реалізації </w:t>
       </w:r>
       <w:proofErr w:type="spellStart"/>
       <w:r>
@@ -22675,7 +22949,49 @@
           <w:color w:val="auto"/>
           <w:szCs w:val="28"/>
         </w:rPr>
-        <w:t>Збереження документів в JSON форматі</w:t>
+        <w:t>Збереження документів в JSON</w:t>
+      </w:r>
+      <w:r>
+        <w:rPr>
+          <w:rStyle w:val="a7"/>
+          <w:color w:val="auto"/>
+          <w:szCs w:val="28"/>
+          <w:lang w:val="ru-RU"/>
+        </w:rPr>
+        <w:t xml:space="preserve"> </w:t>
+      </w:r>
+      <w:r>
+        <w:rPr>
+          <w:rStyle w:val="a7"/>
+          <w:color w:val="auto"/>
+          <w:szCs w:val="28"/>
+        </w:rPr>
+        <w:t xml:space="preserve">та </w:t>
+      </w:r>
+      <w:r>
+        <w:rPr>
+          <w:rStyle w:val="a7"/>
+          <w:color w:val="auto"/>
+          <w:szCs w:val="28"/>
+          <w:lang w:val="en-US"/>
+        </w:rPr>
+        <w:t>XML</w:t>
+      </w:r>
+      <w:r>
+        <w:rPr>
+          <w:rStyle w:val="a7"/>
+          <w:color w:val="auto"/>
+          <w:szCs w:val="28"/>
+        </w:rPr>
+        <w:t xml:space="preserve"> формат</w:t>
+      </w:r>
+      <w:r>
+        <w:rPr>
+          <w:rStyle w:val="a7"/>
+          <w:color w:val="auto"/>
+          <w:szCs w:val="28"/>
+        </w:rPr>
+        <w:t>ах</w:t>
       </w:r>
     </w:p>
     <w:p>
@@ -22696,7 +23012,22 @@
           <w:color w:val="auto"/>
           <w:szCs w:val="28"/>
         </w:rPr>
-        <w:t>Тестування включало створення документа з різними полями, а потім збереження його у форматі JSON.</w:t>
+        <w:t>Тестування включало створення документа з різними полями, а потім збереження його у форматі JSON</w:t>
+      </w:r>
+      <w:r>
+        <w:rPr>
+          <w:color w:val="auto"/>
+          <w:szCs w:val="28"/>
+        </w:rPr>
+        <w:t xml:space="preserve"> та </w:t>
+      </w:r>
+      <w:r>
+        <w:rPr>
+          <w:color w:val="auto"/>
+          <w:szCs w:val="28"/>
+          <w:lang w:val="en-US"/>
+        </w:rPr>
+        <w:t>XML</w:t>
       </w:r>
     </w:p>
     <w:p>
@@ -22743,6 +23074,26 @@
     </w:p>
     <w:p>
       <w:pPr>
+        <w:spacing w:before="100" w:beforeAutospacing="1" w:after="100" w:afterAutospacing="1" w:line="360" w:lineRule="auto"/>
+        <w:jc w:val="left"/>
+        <w:rPr>
+          <w:color w:val="auto"/>
+          <w:szCs w:val="28"/>
+        </w:rPr>
+      </w:pPr>
+    </w:p>
+    <w:p>
+      <w:pPr>
+        <w:spacing w:before="100" w:beforeAutospacing="1" w:after="100" w:afterAutospacing="1" w:line="360" w:lineRule="auto"/>
+        <w:jc w:val="left"/>
+        <w:rPr>
+          <w:color w:val="auto"/>
+          <w:szCs w:val="28"/>
+        </w:rPr>
+      </w:pPr>
+    </w:p>
+    <w:p>
+      <w:pPr>
         <w:numPr>
           <w:ilvl w:val="0"/>
           <w:numId w:val="19"/>
@@ -22760,51 +23111,7 @@
           <w:color w:val="auto"/>
           <w:szCs w:val="28"/>
         </w:rPr>
-        <w:t>Збереження документів в XML форматі</w:t>
-      </w:r>
-    </w:p>
-    <w:p>
-      <w:pPr>
-        <w:pStyle w:val="ab"/>
-        <w:numPr>
-          <w:ilvl w:val="1"/>
-          <w:numId w:val="35"/>
-        </w:numPr>
-        <w:spacing w:before="100" w:beforeAutospacing="1" w:after="100" w:afterAutospacing="1" w:line="360" w:lineRule="auto"/>
-        <w:jc w:val="left"/>
-        <w:rPr>
-          <w:color w:val="auto"/>
-          <w:szCs w:val="28"/>
-        </w:rPr>
-      </w:pPr>
-      <w:r>
-        <w:rPr>
-          <w:color w:val="auto"/>
-          <w:szCs w:val="28"/>
-        </w:rPr>
         <w:lastRenderedPageBreak/>
-        <w:t>Подібне тестування було виконано для формату XML. Перевірено, що файл зберігається в коректному форматі та містить усі необхідні дані.</w:t>
-      </w:r>
-    </w:p>
-    <w:p>
-      <w:pPr>
-        <w:numPr>
-          <w:ilvl w:val="0"/>
-          <w:numId w:val="19"/>
-        </w:numPr>
-        <w:spacing w:before="100" w:beforeAutospacing="1" w:after="100" w:afterAutospacing="1" w:line="360" w:lineRule="auto"/>
-        <w:jc w:val="left"/>
-        <w:rPr>
-          <w:color w:val="auto"/>
-          <w:szCs w:val="28"/>
-        </w:rPr>
-      </w:pPr>
-      <w:r>
-        <w:rPr>
-          <w:rStyle w:val="a7"/>
-          <w:color w:val="auto"/>
-          <w:szCs w:val="28"/>
-        </w:rPr>
         <w:t>Завантаження документів з файлів JSON та XML</w:t>
       </w:r>
     </w:p>
@@ -22972,7 +23279,21 @@
           <w:color w:val="auto"/>
           <w:szCs w:val="28"/>
         </w:rPr>
-        <w:t>Один із важливих аспектів тестування — це перевірка обробки помилок при некоректному введенні даних або неправильному форматі файлів. Для цього були перевірені такі сценарії:</w:t>
+        <w:t xml:space="preserve">Один із важливих аспектів тестування </w:t>
+      </w:r>
+      <w:r>
+        <w:rPr>
+          <w:color w:val="auto"/>
+          <w:szCs w:val="28"/>
+        </w:rPr>
+        <w:t>-</w:t>
+      </w:r>
+      <w:r>
+        <w:rPr>
+          <w:color w:val="auto"/>
+          <w:szCs w:val="28"/>
+        </w:rPr>
+        <w:t xml:space="preserve"> це перевірка обробки помилок при некоректному введенні даних або неправильному форматі файлів. Для цього були перевірені такі сценарії:</w:t>
       </w:r>
     </w:p>
     <w:p>
@@ -23013,7 +23334,6 @@
           <w:color w:val="auto"/>
           <w:szCs w:val="28"/>
         </w:rPr>
-        <w:lastRenderedPageBreak/>
         <w:t>Якщо користувач не заповнив обов'язкові поля (наприклад, "Назва документа" чи "Автор"), програма повинна відобразити відповідне повідомлення про помилку.</w:t>
       </w:r>
     </w:p>
@@ -23036,6 +23356,7 @@
           <w:color w:val="auto"/>
           <w:szCs w:val="28"/>
         </w:rPr>
+        <w:lastRenderedPageBreak/>
         <w:t>Якщо користувач намагається зберегти файл у неправильному форматі (наприклад, введення некоректного значення у числове поле), програма повинна вивести попередження.</w:t>
       </w:r>
     </w:p>
@@ -24331,7 +24652,39 @@
           <w:sz w:val="28"/>
           <w:szCs w:val="28"/>
         </w:rPr>
-        <w:t>. — Харків: ХНУРЕ, 2021. — 312 с.</w:t>
+        <w:t xml:space="preserve">. </w:t>
+      </w:r>
+      <w:r>
+        <w:rPr>
+          <w:rStyle w:val="fadeinm1hgl8"/>
+          <w:sz w:val="28"/>
+          <w:szCs w:val="28"/>
+        </w:rPr>
+        <w:t>-</w:t>
+      </w:r>
+      <w:r>
+        <w:rPr>
+          <w:rStyle w:val="fadeinm1hgl8"/>
+          <w:sz w:val="28"/>
+          <w:szCs w:val="28"/>
+        </w:rPr>
+        <w:t xml:space="preserve"> Харків: ХНУРЕ, 2021. </w:t>
+      </w:r>
+      <w:r>
+        <w:rPr>
+          <w:rStyle w:val="fadeinm1hgl8"/>
+          <w:sz w:val="28"/>
+          <w:szCs w:val="28"/>
+        </w:rPr>
+        <w:t>-</w:t>
+      </w:r>
+      <w:r>
+        <w:rPr>
+          <w:rStyle w:val="fadeinm1hgl8"/>
+          <w:sz w:val="28"/>
+          <w:szCs w:val="28"/>
+        </w:rPr>
+        <w:t xml:space="preserve"> 312 с.</w:t>
       </w:r>
     </w:p>
     <w:p>
@@ -24471,25 +24824,57 @@
           <w:sz w:val="28"/>
           <w:szCs w:val="28"/>
         </w:rPr>
-        <w:t xml:space="preserve"> .NET 6. — </w:t>
-      </w:r>
-      <w:proofErr w:type="spellStart"/>
+        <w:t xml:space="preserve"> .NET 6. </w:t>
+      </w:r>
       <w:r>
         <w:rPr>
           <w:rStyle w:val="fadeinm1hgl8"/>
           <w:sz w:val="28"/>
           <w:szCs w:val="28"/>
         </w:rPr>
-        <w:t>Apress</w:t>
-      </w:r>
-      <w:proofErr w:type="spellEnd"/>
+        <w:t>-</w:t>
+      </w:r>
       <w:r>
         <w:rPr>
           <w:rStyle w:val="fadeinm1hgl8"/>
           <w:sz w:val="28"/>
           <w:szCs w:val="28"/>
         </w:rPr>
-        <w:t>, 2022. — 1080 p.</w:t>
+        <w:t xml:space="preserve"> </w:t>
+      </w:r>
+      <w:proofErr w:type="spellStart"/>
+      <w:r>
+        <w:rPr>
+          <w:rStyle w:val="fadeinm1hgl8"/>
+          <w:sz w:val="28"/>
+          <w:szCs w:val="28"/>
+        </w:rPr>
+        <w:t>Apress</w:t>
+      </w:r>
+      <w:proofErr w:type="spellEnd"/>
+      <w:r>
+        <w:rPr>
+          <w:rStyle w:val="fadeinm1hgl8"/>
+          <w:sz w:val="28"/>
+          <w:szCs w:val="28"/>
+        </w:rPr>
+        <w:t xml:space="preserve">, 2022. </w:t>
+      </w:r>
+      <w:r>
+        <w:rPr>
+          <w:rStyle w:val="fadeinm1hgl8"/>
+          <w:sz w:val="28"/>
+          <w:szCs w:val="28"/>
+        </w:rPr>
+        <w:t>-</w:t>
+      </w:r>
+      <w:r>
+        <w:rPr>
+          <w:rStyle w:val="fadeinm1hgl8"/>
+          <w:sz w:val="28"/>
+          <w:szCs w:val="28"/>
+        </w:rPr>
+        <w:t xml:space="preserve"> 1080 p.</w:t>
       </w:r>
     </w:p>
     <w:p>
@@ -24575,7 +24960,39 @@
           <w:sz w:val="28"/>
           <w:szCs w:val="28"/>
         </w:rPr>
-        <w:t>. — Київ: КНУ, 2020. — 180 с.</w:t>
+        <w:t xml:space="preserve">. </w:t>
+      </w:r>
+      <w:r>
+        <w:rPr>
+          <w:rStyle w:val="fadeinm1hgl8"/>
+          <w:sz w:val="28"/>
+          <w:szCs w:val="28"/>
+        </w:rPr>
+        <w:t>-</w:t>
+      </w:r>
+      <w:r>
+        <w:rPr>
+          <w:rStyle w:val="fadeinm1hgl8"/>
+          <w:sz w:val="28"/>
+          <w:szCs w:val="28"/>
+        </w:rPr>
+        <w:t xml:space="preserve"> Київ: КНУ, 2020. </w:t>
+      </w:r>
+      <w:r>
+        <w:rPr>
+          <w:rStyle w:val="fadeinm1hgl8"/>
+          <w:sz w:val="28"/>
+          <w:szCs w:val="28"/>
+        </w:rPr>
+        <w:t>-</w:t>
+      </w:r>
+      <w:r>
+        <w:rPr>
+          <w:rStyle w:val="fadeinm1hgl8"/>
+          <w:sz w:val="28"/>
+          <w:szCs w:val="28"/>
+        </w:rPr>
+        <w:t xml:space="preserve"> 180 с.</w:t>
       </w:r>
     </w:p>
     <w:p>
@@ -24633,7 +25050,39 @@
           <w:sz w:val="28"/>
           <w:szCs w:val="28"/>
         </w:rPr>
-        <w:t>. Елементи повторно використовуваних об'єктно-орієнтованих програм. — Київ: Діалектика, 2002. — 395 с.</w:t>
+        <w:t xml:space="preserve">. Елементи повторно використовуваних об'єктно-орієнтованих програм. </w:t>
+      </w:r>
+      <w:r>
+        <w:rPr>
+          <w:rStyle w:val="fadeinm1hgl8"/>
+          <w:sz w:val="28"/>
+          <w:szCs w:val="28"/>
+        </w:rPr>
+        <w:t>-</w:t>
+      </w:r>
+      <w:r>
+        <w:rPr>
+          <w:rStyle w:val="fadeinm1hgl8"/>
+          <w:sz w:val="28"/>
+          <w:szCs w:val="28"/>
+        </w:rPr>
+        <w:t xml:space="preserve"> Київ: Діалектика, 2002. </w:t>
+      </w:r>
+      <w:r>
+        <w:rPr>
+          <w:rStyle w:val="fadeinm1hgl8"/>
+          <w:sz w:val="28"/>
+          <w:szCs w:val="28"/>
+        </w:rPr>
+        <w:t>-</w:t>
+      </w:r>
+      <w:r>
+        <w:rPr>
+          <w:rStyle w:val="fadeinm1hgl8"/>
+          <w:sz w:val="28"/>
+          <w:szCs w:val="28"/>
+        </w:rPr>
+        <w:t xml:space="preserve"> 395 с.</w:t>
       </w:r>
     </w:p>
     <w:p>
@@ -24709,7 +25158,23 @@
           <w:sz w:val="28"/>
           <w:szCs w:val="28"/>
         </w:rPr>
-        <w:t xml:space="preserve"> (WPF) [Електронний ресурс]. — Режим доступу: </w:t>
+        <w:t xml:space="preserve"> (WPF) [Електронний ресурс]. </w:t>
+      </w:r>
+      <w:r>
+        <w:rPr>
+          <w:rStyle w:val="fadeinm1hgl8"/>
+          <w:sz w:val="28"/>
+          <w:szCs w:val="28"/>
+        </w:rPr>
+        <w:t>-</w:t>
+      </w:r>
+      <w:r>
+        <w:rPr>
+          <w:rStyle w:val="fadeinm1hgl8"/>
+          <w:sz w:val="28"/>
+          <w:szCs w:val="28"/>
+        </w:rPr>
+        <w:t xml:space="preserve"> Режим доступу: </w:t>
       </w:r>
       <w:hyperlink r:id="rId19" w:tgtFrame="_new" w:history="1">
         <w:r>
@@ -24761,7 +25226,23 @@
           <w:sz w:val="28"/>
           <w:szCs w:val="28"/>
         </w:rPr>
-        <w:t xml:space="preserve">. Абстрактні класи і методи (C#) [Електронний ресурс]. — Режим доступу: </w:t>
+        <w:t xml:space="preserve">. Абстрактні класи і методи (C#) [Електронний ресурс]. </w:t>
+      </w:r>
+      <w:r>
+        <w:rPr>
+          <w:rStyle w:val="fadeinm1hgl8"/>
+          <w:sz w:val="28"/>
+          <w:szCs w:val="28"/>
+        </w:rPr>
+        <w:t>-</w:t>
+      </w:r>
+      <w:r>
+        <w:rPr>
+          <w:rStyle w:val="fadeinm1hgl8"/>
+          <w:sz w:val="28"/>
+          <w:szCs w:val="28"/>
+        </w:rPr>
+        <w:t xml:space="preserve"> Режим доступу: </w:t>
       </w:r>
       <w:hyperlink r:id="rId20" w:tgtFrame="_new" w:history="1">
         <w:r>
@@ -24823,7 +25304,23 @@
           <w:sz w:val="28"/>
           <w:szCs w:val="28"/>
         </w:rPr>
-        <w:t xml:space="preserve"> [Електронний ресурс]. — Режим доступу: https://www.newtonsoft.com/json/help/html/Introduction.htm</w:t>
+        <w:t xml:space="preserve"> [Електронний ресурс]. </w:t>
+      </w:r>
+      <w:r>
+        <w:rPr>
+          <w:rStyle w:val="fadeinm1hgl8"/>
+          <w:sz w:val="28"/>
+          <w:szCs w:val="28"/>
+        </w:rPr>
+        <w:t>-</w:t>
+      </w:r>
+      <w:r>
+        <w:rPr>
+          <w:rStyle w:val="fadeinm1hgl8"/>
+          <w:sz w:val="28"/>
+          <w:szCs w:val="28"/>
+        </w:rPr>
+        <w:t xml:space="preserve"> Режим доступу: https://www.newtonsoft.com/json/help/html/Introduction.htm</w:t>
       </w:r>
     </w:p>
     <w:p>
@@ -24863,7 +25360,23 @@
           <w:sz w:val="28"/>
           <w:szCs w:val="28"/>
         </w:rPr>
-        <w:t xml:space="preserve"> [Електронний ресурс]. — Режим доступу: </w:t>
+        <w:t xml:space="preserve"> [Електронний ресурс]. </w:t>
+      </w:r>
+      <w:r>
+        <w:rPr>
+          <w:rStyle w:val="fadeinm1hgl8"/>
+          <w:sz w:val="28"/>
+          <w:szCs w:val="28"/>
+        </w:rPr>
+        <w:t>-</w:t>
+      </w:r>
+      <w:r>
+        <w:rPr>
+          <w:rStyle w:val="fadeinm1hgl8"/>
+          <w:sz w:val="28"/>
+          <w:szCs w:val="28"/>
+        </w:rPr>
+        <w:t xml:space="preserve"> Режим доступу: </w:t>
       </w:r>
       <w:hyperlink r:id="rId21" w:tgtFrame="_new" w:history="1">
         <w:r>
@@ -24897,7 +25410,39 @@
           <w:sz w:val="28"/>
           <w:szCs w:val="28"/>
         </w:rPr>
-        <w:t>Пономаренко В. С. Основи програмної інженерії. — Харків: ХНУРЕ, 2020. — 210 с.</w:t>
+        <w:t xml:space="preserve">Пономаренко В. С. Основи програмної інженерії. </w:t>
+      </w:r>
+      <w:r>
+        <w:rPr>
+          <w:rStyle w:val="fadeinm1hgl8"/>
+          <w:sz w:val="28"/>
+          <w:szCs w:val="28"/>
+        </w:rPr>
+        <w:t>-</w:t>
+      </w:r>
+      <w:r>
+        <w:rPr>
+          <w:rStyle w:val="fadeinm1hgl8"/>
+          <w:sz w:val="28"/>
+          <w:szCs w:val="28"/>
+        </w:rPr>
+        <w:t xml:space="preserve"> Харків: ХНУРЕ, 2020. </w:t>
+      </w:r>
+      <w:r>
+        <w:rPr>
+          <w:rStyle w:val="fadeinm1hgl8"/>
+          <w:sz w:val="28"/>
+          <w:szCs w:val="28"/>
+        </w:rPr>
+        <w:t>-</w:t>
+      </w:r>
+      <w:r>
+        <w:rPr>
+          <w:rStyle w:val="fadeinm1hgl8"/>
+          <w:sz w:val="28"/>
+          <w:szCs w:val="28"/>
+        </w:rPr>
+        <w:t xml:space="preserve"> 210 с.</w:t>
       </w:r>
     </w:p>
     <w:p>
@@ -24918,7 +25463,7 @@
           <w:rStyle w:val="fadeinm1hgl8"/>
           <w:sz w:val="28"/>
           <w:szCs w:val="28"/>
-          <w:lang w:val="en-US"/>
+          <w:lang w:val="ru-RU"/>
         </w:rPr>
         <w:t xml:space="preserve"> </w:t>
       </w:r>
@@ -24964,18 +25509,16 @@
           <w:sz w:val="28"/>
           <w:szCs w:val="28"/>
         </w:rPr>
-        <w:t xml:space="preserve"> — </w:t>
-      </w:r>
-      <w:proofErr w:type="spellStart"/>
+        <w:t xml:space="preserve"> </w:t>
+      </w:r>
       <w:r>
         <w:rPr>
           <w:rStyle w:val="fadeinm1hgl8"/>
           <w:sz w:val="28"/>
           <w:szCs w:val="28"/>
         </w:rPr>
-        <w:t>Document</w:t>
-      </w:r>
-      <w:proofErr w:type="spellEnd"/>
+        <w:t>-</w:t>
+      </w:r>
       <w:r>
         <w:rPr>
           <w:rStyle w:val="fadeinm1hgl8"/>
@@ -24991,7 +25534,7 @@
           <w:sz w:val="28"/>
           <w:szCs w:val="28"/>
         </w:rPr>
-        <w:t>description</w:t>
+        <w:t>Document</w:t>
       </w:r>
       <w:proofErr w:type="spellEnd"/>
       <w:r>
@@ -25009,7 +25552,7 @@
           <w:sz w:val="28"/>
           <w:szCs w:val="28"/>
         </w:rPr>
-        <w:t>and</w:t>
+        <w:t>description</w:t>
       </w:r>
       <w:proofErr w:type="spellEnd"/>
       <w:r>
@@ -25027,7 +25570,7 @@
           <w:sz w:val="28"/>
           <w:szCs w:val="28"/>
         </w:rPr>
-        <w:t>processing</w:t>
+        <w:t>and</w:t>
       </w:r>
       <w:proofErr w:type="spellEnd"/>
       <w:r>
@@ -25045,7 +25588,7 @@
           <w:sz w:val="28"/>
           <w:szCs w:val="28"/>
         </w:rPr>
-        <w:t>languages</w:t>
+        <w:t>processing</w:t>
       </w:r>
       <w:proofErr w:type="spellEnd"/>
       <w:r>
@@ -25054,7 +25597,7 @@
           <w:sz w:val="28"/>
           <w:szCs w:val="28"/>
         </w:rPr>
-        <w:t xml:space="preserve"> — Office </w:t>
+        <w:t xml:space="preserve"> </w:t>
       </w:r>
       <w:proofErr w:type="spellStart"/>
       <w:r>
@@ -25063,7 +25606,7 @@
           <w:sz w:val="28"/>
           <w:szCs w:val="28"/>
         </w:rPr>
-        <w:t>Open</w:t>
+        <w:t>languages</w:t>
       </w:r>
       <w:proofErr w:type="spellEnd"/>
       <w:r>
@@ -25072,25 +25615,23 @@
           <w:sz w:val="28"/>
           <w:szCs w:val="28"/>
         </w:rPr>
-        <w:t xml:space="preserve"> XML </w:t>
-      </w:r>
-      <w:proofErr w:type="spellStart"/>
+        <w:t xml:space="preserve"> </w:t>
+      </w:r>
       <w:r>
         <w:rPr>
           <w:rStyle w:val="fadeinm1hgl8"/>
           <w:sz w:val="28"/>
           <w:szCs w:val="28"/>
         </w:rPr>
-        <w:t>File</w:t>
-      </w:r>
-      <w:proofErr w:type="spellEnd"/>
+        <w:t>-</w:t>
+      </w:r>
       <w:r>
         <w:rPr>
           <w:rStyle w:val="fadeinm1hgl8"/>
           <w:sz w:val="28"/>
           <w:szCs w:val="28"/>
         </w:rPr>
-        <w:t xml:space="preserve"> </w:t>
+        <w:t xml:space="preserve"> Office </w:t>
       </w:r>
       <w:proofErr w:type="spellStart"/>
       <w:r>
@@ -25099,7 +25640,7 @@
           <w:sz w:val="28"/>
           <w:szCs w:val="28"/>
         </w:rPr>
-        <w:t>Formats</w:t>
+        <w:t>Open</w:t>
       </w:r>
       <w:proofErr w:type="spellEnd"/>
       <w:r>
@@ -25108,7 +25649,59 @@
           <w:sz w:val="28"/>
           <w:szCs w:val="28"/>
         </w:rPr>
-        <w:t xml:space="preserve"> — </w:t>
+        <w:t xml:space="preserve"> XML </w:t>
+      </w:r>
+      <w:proofErr w:type="spellStart"/>
+      <w:r>
+        <w:rPr>
+          <w:rStyle w:val="fadeinm1hgl8"/>
+          <w:sz w:val="28"/>
+          <w:szCs w:val="28"/>
+        </w:rPr>
+        <w:t>File</w:t>
+      </w:r>
+      <w:proofErr w:type="spellEnd"/>
+      <w:r>
+        <w:rPr>
+          <w:rStyle w:val="fadeinm1hgl8"/>
+          <w:sz w:val="28"/>
+          <w:szCs w:val="28"/>
+        </w:rPr>
+        <w:t xml:space="preserve"> </w:t>
+      </w:r>
+      <w:proofErr w:type="spellStart"/>
+      <w:r>
+        <w:rPr>
+          <w:rStyle w:val="fadeinm1hgl8"/>
+          <w:sz w:val="28"/>
+          <w:szCs w:val="28"/>
+        </w:rPr>
+        <w:t>Formats</w:t>
+      </w:r>
+      <w:proofErr w:type="spellEnd"/>
+      <w:r>
+        <w:rPr>
+          <w:rStyle w:val="fadeinm1hgl8"/>
+          <w:sz w:val="28"/>
+          <w:szCs w:val="28"/>
+        </w:rPr>
+        <w:t xml:space="preserve"> </w:t>
+      </w:r>
+      <w:r>
+        <w:rPr>
+          <w:rStyle w:val="fadeinm1hgl8"/>
+          <w:sz w:val="28"/>
+          <w:szCs w:val="28"/>
+        </w:rPr>
+        <w:t>-</w:t>
+      </w:r>
+      <w:r>
+        <w:rPr>
+          <w:rStyle w:val="fadeinm1hgl8"/>
+          <w:sz w:val="28"/>
+          <w:szCs w:val="28"/>
+        </w:rPr>
+        <w:t xml:space="preserve"> </w:t>
       </w:r>
       <w:proofErr w:type="spellStart"/>
       <w:r>

--- a/Курсова робота/звіт.docx
+++ b/Курсова робота/звіт.docx
@@ -8037,6 +8037,9 @@
         <w:t>8</w:t>
       </w:r>
       <w:r>
+        <w:t>.</w:t>
+      </w:r>
+      <w:r>
         <w:t xml:space="preserve"> </w:t>
       </w:r>
       <w:r>
@@ -8315,7 +8318,13 @@
       </w:pPr>
       <w:bookmarkStart w:id="12" w:name="_Toc198225878"/>
       <w:r>
-        <w:t>2.1 О</w:t>
+        <w:t>2.1</w:t>
+      </w:r>
+      <w:r>
+        <w:t>.</w:t>
+      </w:r>
+      <w:r>
+        <w:t xml:space="preserve"> О</w:t>
       </w:r>
       <w:r>
         <w:t>пис реалізації</w:t>
@@ -9745,6 +9754,9 @@
       <w:r>
         <w:lastRenderedPageBreak/>
         <w:t>2.1.2</w:t>
+      </w:r>
+      <w:r>
+        <w:t>.</w:t>
       </w:r>
       <w:r>
         <w:t xml:space="preserve"> Приклад створення документа</w:t>
@@ -15008,6 +15020,9 @@
         <w:t>2.1.3</w:t>
       </w:r>
       <w:r>
+        <w:t>.</w:t>
+      </w:r>
+      <w:r>
         <w:t xml:space="preserve"> </w:t>
       </w:r>
       <w:r>
@@ -17552,6 +17567,9 @@
         <w:t>2.1.4</w:t>
       </w:r>
       <w:r>
+        <w:t>.</w:t>
+      </w:r>
+      <w:r>
         <w:t xml:space="preserve"> Завантаження шаблонів</w:t>
       </w:r>
       <w:bookmarkEnd w:id="16"/>
@@ -18624,7 +18642,13 @@
       </w:pPr>
       <w:bookmarkStart w:id="17" w:name="_Toc198225883"/>
       <w:r>
-        <w:t xml:space="preserve">2.1.5 </w:t>
+        <w:t>2.1.5</w:t>
+      </w:r>
+      <w:r>
+        <w:t>.</w:t>
+      </w:r>
+      <w:r>
+        <w:t xml:space="preserve"> </w:t>
       </w:r>
       <w:r>
         <w:t>Очищення полів, вивід інформації</w:t>
@@ -20041,6 +20065,9 @@
       <w:bookmarkStart w:id="18" w:name="_Toc198225884"/>
       <w:r>
         <w:t>2.1.6</w:t>
+      </w:r>
+      <w:r>
+        <w:t>.</w:t>
       </w:r>
       <w:r>
         <w:t xml:space="preserve"> </w:t>
@@ -20856,7 +20883,13 @@
       </w:pPr>
       <w:bookmarkStart w:id="19" w:name="_Toc198225885"/>
       <w:r>
-        <w:t>2.2 І</w:t>
+        <w:t>2.2</w:t>
+      </w:r>
+      <w:r>
+        <w:t>.</w:t>
+      </w:r>
+      <w:r>
+        <w:t xml:space="preserve"> І</w:t>
       </w:r>
       <w:r>
         <w:t>нтерфейс користувача</w:t>
@@ -22590,7 +22623,13 @@
       </w:pPr>
       <w:bookmarkStart w:id="20" w:name="_Toc198225886"/>
       <w:r>
-        <w:t>2.3 Т</w:t>
+        <w:t>2.3</w:t>
+      </w:r>
+      <w:r>
+        <w:t>.</w:t>
+      </w:r>
+      <w:r>
+        <w:t xml:space="preserve"> Т</w:t>
       </w:r>
       <w:r>
         <w:t>естування та налагодження</w:t>
@@ -22609,7 +22648,13 @@
       </w:pPr>
       <w:bookmarkStart w:id="21" w:name="_Toc198225887"/>
       <w:r>
-        <w:t xml:space="preserve">2.3.1 </w:t>
+        <w:t>2.3.1</w:t>
+      </w:r>
+      <w:r>
+        <w:t>.</w:t>
+      </w:r>
+      <w:r>
+        <w:t xml:space="preserve"> </w:t>
       </w:r>
       <w:r>
         <w:t>Тестування інтерфейсу користувача</w:t>
@@ -23526,7 +23571,13 @@
       </w:pPr>
       <w:bookmarkStart w:id="24" w:name="_Toc198225890"/>
       <w:r>
-        <w:t xml:space="preserve">2.3.4 </w:t>
+        <w:t>2.3.4</w:t>
+      </w:r>
+      <w:r>
+        <w:t>.</w:t>
+      </w:r>
+      <w:r>
+        <w:t xml:space="preserve"> </w:t>
       </w:r>
       <w:r>
         <w:t>Тестування продуктивності</w:t>
@@ -23646,7 +23697,13 @@
       <w:bookmarkStart w:id="25" w:name="_Toc198225891"/>
       <w:r>
         <w:lastRenderedPageBreak/>
-        <w:t xml:space="preserve">2.3.5 </w:t>
+        <w:t>2.3.5</w:t>
+      </w:r>
+      <w:r>
+        <w:t>.</w:t>
+      </w:r>
+      <w:r>
+        <w:t xml:space="preserve"> </w:t>
       </w:r>
       <w:r>
         <w:t>Підсумки тестування</w:t>
